--- a/labs/2425/PetStore/PetStore.docx
+++ b/labs/2425/PetStore/PetStore.docx
@@ -1,6 +1,6 @@
 
 <file path=word/document.xml><?xml version="1.0" encoding="utf-8"?>
-<w:document xmlns:wpc="http://schemas.microsoft.com/office/word/2010/wordprocessingCanvas" xmlns:cx="http://schemas.microsoft.com/office/drawing/2014/chartex" xmlns:cx1="http://schemas.microsoft.com/office/drawing/2015/9/8/chartex" xmlns:cx2="http://schemas.microsoft.com/office/drawing/2015/10/21/chartex" xmlns:cx3="http://schemas.microsoft.com/office/drawing/2016/5/9/chartex" xmlns:cx4="http://schemas.microsoft.com/office/drawing/2016/5/10/chartex" xmlns:cx5="http://schemas.microsoft.com/office/drawing/2016/5/11/chartex" xmlns:cx6="http://schemas.microsoft.com/office/drawing/2016/5/12/chartex" xmlns:cx7="http://schemas.microsoft.com/office/drawing/2016/5/13/chartex" xmlns:cx8="http://schemas.microsoft.com/office/drawing/2016/5/14/chartex" xmlns:mc="http://schemas.openxmlformats.org/markup-compatibility/2006" xmlns:aink="http://schemas.microsoft.com/office/drawing/2016/ink" xmlns:am3d="http://schemas.microsoft.com/office/drawing/2017/model3d" xmlns:o="urn:schemas-microsoft-com:office:office" xmlns:oel="http://schemas.microsoft.com/office/2019/extlst" xmlns:r="http://schemas.openxmlformats.org/officeDocument/2006/relationships" xmlns:m="http://schemas.openxmlformats.org/officeDocument/2006/math" xmlns:v="urn:schemas-microsoft-com:vml" xmlns:wp14="http://schemas.microsoft.com/office/word/2010/wordprocessingDrawing" xmlns:wp="http://schemas.openxmlformats.org/drawingml/2006/wordprocessingDrawing" xmlns:w10="urn:schemas-microsoft-com:office:word" xmlns:w="http://schemas.openxmlformats.org/wordprocessingml/2006/main" xmlns:w14="http://schemas.microsoft.com/office/word/2010/wordml" xmlns:w15="http://schemas.microsoft.com/office/word/2012/wordml" xmlns:w16cex="http://schemas.microsoft.com/office/word/2018/wordml/cex" xmlns:w16cid="http://schemas.microsoft.com/office/word/2016/wordml/cid" xmlns:w16="http://schemas.microsoft.com/office/word/2018/wordml" xmlns:w16sdtdh="http://schemas.microsoft.com/office/word/2020/wordml/sdtdatahash" xmlns:w16se="http://schemas.microsoft.com/office/word/2015/wordml/symex" xmlns:wpg="http://schemas.microsoft.com/office/word/2010/wordprocessingGroup" xmlns:wpi="http://schemas.microsoft.com/office/word/2010/wordprocessingInk" xmlns:wne="http://schemas.microsoft.com/office/word/2006/wordml" xmlns:wps="http://schemas.microsoft.com/office/word/2010/wordprocessingShape" mc:Ignorable="w14 w15 w16se w16cid w16 w16cex w16sdtdh wp14">
+<w:document xmlns:wpc="http://schemas.microsoft.com/office/word/2010/wordprocessingCanvas" xmlns:cx="http://schemas.microsoft.com/office/drawing/2014/chartex" xmlns:cx1="http://schemas.microsoft.com/office/drawing/2015/9/8/chartex" xmlns:cx2="http://schemas.microsoft.com/office/drawing/2015/10/21/chartex" xmlns:cx3="http://schemas.microsoft.com/office/drawing/2016/5/9/chartex" xmlns:cx4="http://schemas.microsoft.com/office/drawing/2016/5/10/chartex" xmlns:cx5="http://schemas.microsoft.com/office/drawing/2016/5/11/chartex" xmlns:cx6="http://schemas.microsoft.com/office/drawing/2016/5/12/chartex" xmlns:cx7="http://schemas.microsoft.com/office/drawing/2016/5/13/chartex" xmlns:cx8="http://schemas.microsoft.com/office/drawing/2016/5/14/chartex" xmlns:mc="http://schemas.openxmlformats.org/markup-compatibility/2006" xmlns:aink="http://schemas.microsoft.com/office/drawing/2016/ink" xmlns:am3d="http://schemas.microsoft.com/office/drawing/2017/model3d" xmlns:o="urn:schemas-microsoft-com:office:office" xmlns:oel="http://schemas.microsoft.com/office/2019/extlst" xmlns:r="http://schemas.openxmlformats.org/officeDocument/2006/relationships" xmlns:m="http://schemas.openxmlformats.org/officeDocument/2006/math" xmlns:v="urn:schemas-microsoft-com:vml" xmlns:wp14="http://schemas.microsoft.com/office/word/2010/wordprocessingDrawing" xmlns:wp="http://schemas.openxmlformats.org/drawingml/2006/wordprocessingDrawing" xmlns:w10="urn:schemas-microsoft-com:office:word" xmlns:w="http://schemas.openxmlformats.org/wordprocessingml/2006/main" xmlns:w14="http://schemas.microsoft.com/office/word/2010/wordml" xmlns:w15="http://schemas.microsoft.com/office/word/2012/wordml" xmlns:w16cex="http://schemas.microsoft.com/office/word/2018/wordml/cex" xmlns:w16cid="http://schemas.microsoft.com/office/word/2016/wordml/cid" xmlns:w16="http://schemas.microsoft.com/office/word/2018/wordml" xmlns:w16du="http://schemas.microsoft.com/office/word/2023/wordml/word16du" xmlns:w16sdtdh="http://schemas.microsoft.com/office/word/2020/wordml/sdtdatahash" xmlns:w16sdtfl="http://schemas.microsoft.com/office/word/2024/wordml/sdtformatlock" xmlns:w16se="http://schemas.microsoft.com/office/word/2015/wordml/symex" xmlns:wpg="http://schemas.microsoft.com/office/word/2010/wordprocessingGroup" xmlns:wpi="http://schemas.microsoft.com/office/word/2010/wordprocessingInk" xmlns:wne="http://schemas.microsoft.com/office/word/2006/wordml" xmlns:wps="http://schemas.microsoft.com/office/word/2010/wordprocessingShape" mc:Ignorable="w14 w15 w16se w16cid w16 w16cex w16sdtdh w16sdtfl w16du wp14">
   <w:body>
     <w:p>
       <w:pPr>
@@ -144,7 +144,6 @@
               <w:bottom w:val="single" w:sz="2" w:space="0" w:color="000001"/>
               <w:right w:val="single" w:sz="2" w:space="0" w:color="000001"/>
             </w:tcBorders>
-            <w:shd w:val="clear" w:color="auto" w:fill="auto"/>
           </w:tcPr>
           <w:p>
             <w:pPr>
@@ -751,6 +750,7 @@
           <w:lang w:val="en-US"/>
         </w:rPr>
       </w:pPr>
+      <w:proofErr w:type="spellStart"/>
       <w:r>
         <w:rPr>
           <w:rFonts w:ascii="Calibri" w:eastAsia="Times New Roman" w:hAnsi="Calibri" w:cs="Calibri"/>
@@ -758,8 +758,27 @@
           <w:lang w:val="en-US"/>
         </w:rPr>
         <w:lastRenderedPageBreak/>
-        <w:t>CrossCountryBike "IS A" MountainBike</w:t>
+        <w:t>CrossCountryBike</w:t>
       </w:r>
+      <w:proofErr w:type="spellEnd"/>
+      <w:r>
+        <w:rPr>
+          <w:rFonts w:ascii="Calibri" w:eastAsia="Times New Roman" w:hAnsi="Calibri" w:cs="Calibri"/>
+          <w:color w:val="000000"/>
+          <w:lang w:val="en-US"/>
+        </w:rPr>
+        <w:t xml:space="preserve"> "IS A" </w:t>
+      </w:r>
+      <w:proofErr w:type="spellStart"/>
+      <w:r>
+        <w:rPr>
+          <w:rFonts w:ascii="Calibri" w:eastAsia="Times New Roman" w:hAnsi="Calibri" w:cs="Calibri"/>
+          <w:color w:val="000000"/>
+          <w:lang w:val="en-US"/>
+        </w:rPr>
+        <w:t>MountainBike</w:t>
+      </w:r>
+      <w:proofErr w:type="spellEnd"/>
     </w:p>
     <w:p>
       <w:pPr>
@@ -774,14 +793,34 @@
           <w:lang w:val="en-US"/>
         </w:rPr>
       </w:pPr>
+      <w:proofErr w:type="spellStart"/>
       <w:r>
         <w:rPr>
           <w:rFonts w:ascii="Calibri" w:eastAsia="Times New Roman" w:hAnsi="Calibri" w:cs="Calibri"/>
           <w:color w:val="000000"/>
           <w:lang w:val="en-US"/>
         </w:rPr>
-        <w:t>DownhillBike "IS A" MountainBike</w:t>
+        <w:t>DownhillBike</w:t>
       </w:r>
+      <w:proofErr w:type="spellEnd"/>
+      <w:r>
+        <w:rPr>
+          <w:rFonts w:ascii="Calibri" w:eastAsia="Times New Roman" w:hAnsi="Calibri" w:cs="Calibri"/>
+          <w:color w:val="000000"/>
+          <w:lang w:val="en-US"/>
+        </w:rPr>
+        <w:t xml:space="preserve"> "IS A" </w:t>
+      </w:r>
+      <w:proofErr w:type="spellStart"/>
+      <w:r>
+        <w:rPr>
+          <w:rFonts w:ascii="Calibri" w:eastAsia="Times New Roman" w:hAnsi="Calibri" w:cs="Calibri"/>
+          <w:color w:val="000000"/>
+          <w:lang w:val="en-US"/>
+        </w:rPr>
+        <w:t>MountainBike</w:t>
+      </w:r>
+      <w:proofErr w:type="spellEnd"/>
     </w:p>
     <w:p>
       <w:pPr>
@@ -796,13 +835,23 @@
           <w:lang w:val="en-US"/>
         </w:rPr>
       </w:pPr>
+      <w:proofErr w:type="spellStart"/>
       <w:r>
         <w:rPr>
           <w:rFonts w:ascii="Calibri" w:eastAsia="Times New Roman" w:hAnsi="Calibri" w:cs="Calibri"/>
           <w:color w:val="000000"/>
           <w:lang w:val="en-US"/>
         </w:rPr>
-        <w:t>MountainBike "IS A" Bicycle</w:t>
+        <w:t>MountainBike</w:t>
+      </w:r>
+      <w:proofErr w:type="spellEnd"/>
+      <w:r>
+        <w:rPr>
+          <w:rFonts w:ascii="Calibri" w:eastAsia="Times New Roman" w:hAnsi="Calibri" w:cs="Calibri"/>
+          <w:color w:val="000000"/>
+          <w:lang w:val="en-US"/>
+        </w:rPr>
+        <w:t xml:space="preserve"> "IS A" Bicycle</w:t>
       </w:r>
     </w:p>
     <w:p>
@@ -948,7 +997,6 @@
               <w:bottom w:val="single" w:sz="4" w:space="0" w:color="000000"/>
               <w:right w:val="single" w:sz="4" w:space="0" w:color="000000"/>
             </w:tcBorders>
-            <w:shd w:val="clear" w:color="auto" w:fill="auto"/>
           </w:tcPr>
           <w:p>
             <w:pPr>
@@ -989,6 +1037,7 @@
                 <w:lang w:val="en-US"/>
               </w:rPr>
             </w:pPr>
+            <w:proofErr w:type="gramStart"/>
             <w:r>
               <w:rPr>
                 <w:rFonts w:ascii="Consolas" w:eastAsia="Times New Roman" w:hAnsi="Consolas" w:cs="Times New Roman"/>
@@ -999,6 +1048,7 @@
               </w:rPr>
               <w:t>public</w:t>
             </w:r>
+            <w:proofErr w:type="gramEnd"/>
             <w:r>
               <w:rPr>
                 <w:rFonts w:ascii="Consolas" w:eastAsia="Times New Roman" w:hAnsi="Consolas" w:cs="Times New Roman"/>
@@ -1027,8 +1077,20 @@
                 <w:szCs w:val="21"/>
                 <w:lang w:val="en-US"/>
               </w:rPr>
-              <w:t xml:space="preserve"> Pet{</w:t>
-            </w:r>
+              <w:t xml:space="preserve"> </w:t>
+            </w:r>
+            <w:proofErr w:type="gramStart"/>
+            <w:r>
+              <w:rPr>
+                <w:rFonts w:ascii="Consolas" w:eastAsia="Times New Roman" w:hAnsi="Consolas" w:cs="Times New Roman"/>
+                <w:color w:val="000000"/>
+                <w:sz w:val="21"/>
+                <w:szCs w:val="21"/>
+                <w:lang w:val="en-US"/>
+              </w:rPr>
+              <w:t>Pet{</w:t>
+            </w:r>
+            <w:proofErr w:type="gramEnd"/>
           </w:p>
           <w:p>
             <w:pPr>
@@ -1090,8 +1152,20 @@
                 <w:szCs w:val="21"/>
                 <w:lang w:val="en-US"/>
               </w:rPr>
-              <w:t xml:space="preserve"> name;</w:t>
-            </w:r>
+              <w:t xml:space="preserve"> </w:t>
+            </w:r>
+            <w:proofErr w:type="gramStart"/>
+            <w:r>
+              <w:rPr>
+                <w:rFonts w:ascii="Consolas" w:eastAsia="Times New Roman" w:hAnsi="Consolas" w:cs="Times New Roman"/>
+                <w:color w:val="000000"/>
+                <w:sz w:val="21"/>
+                <w:szCs w:val="21"/>
+                <w:lang w:val="en-US"/>
+              </w:rPr>
+              <w:t>name;</w:t>
+            </w:r>
+            <w:proofErr w:type="gramEnd"/>
           </w:p>
           <w:p>
             <w:pPr>
@@ -1153,8 +1227,20 @@
                 <w:szCs w:val="21"/>
                 <w:lang w:val="en-US"/>
               </w:rPr>
-              <w:t xml:space="preserve"> species;</w:t>
-            </w:r>
+              <w:t xml:space="preserve"> </w:t>
+            </w:r>
+            <w:proofErr w:type="gramStart"/>
+            <w:r>
+              <w:rPr>
+                <w:rFonts w:ascii="Consolas" w:eastAsia="Times New Roman" w:hAnsi="Consolas" w:cs="Times New Roman"/>
+                <w:color w:val="000000"/>
+                <w:sz w:val="21"/>
+                <w:szCs w:val="21"/>
+                <w:lang w:val="en-US"/>
+              </w:rPr>
+              <w:t>species;</w:t>
+            </w:r>
+            <w:proofErr w:type="gramEnd"/>
           </w:p>
           <w:p>
             <w:pPr>
@@ -1219,8 +1305,20 @@
                 <w:szCs w:val="21"/>
                 <w:lang w:val="en-US"/>
               </w:rPr>
-              <w:t xml:space="preserve"> Pet(</w:t>
-            </w:r>
+              <w:t xml:space="preserve"> </w:t>
+            </w:r>
+            <w:proofErr w:type="gramStart"/>
+            <w:r>
+              <w:rPr>
+                <w:rFonts w:ascii="Consolas" w:eastAsia="Times New Roman" w:hAnsi="Consolas" w:cs="Times New Roman"/>
+                <w:color w:val="000000"/>
+                <w:sz w:val="21"/>
+                <w:szCs w:val="21"/>
+                <w:lang w:val="en-US"/>
+              </w:rPr>
+              <w:t>Pet(</w:t>
+            </w:r>
+            <w:proofErr w:type="gramEnd"/>
             <w:r>
               <w:rPr>
                 <w:rFonts w:ascii="Consolas" w:eastAsia="Times New Roman" w:hAnsi="Consolas" w:cs="Times New Roman"/>
@@ -1259,8 +1357,20 @@
                 <w:szCs w:val="21"/>
                 <w:lang w:val="en-US"/>
               </w:rPr>
-              <w:t xml:space="preserve"> s){</w:t>
-            </w:r>
+              <w:t xml:space="preserve"> </w:t>
+            </w:r>
+            <w:proofErr w:type="gramStart"/>
+            <w:r>
+              <w:rPr>
+                <w:rFonts w:ascii="Consolas" w:eastAsia="Times New Roman" w:hAnsi="Consolas" w:cs="Times New Roman"/>
+                <w:color w:val="000000"/>
+                <w:sz w:val="21"/>
+                <w:szCs w:val="21"/>
+                <w:lang w:val="en-US"/>
+              </w:rPr>
+              <w:t>s){</w:t>
+            </w:r>
+            <w:proofErr w:type="gramEnd"/>
           </w:p>
           <w:p>
             <w:pPr>
@@ -1282,8 +1392,20 @@
                 <w:szCs w:val="21"/>
                 <w:lang w:val="en-US"/>
               </w:rPr>
-              <w:t>            name = n;</w:t>
-            </w:r>
+              <w:t xml:space="preserve">            name = </w:t>
+            </w:r>
+            <w:proofErr w:type="gramStart"/>
+            <w:r>
+              <w:rPr>
+                <w:rFonts w:ascii="Consolas" w:eastAsia="Times New Roman" w:hAnsi="Consolas" w:cs="Times New Roman"/>
+                <w:color w:val="000000"/>
+                <w:sz w:val="21"/>
+                <w:szCs w:val="21"/>
+                <w:lang w:val="en-US"/>
+              </w:rPr>
+              <w:t>n;</w:t>
+            </w:r>
+            <w:proofErr w:type="gramEnd"/>
           </w:p>
           <w:p>
             <w:pPr>
@@ -1305,8 +1427,20 @@
                 <w:szCs w:val="21"/>
                 <w:lang w:val="en-US"/>
               </w:rPr>
-              <w:t>            species = s;</w:t>
-            </w:r>
+              <w:t xml:space="preserve">            species = </w:t>
+            </w:r>
+            <w:proofErr w:type="gramStart"/>
+            <w:r>
+              <w:rPr>
+                <w:rFonts w:ascii="Consolas" w:eastAsia="Times New Roman" w:hAnsi="Consolas" w:cs="Times New Roman"/>
+                <w:color w:val="000000"/>
+                <w:sz w:val="21"/>
+                <w:szCs w:val="21"/>
+                <w:lang w:val="en-US"/>
+              </w:rPr>
+              <w:t>s;</w:t>
+            </w:r>
+            <w:proofErr w:type="gramEnd"/>
           </w:p>
           <w:p>
             <w:pPr>
@@ -1414,8 +1548,32 @@
                 <w:szCs w:val="21"/>
                 <w:lang w:val="en-US"/>
               </w:rPr>
-              <w:t xml:space="preserve"> getName(){</w:t>
-            </w:r>
+              <w:t xml:space="preserve"> </w:t>
+            </w:r>
+            <w:proofErr w:type="spellStart"/>
+            <w:proofErr w:type="gramStart"/>
+            <w:r>
+              <w:rPr>
+                <w:rFonts w:ascii="Consolas" w:eastAsia="Times New Roman" w:hAnsi="Consolas" w:cs="Times New Roman"/>
+                <w:color w:val="000000"/>
+                <w:sz w:val="21"/>
+                <w:szCs w:val="21"/>
+                <w:lang w:val="en-US"/>
+              </w:rPr>
+              <w:t>getName</w:t>
+            </w:r>
+            <w:proofErr w:type="spellEnd"/>
+            <w:r>
+              <w:rPr>
+                <w:rFonts w:ascii="Consolas" w:eastAsia="Times New Roman" w:hAnsi="Consolas" w:cs="Times New Roman"/>
+                <w:color w:val="000000"/>
+                <w:sz w:val="21"/>
+                <w:szCs w:val="21"/>
+                <w:lang w:val="en-US"/>
+              </w:rPr>
+              <w:t>(){</w:t>
+            </w:r>
+            <w:proofErr w:type="gramEnd"/>
           </w:p>
           <w:p>
             <w:pPr>
@@ -1457,8 +1615,20 @@
                 <w:szCs w:val="21"/>
                 <w:lang w:val="en-US"/>
               </w:rPr>
-              <w:t xml:space="preserve"> name;</w:t>
-            </w:r>
+              <w:t xml:space="preserve"> </w:t>
+            </w:r>
+            <w:proofErr w:type="gramStart"/>
+            <w:r>
+              <w:rPr>
+                <w:rFonts w:ascii="Consolas" w:eastAsia="Times New Roman" w:hAnsi="Consolas" w:cs="Times New Roman"/>
+                <w:color w:val="000000"/>
+                <w:sz w:val="21"/>
+                <w:szCs w:val="21"/>
+                <w:lang w:val="en-US"/>
+              </w:rPr>
+              <w:t>name;</w:t>
+            </w:r>
+            <w:proofErr w:type="gramEnd"/>
           </w:p>
           <w:p>
             <w:pPr>
@@ -1566,8 +1736,32 @@
                 <w:szCs w:val="21"/>
                 <w:lang w:val="en-US"/>
               </w:rPr>
-              <w:t xml:space="preserve"> getSpecies(){</w:t>
-            </w:r>
+              <w:t xml:space="preserve"> </w:t>
+            </w:r>
+            <w:proofErr w:type="spellStart"/>
+            <w:proofErr w:type="gramStart"/>
+            <w:r>
+              <w:rPr>
+                <w:rFonts w:ascii="Consolas" w:eastAsia="Times New Roman" w:hAnsi="Consolas" w:cs="Times New Roman"/>
+                <w:color w:val="000000"/>
+                <w:sz w:val="21"/>
+                <w:szCs w:val="21"/>
+                <w:lang w:val="en-US"/>
+              </w:rPr>
+              <w:t>getSpecies</w:t>
+            </w:r>
+            <w:proofErr w:type="spellEnd"/>
+            <w:r>
+              <w:rPr>
+                <w:rFonts w:ascii="Consolas" w:eastAsia="Times New Roman" w:hAnsi="Consolas" w:cs="Times New Roman"/>
+                <w:color w:val="000000"/>
+                <w:sz w:val="21"/>
+                <w:szCs w:val="21"/>
+                <w:lang w:val="en-US"/>
+              </w:rPr>
+              <w:t>(){</w:t>
+            </w:r>
+            <w:proofErr w:type="gramEnd"/>
           </w:p>
           <w:p>
             <w:pPr>
@@ -1609,8 +1803,20 @@
                 <w:szCs w:val="21"/>
                 <w:lang w:val="en-US"/>
               </w:rPr>
-              <w:t xml:space="preserve"> species;</w:t>
-            </w:r>
+              <w:t xml:space="preserve"> </w:t>
+            </w:r>
+            <w:proofErr w:type="gramStart"/>
+            <w:r>
+              <w:rPr>
+                <w:rFonts w:ascii="Consolas" w:eastAsia="Times New Roman" w:hAnsi="Consolas" w:cs="Times New Roman"/>
+                <w:color w:val="000000"/>
+                <w:sz w:val="21"/>
+                <w:szCs w:val="21"/>
+                <w:lang w:val="en-US"/>
+              </w:rPr>
+              <w:t>species;</w:t>
+            </w:r>
+            <w:proofErr w:type="gramEnd"/>
           </w:p>
           <w:p>
             <w:pPr>
@@ -1708,8 +1914,32 @@
                 <w:szCs w:val="21"/>
                 <w:lang w:val="en-US"/>
               </w:rPr>
-              <w:t xml:space="preserve"> toString(){</w:t>
-            </w:r>
+              <w:t xml:space="preserve"> </w:t>
+            </w:r>
+            <w:proofErr w:type="spellStart"/>
+            <w:proofErr w:type="gramStart"/>
+            <w:r>
+              <w:rPr>
+                <w:rFonts w:ascii="Consolas" w:eastAsia="Times New Roman" w:hAnsi="Consolas" w:cs="Times New Roman"/>
+                <w:color w:val="000000"/>
+                <w:sz w:val="21"/>
+                <w:szCs w:val="21"/>
+                <w:lang w:val="en-US"/>
+              </w:rPr>
+              <w:t>toString</w:t>
+            </w:r>
+            <w:proofErr w:type="spellEnd"/>
+            <w:r>
+              <w:rPr>
+                <w:rFonts w:ascii="Consolas" w:eastAsia="Times New Roman" w:hAnsi="Consolas" w:cs="Times New Roman"/>
+                <w:color w:val="000000"/>
+                <w:sz w:val="21"/>
+                <w:szCs w:val="21"/>
+                <w:lang w:val="en-US"/>
+              </w:rPr>
+              <w:t>(){</w:t>
+            </w:r>
+            <w:proofErr w:type="gramEnd"/>
           </w:p>
           <w:p>
             <w:pPr>
@@ -1751,7 +1981,41 @@
                 <w:szCs w:val="21"/>
                 <w:lang w:val="en-US"/>
               </w:rPr>
-              <w:t xml:space="preserve"> getName() + </w:t>
+              <w:t xml:space="preserve"> </w:t>
+            </w:r>
+            <w:proofErr w:type="spellStart"/>
+            <w:proofErr w:type="gramStart"/>
+            <w:r>
+              <w:rPr>
+                <w:rFonts w:ascii="Consolas" w:eastAsia="Times New Roman" w:hAnsi="Consolas" w:cs="Times New Roman"/>
+                <w:color w:val="000000"/>
+                <w:sz w:val="21"/>
+                <w:szCs w:val="21"/>
+                <w:lang w:val="en-US"/>
+              </w:rPr>
+              <w:t>getName</w:t>
+            </w:r>
+            <w:proofErr w:type="spellEnd"/>
+            <w:r>
+              <w:rPr>
+                <w:rFonts w:ascii="Consolas" w:eastAsia="Times New Roman" w:hAnsi="Consolas" w:cs="Times New Roman"/>
+                <w:color w:val="000000"/>
+                <w:sz w:val="21"/>
+                <w:szCs w:val="21"/>
+                <w:lang w:val="en-US"/>
+              </w:rPr>
+              <w:t>(</w:t>
+            </w:r>
+            <w:proofErr w:type="gramEnd"/>
+            <w:r>
+              <w:rPr>
+                <w:rFonts w:ascii="Consolas" w:eastAsia="Times New Roman" w:hAnsi="Consolas" w:cs="Times New Roman"/>
+                <w:color w:val="000000"/>
+                <w:sz w:val="21"/>
+                <w:szCs w:val="21"/>
+                <w:lang w:val="en-US"/>
+              </w:rPr>
+              <w:t xml:space="preserve">) + </w:t>
             </w:r>
             <w:r>
               <w:rPr>
@@ -1771,8 +2035,32 @@
                 <w:szCs w:val="21"/>
                 <w:lang w:val="en-US"/>
               </w:rPr>
-              <w:t xml:space="preserve"> + getSpecies();</w:t>
-            </w:r>
+              <w:t xml:space="preserve"> + </w:t>
+            </w:r>
+            <w:proofErr w:type="spellStart"/>
+            <w:proofErr w:type="gramStart"/>
+            <w:r>
+              <w:rPr>
+                <w:rFonts w:ascii="Consolas" w:eastAsia="Times New Roman" w:hAnsi="Consolas" w:cs="Times New Roman"/>
+                <w:color w:val="000000"/>
+                <w:sz w:val="21"/>
+                <w:szCs w:val="21"/>
+                <w:lang w:val="en-US"/>
+              </w:rPr>
+              <w:t>getSpecies</w:t>
+            </w:r>
+            <w:proofErr w:type="spellEnd"/>
+            <w:r>
+              <w:rPr>
+                <w:rFonts w:ascii="Consolas" w:eastAsia="Times New Roman" w:hAnsi="Consolas" w:cs="Times New Roman"/>
+                <w:color w:val="000000"/>
+                <w:sz w:val="21"/>
+                <w:szCs w:val="21"/>
+                <w:lang w:val="en-US"/>
+              </w:rPr>
+              <w:t>();</w:t>
+            </w:r>
+            <w:proofErr w:type="gramEnd"/>
           </w:p>
           <w:p>
             <w:pPr>
@@ -1891,6 +2179,7 @@
                 <w:lang w:val="en-US"/>
               </w:rPr>
             </w:pPr>
+            <w:proofErr w:type="gramStart"/>
             <w:r>
               <w:rPr>
                 <w:rFonts w:ascii="Consolas" w:eastAsia="Times New Roman" w:hAnsi="Consolas" w:cs="Times New Roman"/>
@@ -1902,6 +2191,7 @@
               <w:lastRenderedPageBreak/>
               <w:t>public</w:t>
             </w:r>
+            <w:proofErr w:type="gramEnd"/>
             <w:r>
               <w:rPr>
                 <w:rFonts w:ascii="Consolas" w:eastAsia="Times New Roman" w:hAnsi="Consolas" w:cs="Times New Roman"/>
@@ -1950,8 +2240,20 @@
                 <w:szCs w:val="21"/>
                 <w:lang w:val="en-US"/>
               </w:rPr>
-              <w:t xml:space="preserve"> Pet{</w:t>
-            </w:r>
+              <w:t xml:space="preserve"> </w:t>
+            </w:r>
+            <w:proofErr w:type="gramStart"/>
+            <w:r>
+              <w:rPr>
+                <w:rFonts w:ascii="Consolas" w:eastAsia="Times New Roman" w:hAnsi="Consolas" w:cs="Times New Roman"/>
+                <w:color w:val="000000"/>
+                <w:sz w:val="21"/>
+                <w:szCs w:val="21"/>
+                <w:lang w:val="en-US"/>
+              </w:rPr>
+              <w:t>Pet{</w:t>
+            </w:r>
+            <w:proofErr w:type="gramEnd"/>
           </w:p>
           <w:p>
             <w:pPr>
@@ -2013,8 +2315,20 @@
                 <w:szCs w:val="21"/>
                 <w:lang w:val="en-US"/>
               </w:rPr>
-              <w:t xml:space="preserve"> breed;</w:t>
-            </w:r>
+              <w:t xml:space="preserve"> </w:t>
+            </w:r>
+            <w:proofErr w:type="gramStart"/>
+            <w:r>
+              <w:rPr>
+                <w:rFonts w:ascii="Consolas" w:eastAsia="Times New Roman" w:hAnsi="Consolas" w:cs="Times New Roman"/>
+                <w:color w:val="000000"/>
+                <w:sz w:val="21"/>
+                <w:szCs w:val="21"/>
+                <w:lang w:val="en-US"/>
+              </w:rPr>
+              <w:t>breed;</w:t>
+            </w:r>
+            <w:proofErr w:type="gramEnd"/>
           </w:p>
           <w:p>
             <w:pPr>
@@ -2056,8 +2370,20 @@
                 <w:szCs w:val="21"/>
                 <w:lang w:val="en-US"/>
               </w:rPr>
-              <w:t xml:space="preserve"> Cat(</w:t>
-            </w:r>
+              <w:t xml:space="preserve"> </w:t>
+            </w:r>
+            <w:proofErr w:type="gramStart"/>
+            <w:r>
+              <w:rPr>
+                <w:rFonts w:ascii="Consolas" w:eastAsia="Times New Roman" w:hAnsi="Consolas" w:cs="Times New Roman"/>
+                <w:color w:val="000000"/>
+                <w:sz w:val="21"/>
+                <w:szCs w:val="21"/>
+                <w:lang w:val="en-US"/>
+              </w:rPr>
+              <w:t>Cat(</w:t>
+            </w:r>
+            <w:proofErr w:type="gramEnd"/>
             <w:r>
               <w:rPr>
                 <w:rFonts w:ascii="Consolas" w:eastAsia="Times New Roman" w:hAnsi="Consolas" w:cs="Times New Roman"/>
@@ -2096,8 +2422,20 @@
                 <w:szCs w:val="21"/>
                 <w:lang w:val="en-US"/>
               </w:rPr>
-              <w:t xml:space="preserve"> b){</w:t>
-            </w:r>
+              <w:t xml:space="preserve"> </w:t>
+            </w:r>
+            <w:proofErr w:type="gramStart"/>
+            <w:r>
+              <w:rPr>
+                <w:rFonts w:ascii="Consolas" w:eastAsia="Times New Roman" w:hAnsi="Consolas" w:cs="Times New Roman"/>
+                <w:color w:val="000000"/>
+                <w:sz w:val="21"/>
+                <w:szCs w:val="21"/>
+                <w:lang w:val="en-US"/>
+              </w:rPr>
+              <w:t>b){</w:t>
+            </w:r>
+            <w:proofErr w:type="gramEnd"/>
           </w:p>
           <w:p>
             <w:pPr>
@@ -2121,6 +2459,7 @@
               </w:rPr>
               <w:t xml:space="preserve">        </w:t>
             </w:r>
+            <w:proofErr w:type="gramStart"/>
             <w:r>
               <w:rPr>
                 <w:rFonts w:ascii="Consolas" w:eastAsia="Times New Roman" w:hAnsi="Consolas" w:cs="Times New Roman"/>
@@ -2139,7 +2478,18 @@
                 <w:szCs w:val="21"/>
                 <w:lang w:val="en-US"/>
               </w:rPr>
-              <w:t xml:space="preserve">(n, </w:t>
+              <w:t>(</w:t>
+            </w:r>
+            <w:proofErr w:type="gramEnd"/>
+            <w:r>
+              <w:rPr>
+                <w:rFonts w:ascii="Consolas" w:eastAsia="Times New Roman" w:hAnsi="Consolas" w:cs="Times New Roman"/>
+                <w:color w:val="000000"/>
+                <w:sz w:val="21"/>
+                <w:szCs w:val="21"/>
+                <w:lang w:val="en-US"/>
+              </w:rPr>
+              <w:t xml:space="preserve">n, </w:t>
             </w:r>
             <w:r>
               <w:rPr>
@@ -2151,6 +2501,7 @@
               </w:rPr>
               <w:t>"Cat"</w:t>
             </w:r>
+            <w:proofErr w:type="gramStart"/>
             <w:r>
               <w:rPr>
                 <w:rFonts w:ascii="Consolas" w:eastAsia="Times New Roman" w:hAnsi="Consolas" w:cs="Times New Roman"/>
@@ -2161,6 +2512,7 @@
               </w:rPr>
               <w:t>);</w:t>
             </w:r>
+            <w:proofErr w:type="gramEnd"/>
           </w:p>
           <w:p>
             <w:pPr>
@@ -2182,8 +2534,42 @@
                 <w:szCs w:val="21"/>
                 <w:lang w:val="en-US"/>
               </w:rPr>
-              <w:t>        breed  = b;</w:t>
-            </w:r>
+              <w:t xml:space="preserve">        </w:t>
+            </w:r>
+            <w:proofErr w:type="gramStart"/>
+            <w:r>
+              <w:rPr>
+                <w:rFonts w:ascii="Consolas" w:eastAsia="Times New Roman" w:hAnsi="Consolas" w:cs="Times New Roman"/>
+                <w:color w:val="000000"/>
+                <w:sz w:val="21"/>
+                <w:szCs w:val="21"/>
+                <w:lang w:val="en-US"/>
+              </w:rPr>
+              <w:t>breed  =</w:t>
+            </w:r>
+            <w:proofErr w:type="gramEnd"/>
+            <w:r>
+              <w:rPr>
+                <w:rFonts w:ascii="Consolas" w:eastAsia="Times New Roman" w:hAnsi="Consolas" w:cs="Times New Roman"/>
+                <w:color w:val="000000"/>
+                <w:sz w:val="21"/>
+                <w:szCs w:val="21"/>
+                <w:lang w:val="en-US"/>
+              </w:rPr>
+              <w:t xml:space="preserve"> </w:t>
+            </w:r>
+            <w:proofErr w:type="gramStart"/>
+            <w:r>
+              <w:rPr>
+                <w:rFonts w:ascii="Consolas" w:eastAsia="Times New Roman" w:hAnsi="Consolas" w:cs="Times New Roman"/>
+                <w:color w:val="000000"/>
+                <w:sz w:val="21"/>
+                <w:szCs w:val="21"/>
+                <w:lang w:val="en-US"/>
+              </w:rPr>
+              <w:t>b;</w:t>
+            </w:r>
+            <w:proofErr w:type="gramEnd"/>
           </w:p>
           <w:p>
             <w:pPr>
@@ -2281,7 +2667,29 @@
                 <w:szCs w:val="21"/>
                 <w:lang w:val="en-US"/>
               </w:rPr>
-              <w:t xml:space="preserve"> speak(){   </w:t>
+              <w:t xml:space="preserve"> </w:t>
+            </w:r>
+            <w:proofErr w:type="gramStart"/>
+            <w:r>
+              <w:rPr>
+                <w:rFonts w:ascii="Consolas" w:eastAsia="Times New Roman" w:hAnsi="Consolas" w:cs="Times New Roman"/>
+                <w:color w:val="000000"/>
+                <w:sz w:val="21"/>
+                <w:szCs w:val="21"/>
+                <w:lang w:val="en-US"/>
+              </w:rPr>
+              <w:t>speak(){</w:t>
+            </w:r>
+            <w:proofErr w:type="gramEnd"/>
+            <w:r>
+              <w:rPr>
+                <w:rFonts w:ascii="Consolas" w:eastAsia="Times New Roman" w:hAnsi="Consolas" w:cs="Times New Roman"/>
+                <w:color w:val="000000"/>
+                <w:sz w:val="21"/>
+                <w:szCs w:val="21"/>
+                <w:lang w:val="en-US"/>
+              </w:rPr>
+              <w:t xml:space="preserve">   </w:t>
             </w:r>
           </w:p>
           <w:p>
@@ -2304,7 +2712,29 @@
                 <w:szCs w:val="21"/>
                 <w:lang w:val="en-US"/>
               </w:rPr>
-              <w:t>        System.out.println(</w:t>
+              <w:t xml:space="preserve">        </w:t>
+            </w:r>
+            <w:proofErr w:type="spellStart"/>
+            <w:r>
+              <w:rPr>
+                <w:rFonts w:ascii="Consolas" w:eastAsia="Times New Roman" w:hAnsi="Consolas" w:cs="Times New Roman"/>
+                <w:color w:val="000000"/>
+                <w:sz w:val="21"/>
+                <w:szCs w:val="21"/>
+                <w:lang w:val="en-US"/>
+              </w:rPr>
+              <w:t>System.out.println</w:t>
+            </w:r>
+            <w:proofErr w:type="spellEnd"/>
+            <w:r>
+              <w:rPr>
+                <w:rFonts w:ascii="Consolas" w:eastAsia="Times New Roman" w:hAnsi="Consolas" w:cs="Times New Roman"/>
+                <w:color w:val="000000"/>
+                <w:sz w:val="21"/>
+                <w:szCs w:val="21"/>
+                <w:lang w:val="en-US"/>
+              </w:rPr>
+              <w:t>(</w:t>
             </w:r>
             <w:r>
               <w:rPr>
@@ -2316,6 +2746,7 @@
               </w:rPr>
               <w:t>"Meow, Meow"</w:t>
             </w:r>
+            <w:proofErr w:type="gramStart"/>
             <w:r>
               <w:rPr>
                 <w:rFonts w:ascii="Consolas" w:eastAsia="Times New Roman" w:hAnsi="Consolas" w:cs="Times New Roman"/>
@@ -2326,6 +2757,7 @@
               </w:rPr>
               <w:t>);</w:t>
             </w:r>
+            <w:proofErr w:type="gramEnd"/>
           </w:p>
           <w:p>
             <w:pPr>
@@ -2423,8 +2855,32 @@
                 <w:szCs w:val="21"/>
                 <w:lang w:val="en-US"/>
               </w:rPr>
-              <w:t xml:space="preserve"> toString(){</w:t>
-            </w:r>
+              <w:t xml:space="preserve"> </w:t>
+            </w:r>
+            <w:proofErr w:type="spellStart"/>
+            <w:proofErr w:type="gramStart"/>
+            <w:r>
+              <w:rPr>
+                <w:rFonts w:ascii="Consolas" w:eastAsia="Times New Roman" w:hAnsi="Consolas" w:cs="Times New Roman"/>
+                <w:color w:val="000000"/>
+                <w:sz w:val="21"/>
+                <w:szCs w:val="21"/>
+                <w:lang w:val="en-US"/>
+              </w:rPr>
+              <w:t>toString</w:t>
+            </w:r>
+            <w:proofErr w:type="spellEnd"/>
+            <w:r>
+              <w:rPr>
+                <w:rFonts w:ascii="Consolas" w:eastAsia="Times New Roman" w:hAnsi="Consolas" w:cs="Times New Roman"/>
+                <w:color w:val="000000"/>
+                <w:sz w:val="21"/>
+                <w:szCs w:val="21"/>
+                <w:lang w:val="en-US"/>
+              </w:rPr>
+              <w:t>(){</w:t>
+            </w:r>
+            <w:proofErr w:type="gramEnd"/>
           </w:p>
           <w:p>
             <w:pPr>
@@ -2468,6 +2924,8 @@
               </w:rPr>
               <w:t xml:space="preserve"> msg = </w:t>
             </w:r>
+            <w:proofErr w:type="spellStart"/>
+            <w:proofErr w:type="gramStart"/>
             <w:r>
               <w:rPr>
                 <w:rFonts w:ascii="Consolas" w:eastAsia="Times New Roman" w:hAnsi="Consolas" w:cs="Times New Roman"/>
@@ -2486,7 +2944,19 @@
                 <w:szCs w:val="21"/>
                 <w:lang w:val="en-US"/>
               </w:rPr>
-              <w:t xml:space="preserve">.toString() + </w:t>
+              <w:t>.toString</w:t>
+            </w:r>
+            <w:proofErr w:type="spellEnd"/>
+            <w:proofErr w:type="gramEnd"/>
+            <w:r>
+              <w:rPr>
+                <w:rFonts w:ascii="Consolas" w:eastAsia="Times New Roman" w:hAnsi="Consolas" w:cs="Times New Roman"/>
+                <w:color w:val="000000"/>
+                <w:sz w:val="21"/>
+                <w:szCs w:val="21"/>
+                <w:lang w:val="en-US"/>
+              </w:rPr>
+              <w:t xml:space="preserve">() + </w:t>
             </w:r>
             <w:r>
               <w:rPr>
@@ -2506,8 +2976,20 @@
                 <w:szCs w:val="21"/>
                 <w:lang w:val="en-US"/>
               </w:rPr>
-              <w:t xml:space="preserve"> + breed;</w:t>
-            </w:r>
+              <w:t xml:space="preserve"> + </w:t>
+            </w:r>
+            <w:proofErr w:type="gramStart"/>
+            <w:r>
+              <w:rPr>
+                <w:rFonts w:ascii="Consolas" w:eastAsia="Times New Roman" w:hAnsi="Consolas" w:cs="Times New Roman"/>
+                <w:color w:val="000000"/>
+                <w:sz w:val="21"/>
+                <w:szCs w:val="21"/>
+                <w:lang w:val="en-US"/>
+              </w:rPr>
+              <w:t>breed;</w:t>
+            </w:r>
+            <w:proofErr w:type="gramEnd"/>
           </w:p>
           <w:p>
             <w:pPr>
@@ -2549,8 +3031,20 @@
                 <w:szCs w:val="21"/>
                 <w:lang w:val="en-US"/>
               </w:rPr>
-              <w:t xml:space="preserve"> msg;</w:t>
-            </w:r>
+              <w:t xml:space="preserve"> </w:t>
+            </w:r>
+            <w:proofErr w:type="gramStart"/>
+            <w:r>
+              <w:rPr>
+                <w:rFonts w:ascii="Consolas" w:eastAsia="Times New Roman" w:hAnsi="Consolas" w:cs="Times New Roman"/>
+                <w:color w:val="000000"/>
+                <w:sz w:val="21"/>
+                <w:szCs w:val="21"/>
+                <w:lang w:val="en-US"/>
+              </w:rPr>
+              <w:t>msg;</w:t>
+            </w:r>
+            <w:proofErr w:type="gramEnd"/>
           </w:p>
           <w:p>
             <w:pPr>
@@ -2618,6 +3112,7 @@
                 <w:lang w:val="en-US"/>
               </w:rPr>
             </w:pPr>
+            <w:proofErr w:type="gramStart"/>
             <w:r>
               <w:rPr>
                 <w:rFonts w:ascii="Consolas" w:eastAsia="Times New Roman" w:hAnsi="Consolas" w:cs="Times New Roman"/>
@@ -2628,6 +3123,7 @@
               </w:rPr>
               <w:t>public</w:t>
             </w:r>
+            <w:proofErr w:type="gramEnd"/>
             <w:r>
               <w:rPr>
                 <w:rFonts w:ascii="Consolas" w:eastAsia="Times New Roman" w:hAnsi="Consolas" w:cs="Times New Roman"/>
@@ -2676,8 +3172,20 @@
                 <w:szCs w:val="21"/>
                 <w:lang w:val="en-US"/>
               </w:rPr>
-              <w:t xml:space="preserve"> Pet{</w:t>
-            </w:r>
+              <w:t xml:space="preserve"> </w:t>
+            </w:r>
+            <w:proofErr w:type="gramStart"/>
+            <w:r>
+              <w:rPr>
+                <w:rFonts w:ascii="Consolas" w:eastAsia="Times New Roman" w:hAnsi="Consolas" w:cs="Times New Roman"/>
+                <w:color w:val="000000"/>
+                <w:sz w:val="21"/>
+                <w:szCs w:val="21"/>
+                <w:lang w:val="en-US"/>
+              </w:rPr>
+              <w:t>Pet{</w:t>
+            </w:r>
+            <w:proofErr w:type="gramEnd"/>
           </w:p>
           <w:p>
             <w:pPr>
@@ -2739,8 +3247,20 @@
                 <w:szCs w:val="21"/>
                 <w:lang w:val="en-US"/>
               </w:rPr>
-              <w:t xml:space="preserve"> breed;</w:t>
-            </w:r>
+              <w:t xml:space="preserve"> </w:t>
+            </w:r>
+            <w:proofErr w:type="gramStart"/>
+            <w:r>
+              <w:rPr>
+                <w:rFonts w:ascii="Consolas" w:eastAsia="Times New Roman" w:hAnsi="Consolas" w:cs="Times New Roman"/>
+                <w:color w:val="000000"/>
+                <w:sz w:val="21"/>
+                <w:szCs w:val="21"/>
+                <w:lang w:val="en-US"/>
+              </w:rPr>
+              <w:t>breed;</w:t>
+            </w:r>
+            <w:proofErr w:type="gramEnd"/>
           </w:p>
           <w:p>
             <w:pPr>
@@ -2782,8 +3302,20 @@
                 <w:szCs w:val="21"/>
                 <w:lang w:val="en-US"/>
               </w:rPr>
-              <w:t xml:space="preserve"> Fish(</w:t>
-            </w:r>
+              <w:t xml:space="preserve"> </w:t>
+            </w:r>
+            <w:proofErr w:type="gramStart"/>
+            <w:r>
+              <w:rPr>
+                <w:rFonts w:ascii="Consolas" w:eastAsia="Times New Roman" w:hAnsi="Consolas" w:cs="Times New Roman"/>
+                <w:color w:val="000000"/>
+                <w:sz w:val="21"/>
+                <w:szCs w:val="21"/>
+                <w:lang w:val="en-US"/>
+              </w:rPr>
+              <w:t>Fish(</w:t>
+            </w:r>
+            <w:proofErr w:type="gramEnd"/>
             <w:r>
               <w:rPr>
                 <w:rFonts w:ascii="Consolas" w:eastAsia="Times New Roman" w:hAnsi="Consolas" w:cs="Times New Roman"/>
@@ -2822,8 +3354,20 @@
                 <w:szCs w:val="21"/>
                 <w:lang w:val="en-US"/>
               </w:rPr>
-              <w:t xml:space="preserve"> b){</w:t>
-            </w:r>
+              <w:t xml:space="preserve"> </w:t>
+            </w:r>
+            <w:proofErr w:type="gramStart"/>
+            <w:r>
+              <w:rPr>
+                <w:rFonts w:ascii="Consolas" w:eastAsia="Times New Roman" w:hAnsi="Consolas" w:cs="Times New Roman"/>
+                <w:color w:val="000000"/>
+                <w:sz w:val="21"/>
+                <w:szCs w:val="21"/>
+                <w:lang w:val="en-US"/>
+              </w:rPr>
+              <w:t>b){</w:t>
+            </w:r>
+            <w:proofErr w:type="gramEnd"/>
           </w:p>
           <w:p>
             <w:pPr>
@@ -2847,6 +3391,7 @@
               </w:rPr>
               <w:t xml:space="preserve">        </w:t>
             </w:r>
+            <w:proofErr w:type="gramStart"/>
             <w:r>
               <w:rPr>
                 <w:rFonts w:ascii="Consolas" w:eastAsia="Times New Roman" w:hAnsi="Consolas" w:cs="Times New Roman"/>
@@ -2865,7 +3410,18 @@
                 <w:szCs w:val="21"/>
                 <w:lang w:val="en-US"/>
               </w:rPr>
-              <w:t xml:space="preserve">(n, </w:t>
+              <w:t>(</w:t>
+            </w:r>
+            <w:proofErr w:type="gramEnd"/>
+            <w:r>
+              <w:rPr>
+                <w:rFonts w:ascii="Consolas" w:eastAsia="Times New Roman" w:hAnsi="Consolas" w:cs="Times New Roman"/>
+                <w:color w:val="000000"/>
+                <w:sz w:val="21"/>
+                <w:szCs w:val="21"/>
+                <w:lang w:val="en-US"/>
+              </w:rPr>
+              <w:t xml:space="preserve">n, </w:t>
             </w:r>
             <w:r>
               <w:rPr>
@@ -2877,6 +3433,7 @@
               </w:rPr>
               <w:t>"Fish"</w:t>
             </w:r>
+            <w:proofErr w:type="gramStart"/>
             <w:r>
               <w:rPr>
                 <w:rFonts w:ascii="Consolas" w:eastAsia="Times New Roman" w:hAnsi="Consolas" w:cs="Times New Roman"/>
@@ -2887,6 +3444,7 @@
               </w:rPr>
               <w:t>);</w:t>
             </w:r>
+            <w:proofErr w:type="gramEnd"/>
           </w:p>
           <w:p>
             <w:pPr>
@@ -2908,8 +3466,42 @@
                 <w:szCs w:val="21"/>
                 <w:lang w:val="en-US"/>
               </w:rPr>
-              <w:t>        breed  = b;</w:t>
-            </w:r>
+              <w:t xml:space="preserve">        </w:t>
+            </w:r>
+            <w:proofErr w:type="gramStart"/>
+            <w:r>
+              <w:rPr>
+                <w:rFonts w:ascii="Consolas" w:eastAsia="Times New Roman" w:hAnsi="Consolas" w:cs="Times New Roman"/>
+                <w:color w:val="000000"/>
+                <w:sz w:val="21"/>
+                <w:szCs w:val="21"/>
+                <w:lang w:val="en-US"/>
+              </w:rPr>
+              <w:t>breed  =</w:t>
+            </w:r>
+            <w:proofErr w:type="gramEnd"/>
+            <w:r>
+              <w:rPr>
+                <w:rFonts w:ascii="Consolas" w:eastAsia="Times New Roman" w:hAnsi="Consolas" w:cs="Times New Roman"/>
+                <w:color w:val="000000"/>
+                <w:sz w:val="21"/>
+                <w:szCs w:val="21"/>
+                <w:lang w:val="en-US"/>
+              </w:rPr>
+              <w:t xml:space="preserve"> </w:t>
+            </w:r>
+            <w:proofErr w:type="gramStart"/>
+            <w:r>
+              <w:rPr>
+                <w:rFonts w:ascii="Consolas" w:eastAsia="Times New Roman" w:hAnsi="Consolas" w:cs="Times New Roman"/>
+                <w:color w:val="000000"/>
+                <w:sz w:val="21"/>
+                <w:szCs w:val="21"/>
+                <w:lang w:val="en-US"/>
+              </w:rPr>
+              <w:t>b;</w:t>
+            </w:r>
+            <w:proofErr w:type="gramEnd"/>
           </w:p>
           <w:p>
             <w:pPr>
@@ -3007,7 +3599,29 @@
                 <w:szCs w:val="21"/>
                 <w:lang w:val="en-US"/>
               </w:rPr>
-              <w:t xml:space="preserve"> speak(){   </w:t>
+              <w:t xml:space="preserve"> </w:t>
+            </w:r>
+            <w:proofErr w:type="gramStart"/>
+            <w:r>
+              <w:rPr>
+                <w:rFonts w:ascii="Consolas" w:eastAsia="Times New Roman" w:hAnsi="Consolas" w:cs="Times New Roman"/>
+                <w:color w:val="000000"/>
+                <w:sz w:val="21"/>
+                <w:szCs w:val="21"/>
+                <w:lang w:val="en-US"/>
+              </w:rPr>
+              <w:t>speak(){</w:t>
+            </w:r>
+            <w:proofErr w:type="gramEnd"/>
+            <w:r>
+              <w:rPr>
+                <w:rFonts w:ascii="Consolas" w:eastAsia="Times New Roman" w:hAnsi="Consolas" w:cs="Times New Roman"/>
+                <w:color w:val="000000"/>
+                <w:sz w:val="21"/>
+                <w:szCs w:val="21"/>
+                <w:lang w:val="en-US"/>
+              </w:rPr>
+              <w:t xml:space="preserve">   </w:t>
             </w:r>
           </w:p>
           <w:p>
@@ -3030,7 +3644,29 @@
                 <w:szCs w:val="21"/>
                 <w:lang w:val="en-US"/>
               </w:rPr>
-              <w:t>        System.out.println(</w:t>
+              <w:t xml:space="preserve">        </w:t>
+            </w:r>
+            <w:proofErr w:type="spellStart"/>
+            <w:r>
+              <w:rPr>
+                <w:rFonts w:ascii="Consolas" w:eastAsia="Times New Roman" w:hAnsi="Consolas" w:cs="Times New Roman"/>
+                <w:color w:val="000000"/>
+                <w:sz w:val="21"/>
+                <w:szCs w:val="21"/>
+                <w:lang w:val="en-US"/>
+              </w:rPr>
+              <w:t>System.out.println</w:t>
+            </w:r>
+            <w:proofErr w:type="spellEnd"/>
+            <w:r>
+              <w:rPr>
+                <w:rFonts w:ascii="Consolas" w:eastAsia="Times New Roman" w:hAnsi="Consolas" w:cs="Times New Roman"/>
+                <w:color w:val="000000"/>
+                <w:sz w:val="21"/>
+                <w:szCs w:val="21"/>
+                <w:lang w:val="en-US"/>
+              </w:rPr>
+              <w:t>(</w:t>
             </w:r>
             <w:r>
               <w:rPr>
@@ -3042,6 +3678,7 @@
               </w:rPr>
               <w:t>"Blub, Blub"</w:t>
             </w:r>
+            <w:proofErr w:type="gramStart"/>
             <w:r>
               <w:rPr>
                 <w:rFonts w:ascii="Consolas" w:eastAsia="Times New Roman" w:hAnsi="Consolas" w:cs="Times New Roman"/>
@@ -3052,6 +3689,7 @@
               </w:rPr>
               <w:t>);</w:t>
             </w:r>
+            <w:proofErr w:type="gramEnd"/>
           </w:p>
           <w:p>
             <w:pPr>
@@ -3149,8 +3787,32 @@
                 <w:szCs w:val="21"/>
                 <w:lang w:val="en-US"/>
               </w:rPr>
-              <w:t xml:space="preserve"> toString(){</w:t>
-            </w:r>
+              <w:t xml:space="preserve"> </w:t>
+            </w:r>
+            <w:proofErr w:type="spellStart"/>
+            <w:proofErr w:type="gramStart"/>
+            <w:r>
+              <w:rPr>
+                <w:rFonts w:ascii="Consolas" w:eastAsia="Times New Roman" w:hAnsi="Consolas" w:cs="Times New Roman"/>
+                <w:color w:val="000000"/>
+                <w:sz w:val="21"/>
+                <w:szCs w:val="21"/>
+                <w:lang w:val="en-US"/>
+              </w:rPr>
+              <w:t>toString</w:t>
+            </w:r>
+            <w:proofErr w:type="spellEnd"/>
+            <w:r>
+              <w:rPr>
+                <w:rFonts w:ascii="Consolas" w:eastAsia="Times New Roman" w:hAnsi="Consolas" w:cs="Times New Roman"/>
+                <w:color w:val="000000"/>
+                <w:sz w:val="21"/>
+                <w:szCs w:val="21"/>
+                <w:lang w:val="en-US"/>
+              </w:rPr>
+              <w:t>(){</w:t>
+            </w:r>
+            <w:proofErr w:type="gramEnd"/>
           </w:p>
           <w:p>
             <w:pPr>
@@ -3194,6 +3856,8 @@
               </w:rPr>
               <w:t xml:space="preserve"> msg = </w:t>
             </w:r>
+            <w:proofErr w:type="spellStart"/>
+            <w:proofErr w:type="gramStart"/>
             <w:r>
               <w:rPr>
                 <w:rFonts w:ascii="Consolas" w:eastAsia="Times New Roman" w:hAnsi="Consolas" w:cs="Times New Roman"/>
@@ -3212,7 +3876,19 @@
                 <w:szCs w:val="21"/>
                 <w:lang w:val="en-US"/>
               </w:rPr>
-              <w:t xml:space="preserve">.toString() + </w:t>
+              <w:t>.toString</w:t>
+            </w:r>
+            <w:proofErr w:type="spellEnd"/>
+            <w:proofErr w:type="gramEnd"/>
+            <w:r>
+              <w:rPr>
+                <w:rFonts w:ascii="Consolas" w:eastAsia="Times New Roman" w:hAnsi="Consolas" w:cs="Times New Roman"/>
+                <w:color w:val="000000"/>
+                <w:sz w:val="21"/>
+                <w:szCs w:val="21"/>
+                <w:lang w:val="en-US"/>
+              </w:rPr>
+              <w:t xml:space="preserve">() + </w:t>
             </w:r>
             <w:r>
               <w:rPr>
@@ -3232,8 +3908,20 @@
                 <w:szCs w:val="21"/>
                 <w:lang w:val="en-US"/>
               </w:rPr>
-              <w:t xml:space="preserve"> + breed;</w:t>
-            </w:r>
+              <w:t xml:space="preserve"> + </w:t>
+            </w:r>
+            <w:proofErr w:type="gramStart"/>
+            <w:r>
+              <w:rPr>
+                <w:rFonts w:ascii="Consolas" w:eastAsia="Times New Roman" w:hAnsi="Consolas" w:cs="Times New Roman"/>
+                <w:color w:val="000000"/>
+                <w:sz w:val="21"/>
+                <w:szCs w:val="21"/>
+                <w:lang w:val="en-US"/>
+              </w:rPr>
+              <w:t>breed;</w:t>
+            </w:r>
+            <w:proofErr w:type="gramEnd"/>
           </w:p>
           <w:p>
             <w:pPr>
@@ -3275,8 +3963,20 @@
                 <w:szCs w:val="21"/>
                 <w:lang w:val="en-US"/>
               </w:rPr>
-              <w:t xml:space="preserve"> msg;</w:t>
-            </w:r>
+              <w:t xml:space="preserve"> </w:t>
+            </w:r>
+            <w:proofErr w:type="gramStart"/>
+            <w:r>
+              <w:rPr>
+                <w:rFonts w:ascii="Consolas" w:eastAsia="Times New Roman" w:hAnsi="Consolas" w:cs="Times New Roman"/>
+                <w:color w:val="000000"/>
+                <w:sz w:val="21"/>
+                <w:szCs w:val="21"/>
+                <w:lang w:val="en-US"/>
+              </w:rPr>
+              <w:t>msg;</w:t>
+            </w:r>
+            <w:proofErr w:type="gramEnd"/>
           </w:p>
           <w:p>
             <w:pPr>
@@ -3338,7 +4038,6 @@
               <w:left w:val="single" w:sz="4" w:space="0" w:color="000000"/>
               <w:right w:val="single" w:sz="4" w:space="0" w:color="000000"/>
             </w:tcBorders>
-            <w:shd w:val="clear" w:color="auto" w:fill="auto"/>
           </w:tcPr>
           <w:p>
             <w:pPr>
@@ -3590,7 +4289,6 @@
               <w:bottom w:val="single" w:sz="4" w:space="0" w:color="000000"/>
               <w:right w:val="single" w:sz="4" w:space="0" w:color="000000"/>
             </w:tcBorders>
-            <w:shd w:val="clear" w:color="auto" w:fill="auto"/>
           </w:tcPr>
           <w:p>
             <w:pPr>
@@ -3612,7 +4310,6 @@
               <w:left w:val="single" w:sz="4" w:space="0" w:color="000000"/>
               <w:right w:val="single" w:sz="4" w:space="0" w:color="000000"/>
             </w:tcBorders>
-            <w:shd w:val="clear" w:color="auto" w:fill="auto"/>
           </w:tcPr>
           <w:p>
             <w:pPr>
@@ -3634,7 +4331,35 @@
                 <w:shd w:val="clear" w:color="auto" w:fill="FFFFFF"/>
               </w:rPr>
               <w:lastRenderedPageBreak/>
-              <w:t xml:space="preserve">For each of the following (i)  Indicate whether the statement is valid (V) or invalid (I) (ii) If the statement is not valid, indicate why. </w:t>
+              <w:t>For each of the following (</w:t>
+            </w:r>
+            <w:proofErr w:type="spellStart"/>
+            <w:r>
+              <w:rPr>
+                <w:rFonts w:ascii="Calibri" w:hAnsi="Calibri" w:cs="Calibri"/>
+                <w:color w:val="222222"/>
+                <w:shd w:val="clear" w:color="auto" w:fill="FFFFFF"/>
+              </w:rPr>
+              <w:t>i</w:t>
+            </w:r>
+            <w:proofErr w:type="spellEnd"/>
+            <w:proofErr w:type="gramStart"/>
+            <w:r>
+              <w:rPr>
+                <w:rFonts w:ascii="Calibri" w:hAnsi="Calibri" w:cs="Calibri"/>
+                <w:color w:val="222222"/>
+                <w:shd w:val="clear" w:color="auto" w:fill="FFFFFF"/>
+              </w:rPr>
+              <w:t>)  Indicate</w:t>
+            </w:r>
+            <w:proofErr w:type="gramEnd"/>
+            <w:r>
+              <w:rPr>
+                <w:rFonts w:ascii="Calibri" w:hAnsi="Calibri" w:cs="Calibri"/>
+                <w:color w:val="222222"/>
+                <w:shd w:val="clear" w:color="auto" w:fill="FFFFFF"/>
+              </w:rPr>
+              <w:t xml:space="preserve"> whether the statement is valid (V) or invalid (I) (ii) If the statement is not valid, indicate why. </w:t>
             </w:r>
           </w:p>
           <w:p>
@@ -3665,7 +4390,6 @@
                     <w:left w:val="single" w:sz="4" w:space="0" w:color="000000"/>
                     <w:bottom w:val="single" w:sz="4" w:space="0" w:color="000000"/>
                   </w:tcBorders>
-                  <w:shd w:val="clear" w:color="auto" w:fill="auto"/>
                 </w:tcPr>
                 <w:p>
                   <w:pPr>
@@ -3695,7 +4419,6 @@
                     <w:left w:val="single" w:sz="4" w:space="0" w:color="000000"/>
                     <w:bottom w:val="single" w:sz="4" w:space="0" w:color="000000"/>
                   </w:tcBorders>
-                  <w:shd w:val="clear" w:color="auto" w:fill="auto"/>
                 </w:tcPr>
                 <w:p>
                   <w:pPr>
@@ -3726,7 +4449,6 @@
                     <w:bottom w:val="single" w:sz="4" w:space="0" w:color="000000"/>
                     <w:right w:val="single" w:sz="4" w:space="0" w:color="000000"/>
                   </w:tcBorders>
-                  <w:shd w:val="clear" w:color="auto" w:fill="auto"/>
                 </w:tcPr>
                 <w:p>
                   <w:pPr>
@@ -3758,7 +4480,6 @@
                     <w:left w:val="single" w:sz="4" w:space="0" w:color="000000"/>
                     <w:bottom w:val="single" w:sz="4" w:space="0" w:color="000000"/>
                   </w:tcBorders>
-                  <w:shd w:val="clear" w:color="auto" w:fill="auto"/>
                 </w:tcPr>
                 <w:p>
                   <w:pPr>
@@ -3810,8 +4531,20 @@
                       <w:szCs w:val="21"/>
                       <w:lang w:val="en-US"/>
                     </w:rPr>
-                    <w:t xml:space="preserve"> Fish(</w:t>
+                    <w:t xml:space="preserve"> </w:t>
                   </w:r>
+                  <w:proofErr w:type="gramStart"/>
+                  <w:r>
+                    <w:rPr>
+                      <w:rFonts w:ascii="Consolas" w:eastAsia="Times New Roman" w:hAnsi="Consolas" w:cs="Times New Roman"/>
+                      <w:color w:val="000000"/>
+                      <w:sz w:val="21"/>
+                      <w:szCs w:val="21"/>
+                      <w:lang w:val="en-US"/>
+                    </w:rPr>
+                    <w:t>Fish(</w:t>
+                  </w:r>
+                  <w:proofErr w:type="gramEnd"/>
                   <w:r>
                     <w:rPr>
                       <w:rFonts w:ascii="Consolas" w:eastAsia="Times New Roman" w:hAnsi="Consolas" w:cs="Times New Roman"/>
@@ -3842,6 +4575,7 @@
                     </w:rPr>
                     <w:t>"Blue Tang"</w:t>
                   </w:r>
+                  <w:proofErr w:type="gramStart"/>
                   <w:r>
                     <w:rPr>
                       <w:rFonts w:ascii="Consolas" w:eastAsia="Times New Roman" w:hAnsi="Consolas" w:cs="Times New Roman"/>
@@ -3852,6 +4586,7 @@
                     </w:rPr>
                     <w:t>);</w:t>
                   </w:r>
+                  <w:proofErr w:type="gramEnd"/>
                 </w:p>
                 <w:p>
                   <w:pPr>
@@ -3869,7 +4604,6 @@
                     <w:left w:val="single" w:sz="4" w:space="0" w:color="000000"/>
                     <w:bottom w:val="single" w:sz="4" w:space="0" w:color="000000"/>
                   </w:tcBorders>
-                  <w:shd w:val="clear" w:color="auto" w:fill="auto"/>
                 </w:tcPr>
                 <w:p>
                   <w:pPr>
@@ -3889,7 +4623,6 @@
                     <w:bottom w:val="single" w:sz="4" w:space="0" w:color="000000"/>
                     <w:right w:val="single" w:sz="4" w:space="0" w:color="000000"/>
                   </w:tcBorders>
-                  <w:shd w:val="clear" w:color="auto" w:fill="auto"/>
                 </w:tcPr>
                 <w:p>
                   <w:pPr>
@@ -3917,7 +4650,6 @@
                     <w:left w:val="single" w:sz="4" w:space="0" w:color="000000"/>
                     <w:bottom w:val="single" w:sz="4" w:space="0" w:color="000000"/>
                   </w:tcBorders>
-                  <w:shd w:val="clear" w:color="auto" w:fill="auto"/>
                 </w:tcPr>
                 <w:p>
                   <w:pPr>
@@ -3969,8 +4701,20 @@
                       <w:szCs w:val="21"/>
                       <w:lang w:val="en-US"/>
                     </w:rPr>
-                    <w:t xml:space="preserve"> Fish(</w:t>
+                    <w:t xml:space="preserve"> </w:t>
                   </w:r>
+                  <w:proofErr w:type="gramStart"/>
+                  <w:r>
+                    <w:rPr>
+                      <w:rFonts w:ascii="Consolas" w:eastAsia="Times New Roman" w:hAnsi="Consolas" w:cs="Times New Roman"/>
+                      <w:color w:val="000000"/>
+                      <w:sz w:val="21"/>
+                      <w:szCs w:val="21"/>
+                      <w:lang w:val="en-US"/>
+                    </w:rPr>
+                    <w:t>Fish(</w:t>
+                  </w:r>
+                  <w:proofErr w:type="gramEnd"/>
                   <w:r>
                     <w:rPr>
                       <w:rFonts w:ascii="Consolas" w:eastAsia="Times New Roman" w:hAnsi="Consolas" w:cs="Times New Roman"/>
@@ -4001,6 +4745,7 @@
                     </w:rPr>
                     <w:t>"Siamese"</w:t>
                   </w:r>
+                  <w:proofErr w:type="gramStart"/>
                   <w:r>
                     <w:rPr>
                       <w:rFonts w:ascii="Consolas" w:eastAsia="Times New Roman" w:hAnsi="Consolas" w:cs="Times New Roman"/>
@@ -4011,6 +4756,7 @@
                     </w:rPr>
                     <w:t>);</w:t>
                   </w:r>
+                  <w:proofErr w:type="gramEnd"/>
                 </w:p>
                 <w:p>
                   <w:pPr>
@@ -4028,7 +4774,6 @@
                     <w:left w:val="single" w:sz="4" w:space="0" w:color="000000"/>
                     <w:bottom w:val="single" w:sz="4" w:space="0" w:color="000000"/>
                   </w:tcBorders>
-                  <w:shd w:val="clear" w:color="auto" w:fill="auto"/>
                 </w:tcPr>
                 <w:p>
                   <w:pPr>
@@ -4048,7 +4793,6 @@
                     <w:bottom w:val="single" w:sz="4" w:space="0" w:color="000000"/>
                     <w:right w:val="single" w:sz="4" w:space="0" w:color="000000"/>
                   </w:tcBorders>
-                  <w:shd w:val="clear" w:color="auto" w:fill="auto"/>
                 </w:tcPr>
                 <w:p>
                   <w:pPr>
@@ -4076,7 +4820,6 @@
                     <w:left w:val="single" w:sz="4" w:space="0" w:color="000000"/>
                     <w:bottom w:val="single" w:sz="4" w:space="0" w:color="000000"/>
                   </w:tcBorders>
-                  <w:shd w:val="clear" w:color="auto" w:fill="auto"/>
                 </w:tcPr>
                 <w:p>
                   <w:pPr>
@@ -4128,8 +4871,20 @@
                       <w:szCs w:val="21"/>
                       <w:lang w:val="en-US"/>
                     </w:rPr>
-                    <w:t xml:space="preserve"> Pet(</w:t>
+                    <w:t xml:space="preserve"> </w:t>
                   </w:r>
+                  <w:proofErr w:type="gramStart"/>
+                  <w:r>
+                    <w:rPr>
+                      <w:rFonts w:ascii="Consolas" w:eastAsia="Times New Roman" w:hAnsi="Consolas" w:cs="Times New Roman"/>
+                      <w:color w:val="000000"/>
+                      <w:sz w:val="21"/>
+                      <w:szCs w:val="21"/>
+                      <w:lang w:val="en-US"/>
+                    </w:rPr>
+                    <w:t>Pet(</w:t>
+                  </w:r>
+                  <w:proofErr w:type="gramEnd"/>
                   <w:r>
                     <w:rPr>
                       <w:rFonts w:ascii="Consolas" w:eastAsia="Times New Roman" w:hAnsi="Consolas" w:cs="Times New Roman"/>
@@ -4160,6 +4915,7 @@
                     </w:rPr>
                     <w:t>"Clownfish"</w:t>
                   </w:r>
+                  <w:proofErr w:type="gramStart"/>
                   <w:r>
                     <w:rPr>
                       <w:rFonts w:ascii="Consolas" w:eastAsia="Times New Roman" w:hAnsi="Consolas" w:cs="Times New Roman"/>
@@ -4170,6 +4926,7 @@
                     </w:rPr>
                     <w:t>);</w:t>
                   </w:r>
+                  <w:proofErr w:type="gramEnd"/>
                 </w:p>
                 <w:p>
                   <w:pPr>
@@ -4187,7 +4944,6 @@
                     <w:left w:val="single" w:sz="4" w:space="0" w:color="000000"/>
                     <w:bottom w:val="single" w:sz="4" w:space="0" w:color="000000"/>
                   </w:tcBorders>
-                  <w:shd w:val="clear" w:color="auto" w:fill="auto"/>
                 </w:tcPr>
                 <w:p>
                   <w:pPr>
@@ -4207,7 +4963,6 @@
                     <w:bottom w:val="single" w:sz="4" w:space="0" w:color="000000"/>
                     <w:right w:val="single" w:sz="4" w:space="0" w:color="000000"/>
                   </w:tcBorders>
-                  <w:shd w:val="clear" w:color="auto" w:fill="auto"/>
                 </w:tcPr>
                 <w:p>
                   <w:pPr>
@@ -4228,7 +4983,6 @@
                     <w:left w:val="single" w:sz="4" w:space="0" w:color="000000"/>
                     <w:bottom w:val="single" w:sz="4" w:space="0" w:color="000000"/>
                   </w:tcBorders>
-                  <w:shd w:val="clear" w:color="auto" w:fill="auto"/>
                 </w:tcPr>
                 <w:p>
                   <w:pPr>
@@ -4280,8 +5034,20 @@
                       <w:szCs w:val="21"/>
                       <w:lang w:val="en-US"/>
                     </w:rPr>
-                    <w:t xml:space="preserve"> Fish(</w:t>
+                    <w:t xml:space="preserve"> </w:t>
                   </w:r>
+                  <w:proofErr w:type="gramStart"/>
+                  <w:r>
+                    <w:rPr>
+                      <w:rFonts w:ascii="Consolas" w:eastAsia="Times New Roman" w:hAnsi="Consolas" w:cs="Times New Roman"/>
+                      <w:color w:val="000000"/>
+                      <w:sz w:val="21"/>
+                      <w:szCs w:val="21"/>
+                      <w:lang w:val="en-US"/>
+                    </w:rPr>
+                    <w:t>Fish(</w:t>
+                  </w:r>
+                  <w:proofErr w:type="gramEnd"/>
                   <w:r>
                     <w:rPr>
                       <w:rFonts w:ascii="Consolas" w:eastAsia="Times New Roman" w:hAnsi="Consolas" w:cs="Times New Roman"/>
@@ -4312,6 +5078,7 @@
                     </w:rPr>
                     <w:t>"Blue Tang"</w:t>
                   </w:r>
+                  <w:proofErr w:type="gramStart"/>
                   <w:r>
                     <w:rPr>
                       <w:rFonts w:ascii="Consolas" w:eastAsia="Times New Roman" w:hAnsi="Consolas" w:cs="Times New Roman"/>
@@ -4322,6 +5089,7 @@
                     </w:rPr>
                     <w:t>);</w:t>
                   </w:r>
+                  <w:proofErr w:type="gramEnd"/>
                 </w:p>
                 <w:p>
                   <w:pPr>
@@ -4341,7 +5109,6 @@
                     <w:left w:val="single" w:sz="4" w:space="0" w:color="000000"/>
                     <w:bottom w:val="single" w:sz="4" w:space="0" w:color="000000"/>
                   </w:tcBorders>
-                  <w:shd w:val="clear" w:color="auto" w:fill="auto"/>
                 </w:tcPr>
                 <w:p>
                   <w:pPr>
@@ -4363,7 +5130,6 @@
                     <w:bottom w:val="single" w:sz="4" w:space="0" w:color="000000"/>
                     <w:right w:val="single" w:sz="4" w:space="0" w:color="000000"/>
                   </w:tcBorders>
-                  <w:shd w:val="clear" w:color="auto" w:fill="auto"/>
                 </w:tcPr>
                 <w:p>
                   <w:pPr>
@@ -4386,7 +5152,6 @@
                     <w:left w:val="single" w:sz="4" w:space="0" w:color="000000"/>
                     <w:bottom w:val="single" w:sz="4" w:space="0" w:color="000000"/>
                   </w:tcBorders>
-                  <w:shd w:val="clear" w:color="auto" w:fill="auto"/>
                 </w:tcPr>
                 <w:p>
                   <w:pPr>
@@ -4438,8 +5203,20 @@
                       <w:szCs w:val="21"/>
                       <w:lang w:val="en-US"/>
                     </w:rPr>
-                    <w:t xml:space="preserve"> Cat(</w:t>
+                    <w:t xml:space="preserve"> </w:t>
                   </w:r>
+                  <w:proofErr w:type="gramStart"/>
+                  <w:r>
+                    <w:rPr>
+                      <w:rFonts w:ascii="Consolas" w:eastAsia="Times New Roman" w:hAnsi="Consolas" w:cs="Times New Roman"/>
+                      <w:color w:val="000000"/>
+                      <w:sz w:val="21"/>
+                      <w:szCs w:val="21"/>
+                      <w:lang w:val="en-US"/>
+                    </w:rPr>
+                    <w:t>Cat(</w:t>
+                  </w:r>
+                  <w:proofErr w:type="gramEnd"/>
                   <w:r>
                     <w:rPr>
                       <w:rFonts w:ascii="Consolas" w:eastAsia="Times New Roman" w:hAnsi="Consolas" w:cs="Times New Roman"/>
@@ -4470,6 +5247,7 @@
                     </w:rPr>
                     <w:t>"Ragdoll"</w:t>
                   </w:r>
+                  <w:proofErr w:type="gramStart"/>
                   <w:r>
                     <w:rPr>
                       <w:rFonts w:ascii="Consolas" w:eastAsia="Times New Roman" w:hAnsi="Consolas" w:cs="Times New Roman"/>
@@ -4480,6 +5258,7 @@
                     </w:rPr>
                     <w:t>);</w:t>
                   </w:r>
+                  <w:proofErr w:type="gramEnd"/>
                 </w:p>
                 <w:p>
                   <w:pPr>
@@ -4499,7 +5278,6 @@
                     <w:left w:val="single" w:sz="4" w:space="0" w:color="000000"/>
                     <w:bottom w:val="single" w:sz="4" w:space="0" w:color="000000"/>
                   </w:tcBorders>
-                  <w:shd w:val="clear" w:color="auto" w:fill="auto"/>
                 </w:tcPr>
                 <w:p>
                   <w:pPr>
@@ -4521,7 +5299,6 @@
                     <w:bottom w:val="single" w:sz="4" w:space="0" w:color="000000"/>
                     <w:right w:val="single" w:sz="4" w:space="0" w:color="000000"/>
                   </w:tcBorders>
-                  <w:shd w:val="clear" w:color="auto" w:fill="auto"/>
                 </w:tcPr>
                 <w:p>
                   <w:pPr>
@@ -4544,7 +5321,6 @@
                     <w:left w:val="single" w:sz="4" w:space="0" w:color="000000"/>
                     <w:bottom w:val="single" w:sz="4" w:space="0" w:color="000000"/>
                   </w:tcBorders>
-                  <w:shd w:val="clear" w:color="auto" w:fill="auto"/>
                 </w:tcPr>
                 <w:p>
                   <w:pPr>
@@ -4608,6 +5384,7 @@
                     </w:rPr>
                     <w:t>"Ravioli"</w:t>
                   </w:r>
+                  <w:proofErr w:type="gramStart"/>
                   <w:r>
                     <w:rPr>
                       <w:rFonts w:ascii="Consolas" w:eastAsia="Times New Roman" w:hAnsi="Consolas" w:cs="Times New Roman"/>
@@ -4618,6 +5395,7 @@
                     </w:rPr>
                     <w:t>);</w:t>
                   </w:r>
+                  <w:proofErr w:type="gramEnd"/>
                 </w:p>
                 <w:p>
                   <w:pPr>
@@ -4640,7 +5418,6 @@
                     <w:left w:val="single" w:sz="4" w:space="0" w:color="000000"/>
                     <w:bottom w:val="single" w:sz="4" w:space="0" w:color="000000"/>
                   </w:tcBorders>
-                  <w:shd w:val="clear" w:color="auto" w:fill="auto"/>
                 </w:tcPr>
                 <w:p>
                   <w:pPr>
@@ -4662,7 +5439,6 @@
                     <w:bottom w:val="single" w:sz="4" w:space="0" w:color="000000"/>
                     <w:right w:val="single" w:sz="4" w:space="0" w:color="000000"/>
                   </w:tcBorders>
-                  <w:shd w:val="clear" w:color="auto" w:fill="auto"/>
                 </w:tcPr>
                 <w:p>
                   <w:pPr>
@@ -4701,7 +5477,6 @@
               <w:left w:val="single" w:sz="4" w:space="0" w:color="000000"/>
               <w:right w:val="single" w:sz="4" w:space="0" w:color="000000"/>
             </w:tcBorders>
-            <w:shd w:val="clear" w:color="auto" w:fill="auto"/>
           </w:tcPr>
           <w:p>
             <w:pPr>
@@ -4714,15 +5489,16 @@
               <w:ind w:left="390" w:hanging="390"/>
               <w:rPr>
                 <w:rFonts w:ascii="Calibri" w:hAnsi="Calibri" w:cs="Calibri"/>
+                <w:color w:val="auto"/>
               </w:rPr>
             </w:pPr>
             <w:r>
               <w:rPr>
                 <w:rFonts w:ascii="Calibri" w:hAnsi="Calibri" w:cs="Calibri"/>
-                <w:color w:val="3C3C3C"/>
+                <w:color w:val="auto"/>
                 <w:shd w:val="clear" w:color="auto" w:fill="FFFFFF"/>
               </w:rPr>
-              <w:t xml:space="preserve">What is the value of s after the code block below? Do not include quotes in your answer. </w:t>
+              <w:t xml:space="preserve">What is the value of s? </w:t>
             </w:r>
           </w:p>
           <w:p>
@@ -4783,8 +5559,20 @@
                 <w:szCs w:val="21"/>
                 <w:lang w:val="en-US"/>
               </w:rPr>
-              <w:t xml:space="preserve"> Pet(</w:t>
-            </w:r>
+              <w:t xml:space="preserve"> </w:t>
+            </w:r>
+            <w:proofErr w:type="gramStart"/>
+            <w:r>
+              <w:rPr>
+                <w:rFonts w:ascii="Consolas" w:eastAsia="Times New Roman" w:hAnsi="Consolas" w:cs="Times New Roman"/>
+                <w:color w:val="000000"/>
+                <w:sz w:val="21"/>
+                <w:szCs w:val="21"/>
+                <w:lang w:val="en-US"/>
+              </w:rPr>
+              <w:t>Pet(</w:t>
+            </w:r>
+            <w:proofErr w:type="gramEnd"/>
             <w:r>
               <w:rPr>
                 <w:rFonts w:ascii="Consolas" w:eastAsia="Times New Roman" w:hAnsi="Consolas" w:cs="Times New Roman"/>
@@ -4815,6 +5603,7 @@
               </w:rPr>
               <w:t>"Cat"</w:t>
             </w:r>
+            <w:proofErr w:type="gramStart"/>
             <w:r>
               <w:rPr>
                 <w:rFonts w:ascii="Consolas" w:eastAsia="Times New Roman" w:hAnsi="Consolas" w:cs="Times New Roman"/>
@@ -4825,6 +5614,7 @@
               </w:rPr>
               <w:t>);</w:t>
             </w:r>
+            <w:proofErr w:type="gramEnd"/>
           </w:p>
           <w:p>
             <w:pPr>
@@ -4856,8 +5646,20 @@
                 <w:szCs w:val="21"/>
                 <w:lang w:val="en-US"/>
               </w:rPr>
-              <w:t xml:space="preserve"> s = pet1.toString();</w:t>
-            </w:r>
+              <w:t xml:space="preserve"> s = pet1.toString(</w:t>
+            </w:r>
+            <w:proofErr w:type="gramStart"/>
+            <w:r>
+              <w:rPr>
+                <w:rFonts w:ascii="Consolas" w:eastAsia="Times New Roman" w:hAnsi="Consolas" w:cs="Times New Roman"/>
+                <w:color w:val="000000"/>
+                <w:sz w:val="21"/>
+                <w:szCs w:val="21"/>
+                <w:lang w:val="en-US"/>
+              </w:rPr>
+              <w:t>);</w:t>
+            </w:r>
+            <w:proofErr w:type="gramEnd"/>
           </w:p>
           <w:p>
             <w:pPr>
@@ -4896,7 +5698,6 @@
               <w:bottom w:val="single" w:sz="4" w:space="0" w:color="000000"/>
               <w:right w:val="single" w:sz="4" w:space="0" w:color="000000"/>
             </w:tcBorders>
-            <w:shd w:val="clear" w:color="auto" w:fill="auto"/>
           </w:tcPr>
           <w:p>
             <w:pPr>
@@ -4909,15 +5710,16 @@
               <w:ind w:left="390" w:hanging="390"/>
               <w:rPr>
                 <w:rFonts w:ascii="Calibri" w:hAnsi="Calibri" w:cs="Calibri"/>
+                <w:color w:val="auto"/>
               </w:rPr>
             </w:pPr>
             <w:r>
               <w:rPr>
                 <w:rFonts w:ascii="Calibri" w:hAnsi="Calibri" w:cs="Calibri"/>
-                <w:color w:val="3C3C3C"/>
+                <w:color w:val="auto"/>
                 <w:shd w:val="clear" w:color="auto" w:fill="FFFFFF"/>
               </w:rPr>
-              <w:t>What is the value of s after the code block below? Do not include quotes in your answer.  If an error occurs write “ERROR” AND indicate why the error occurs.</w:t>
+              <w:t>What is printed?</w:t>
             </w:r>
           </w:p>
           <w:p>
@@ -4975,8 +5777,20 @@
                 <w:szCs w:val="21"/>
                 <w:lang w:val="en-US"/>
               </w:rPr>
-              <w:t xml:space="preserve"> Cat(</w:t>
-            </w:r>
+              <w:t xml:space="preserve"> </w:t>
+            </w:r>
+            <w:proofErr w:type="gramStart"/>
+            <w:r>
+              <w:rPr>
+                <w:rFonts w:ascii="Consolas" w:eastAsia="Times New Roman" w:hAnsi="Consolas" w:cs="Times New Roman"/>
+                <w:color w:val="000000"/>
+                <w:sz w:val="21"/>
+                <w:szCs w:val="21"/>
+                <w:lang w:val="en-US"/>
+              </w:rPr>
+              <w:t>Cat(</w:t>
+            </w:r>
+            <w:proofErr w:type="gramEnd"/>
             <w:r>
               <w:rPr>
                 <w:rFonts w:ascii="Consolas" w:eastAsia="Times New Roman" w:hAnsi="Consolas" w:cs="Times New Roman"/>
@@ -5007,6 +5821,7 @@
               </w:rPr>
               <w:t>"Calico"</w:t>
             </w:r>
+            <w:proofErr w:type="gramStart"/>
             <w:r>
               <w:rPr>
                 <w:rFonts w:ascii="Consolas" w:eastAsia="Times New Roman" w:hAnsi="Consolas" w:cs="Times New Roman"/>
@@ -5017,6 +5832,7 @@
               </w:rPr>
               <w:t>);</w:t>
             </w:r>
+            <w:proofErr w:type="gramEnd"/>
           </w:p>
           <w:p>
             <w:pPr>
@@ -5048,8 +5864,20 @@
                 <w:szCs w:val="21"/>
                 <w:lang w:val="en-US"/>
               </w:rPr>
-              <w:t xml:space="preserve"> pet3 = pet2;</w:t>
-            </w:r>
+              <w:t xml:space="preserve"> pet3 = </w:t>
+            </w:r>
+            <w:proofErr w:type="gramStart"/>
+            <w:r>
+              <w:rPr>
+                <w:rFonts w:ascii="Consolas" w:eastAsia="Times New Roman" w:hAnsi="Consolas" w:cs="Times New Roman"/>
+                <w:color w:val="000000"/>
+                <w:sz w:val="21"/>
+                <w:szCs w:val="21"/>
+                <w:lang w:val="en-US"/>
+              </w:rPr>
+              <w:t>pet2;</w:t>
+            </w:r>
+            <w:proofErr w:type="gramEnd"/>
           </w:p>
           <w:p>
             <w:pPr>
@@ -5071,8 +5899,20 @@
                 <w:szCs w:val="21"/>
                 <w:lang w:val="en-US"/>
               </w:rPr>
-              <w:t>pet3.speak();</w:t>
-            </w:r>
+              <w:t>pet3.speak(</w:t>
+            </w:r>
+            <w:proofErr w:type="gramStart"/>
+            <w:r>
+              <w:rPr>
+                <w:rFonts w:ascii="Consolas" w:eastAsia="Times New Roman" w:hAnsi="Consolas" w:cs="Times New Roman"/>
+                <w:color w:val="000000"/>
+                <w:sz w:val="21"/>
+                <w:szCs w:val="21"/>
+                <w:lang w:val="en-US"/>
+              </w:rPr>
+              <w:t>);</w:t>
+            </w:r>
+            <w:proofErr w:type="gramEnd"/>
           </w:p>
           <w:p>
             <w:pPr>
@@ -5099,7 +5939,6 @@
               <w:bottom w:val="single" w:sz="4" w:space="0" w:color="auto"/>
               <w:right w:val="single" w:sz="4" w:space="0" w:color="000000"/>
             </w:tcBorders>
-            <w:shd w:val="clear" w:color="auto" w:fill="auto"/>
           </w:tcPr>
           <w:p>
             <w:pPr>
@@ -5107,15 +5946,16 @@
               <w:spacing w:line="240" w:lineRule="auto"/>
               <w:rPr>
                 <w:rFonts w:ascii="Calibri" w:hAnsi="Calibri" w:cs="Calibri"/>
+                <w:color w:val="auto"/>
               </w:rPr>
             </w:pPr>
             <w:r>
               <w:rPr>
                 <w:rFonts w:ascii="Calibri" w:hAnsi="Calibri" w:cs="Calibri"/>
-                <w:color w:val="3C3C3C"/>
+                <w:color w:val="auto"/>
                 <w:shd w:val="clear" w:color="auto" w:fill="FFFFFF"/>
               </w:rPr>
-              <w:t xml:space="preserve">Refer to the code block below to indicate what is printed for each of the following statements.  If an error occurs write “ERROR” AND indicate why the error occurs. </w:t>
+              <w:t xml:space="preserve">Refer to the code block below to indicate what is printed for each of the following statements.  </w:t>
             </w:r>
           </w:p>
           <w:p>
@@ -5188,8 +6028,20 @@
                 <w:szCs w:val="21"/>
                 <w:lang w:val="en-US"/>
               </w:rPr>
-              <w:t xml:space="preserve"> Pet(</w:t>
-            </w:r>
+              <w:t xml:space="preserve"> </w:t>
+            </w:r>
+            <w:proofErr w:type="gramStart"/>
+            <w:r>
+              <w:rPr>
+                <w:rFonts w:ascii="Consolas" w:eastAsia="Times New Roman" w:hAnsi="Consolas" w:cs="Times New Roman"/>
+                <w:color w:val="000000"/>
+                <w:sz w:val="21"/>
+                <w:szCs w:val="21"/>
+                <w:lang w:val="en-US"/>
+              </w:rPr>
+              <w:t>Pet(</w:t>
+            </w:r>
+            <w:proofErr w:type="gramEnd"/>
             <w:r>
               <w:rPr>
                 <w:rFonts w:ascii="Consolas" w:eastAsia="Times New Roman" w:hAnsi="Consolas" w:cs="Times New Roman"/>
@@ -5220,6 +6072,7 @@
               </w:rPr>
               <w:t>"Gorilla"</w:t>
             </w:r>
+            <w:proofErr w:type="gramStart"/>
             <w:r>
               <w:rPr>
                 <w:rFonts w:ascii="Consolas" w:eastAsia="Times New Roman" w:hAnsi="Consolas" w:cs="Times New Roman"/>
@@ -5230,6 +6083,7 @@
               </w:rPr>
               <w:t>);</w:t>
             </w:r>
+            <w:proofErr w:type="gramEnd"/>
           </w:p>
           <w:p>
             <w:pPr>
@@ -5311,8 +6165,20 @@
                 <w:szCs w:val="21"/>
                 <w:lang w:val="en-US"/>
               </w:rPr>
-              <w:t xml:space="preserve"> Cat(</w:t>
-            </w:r>
+              <w:t xml:space="preserve"> </w:t>
+            </w:r>
+            <w:proofErr w:type="gramStart"/>
+            <w:r>
+              <w:rPr>
+                <w:rFonts w:ascii="Consolas" w:eastAsia="Times New Roman" w:hAnsi="Consolas" w:cs="Times New Roman"/>
+                <w:color w:val="000000"/>
+                <w:sz w:val="21"/>
+                <w:szCs w:val="21"/>
+                <w:lang w:val="en-US"/>
+              </w:rPr>
+              <w:t>Cat(</w:t>
+            </w:r>
+            <w:proofErr w:type="gramEnd"/>
             <w:r>
               <w:rPr>
                 <w:rFonts w:ascii="Consolas" w:eastAsia="Times New Roman" w:hAnsi="Consolas" w:cs="Times New Roman"/>
@@ -5343,6 +6209,7 @@
               </w:rPr>
               <w:t>"Maine Coon"</w:t>
             </w:r>
+            <w:proofErr w:type="gramStart"/>
             <w:r>
               <w:rPr>
                 <w:rFonts w:ascii="Consolas" w:eastAsia="Times New Roman" w:hAnsi="Consolas" w:cs="Times New Roman"/>
@@ -5353,6 +6220,7 @@
               </w:rPr>
               <w:t>);</w:t>
             </w:r>
+            <w:proofErr w:type="gramEnd"/>
           </w:p>
           <w:p>
             <w:pPr>
@@ -5414,8 +6282,20 @@
                 <w:szCs w:val="21"/>
                 <w:lang w:val="en-US"/>
               </w:rPr>
-              <w:t xml:space="preserve"> Fish(</w:t>
-            </w:r>
+              <w:t xml:space="preserve"> </w:t>
+            </w:r>
+            <w:proofErr w:type="gramStart"/>
+            <w:r>
+              <w:rPr>
+                <w:rFonts w:ascii="Consolas" w:eastAsia="Times New Roman" w:hAnsi="Consolas" w:cs="Times New Roman"/>
+                <w:color w:val="000000"/>
+                <w:sz w:val="21"/>
+                <w:szCs w:val="21"/>
+                <w:lang w:val="en-US"/>
+              </w:rPr>
+              <w:t>Fish(</w:t>
+            </w:r>
+            <w:proofErr w:type="gramEnd"/>
             <w:r>
               <w:rPr>
                 <w:rFonts w:ascii="Consolas" w:eastAsia="Times New Roman" w:hAnsi="Consolas" w:cs="Times New Roman"/>
@@ -5446,6 +6326,7 @@
               </w:rPr>
               <w:t>"Clownfish"</w:t>
             </w:r>
+            <w:proofErr w:type="gramStart"/>
             <w:r>
               <w:rPr>
                 <w:rFonts w:ascii="Consolas" w:eastAsia="Times New Roman" w:hAnsi="Consolas" w:cs="Times New Roman"/>
@@ -5456,6 +6337,7 @@
               </w:rPr>
               <w:t>);</w:t>
             </w:r>
+            <w:proofErr w:type="gramEnd"/>
           </w:p>
           <w:p>
             <w:pPr>
@@ -5517,8 +6399,20 @@
                 <w:szCs w:val="21"/>
                 <w:lang w:val="en-US"/>
               </w:rPr>
-              <w:t xml:space="preserve"> Fish(</w:t>
-            </w:r>
+              <w:t xml:space="preserve"> </w:t>
+            </w:r>
+            <w:proofErr w:type="gramStart"/>
+            <w:r>
+              <w:rPr>
+                <w:rFonts w:ascii="Consolas" w:eastAsia="Times New Roman" w:hAnsi="Consolas" w:cs="Times New Roman"/>
+                <w:color w:val="000000"/>
+                <w:sz w:val="21"/>
+                <w:szCs w:val="21"/>
+                <w:lang w:val="en-US"/>
+              </w:rPr>
+              <w:t>Fish(</w:t>
+            </w:r>
+            <w:proofErr w:type="gramEnd"/>
             <w:r>
               <w:rPr>
                 <w:rFonts w:ascii="Consolas" w:eastAsia="Times New Roman" w:hAnsi="Consolas" w:cs="Times New Roman"/>
@@ -5549,6 +6443,7 @@
               </w:rPr>
               <w:t>"Blue Tang"</w:t>
             </w:r>
+            <w:proofErr w:type="gramStart"/>
             <w:r>
               <w:rPr>
                 <w:rFonts w:ascii="Consolas" w:eastAsia="Times New Roman" w:hAnsi="Consolas" w:cs="Times New Roman"/>
@@ -5559,6 +6454,7 @@
               </w:rPr>
               <w:t>);</w:t>
             </w:r>
+            <w:proofErr w:type="gramEnd"/>
           </w:p>
           <w:p>
             <w:pPr>
@@ -5590,15 +6486,27 @@
                 <w:lang w:val="en-US"/>
               </w:rPr>
             </w:pPr>
-            <w:r>
-              <w:rPr>
-                <w:rFonts w:ascii="Consolas" w:eastAsia="Times New Roman" w:hAnsi="Consolas" w:cs="Times New Roman"/>
-                <w:color w:val="000000"/>
-                <w:sz w:val="21"/>
-                <w:szCs w:val="21"/>
-                <w:lang w:val="en-US"/>
-              </w:rPr>
-              <w:t>System.out.println(</w:t>
+            <w:proofErr w:type="spellStart"/>
+            <w:r>
+              <w:rPr>
+                <w:rFonts w:ascii="Consolas" w:eastAsia="Times New Roman" w:hAnsi="Consolas" w:cs="Times New Roman"/>
+                <w:color w:val="000000"/>
+                <w:sz w:val="21"/>
+                <w:szCs w:val="21"/>
+                <w:lang w:val="en-US"/>
+              </w:rPr>
+              <w:t>System.out.println</w:t>
+            </w:r>
+            <w:proofErr w:type="spellEnd"/>
+            <w:r>
+              <w:rPr>
+                <w:rFonts w:ascii="Consolas" w:eastAsia="Times New Roman" w:hAnsi="Consolas" w:cs="Times New Roman"/>
+                <w:color w:val="000000"/>
+                <w:sz w:val="21"/>
+                <w:szCs w:val="21"/>
+                <w:lang w:val="en-US"/>
+              </w:rPr>
+              <w:t>(</w:t>
             </w:r>
             <w:r>
               <w:rPr>
@@ -5620,6 +6528,7 @@
               </w:rPr>
               <w:t xml:space="preserve"> </w:t>
             </w:r>
+            <w:proofErr w:type="spellStart"/>
             <w:r>
               <w:rPr>
                 <w:rFonts w:ascii="Consolas" w:eastAsia="Times New Roman" w:hAnsi="Consolas" w:cs="Times New Roman"/>
@@ -5630,25 +6539,68 @@
               </w:rPr>
               <w:t>instanceof</w:t>
             </w:r>
-            <w:r>
-              <w:rPr>
-                <w:rFonts w:ascii="Consolas" w:eastAsia="Times New Roman" w:hAnsi="Consolas" w:cs="Times New Roman"/>
-                <w:color w:val="000000"/>
-                <w:sz w:val="21"/>
-                <w:szCs w:val="21"/>
-                <w:lang w:val="en-US"/>
-              </w:rPr>
-              <w:t xml:space="preserve"> Pet);</w:t>
-            </w:r>
-            <w:r>
-              <w:rPr>
-                <w:rFonts w:ascii="Consolas" w:eastAsia="Times New Roman" w:hAnsi="Consolas" w:cs="Times New Roman"/>
-                <w:color w:val="000000"/>
-                <w:sz w:val="21"/>
-                <w:szCs w:val="21"/>
-                <w:lang w:val="en-US"/>
-              </w:rPr>
-              <w:t xml:space="preserve">//returns true of </w:t>
+            <w:proofErr w:type="spellEnd"/>
+            <w:r>
+              <w:rPr>
+                <w:rFonts w:ascii="Consolas" w:eastAsia="Times New Roman" w:hAnsi="Consolas" w:cs="Times New Roman"/>
+                <w:color w:val="000000"/>
+                <w:sz w:val="21"/>
+                <w:szCs w:val="21"/>
+                <w:lang w:val="en-US"/>
+              </w:rPr>
+              <w:t xml:space="preserve"> </w:t>
+            </w:r>
+            <w:proofErr w:type="gramStart"/>
+            <w:r>
+              <w:rPr>
+                <w:rFonts w:ascii="Consolas" w:eastAsia="Times New Roman" w:hAnsi="Consolas" w:cs="Times New Roman"/>
+                <w:color w:val="000000"/>
+                <w:sz w:val="21"/>
+                <w:szCs w:val="21"/>
+                <w:lang w:val="en-US"/>
+              </w:rPr>
+              <w:t>Pet);</w:t>
+            </w:r>
+            <w:r>
+              <w:rPr>
+                <w:rFonts w:ascii="Consolas" w:eastAsia="Times New Roman" w:hAnsi="Consolas" w:cs="Times New Roman"/>
+                <w:color w:val="000000"/>
+                <w:sz w:val="21"/>
+                <w:szCs w:val="21"/>
+                <w:lang w:val="en-US"/>
+              </w:rPr>
+              <w:t>/</w:t>
+            </w:r>
+            <w:proofErr w:type="gramEnd"/>
+            <w:r>
+              <w:rPr>
+                <w:rFonts w:ascii="Consolas" w:eastAsia="Times New Roman" w:hAnsi="Consolas" w:cs="Times New Roman"/>
+                <w:color w:val="000000"/>
+                <w:sz w:val="21"/>
+                <w:szCs w:val="21"/>
+                <w:lang w:val="en-US"/>
+              </w:rPr>
+              <w:t xml:space="preserve">/returns true </w:t>
+            </w:r>
+            <w:r>
+              <w:rPr>
+                <w:rFonts w:ascii="Consolas" w:eastAsia="Times New Roman" w:hAnsi="Consolas" w:cs="Times New Roman"/>
+                <w:color w:val="000000"/>
+                <w:sz w:val="21"/>
+                <w:szCs w:val="21"/>
+                <w:lang w:val="en-US"/>
+              </w:rPr>
+              <w:t>i</w:t>
+            </w:r>
+            <w:r>
+              <w:rPr>
+                <w:rFonts w:ascii="Consolas" w:eastAsia="Times New Roman" w:hAnsi="Consolas" w:cs="Times New Roman"/>
+                <w:color w:val="000000"/>
+                <w:sz w:val="21"/>
+                <w:szCs w:val="21"/>
+                <w:lang w:val="en-US"/>
+              </w:rPr>
+              <w:t xml:space="preserve">f </w:t>
             </w:r>
             <w:r>
               <w:rPr>
@@ -5670,6 +6622,19 @@
               </w:rPr>
               <w:t xml:space="preserve"> is an instance of Pet</w:t>
             </w:r>
+          </w:p>
+          <w:p>
+            <w:pPr>
+              <w:shd w:val="clear" w:color="auto" w:fill="FFFFFF"/>
+              <w:spacing w:line="285" w:lineRule="atLeast"/>
+              <w:rPr>
+                <w:rFonts w:ascii="Consolas" w:eastAsia="Times New Roman" w:hAnsi="Consolas" w:cs="Times New Roman"/>
+                <w:color w:val="000000"/>
+                <w:sz w:val="21"/>
+                <w:szCs w:val="21"/>
+                <w:lang w:val="en-US"/>
+              </w:rPr>
+            </w:pPr>
           </w:p>
           <w:p>
             <w:pPr>
@@ -5714,15 +6679,27 @@
                 <w:lang w:val="en-US"/>
               </w:rPr>
             </w:pPr>
-            <w:r>
-              <w:rPr>
-                <w:rFonts w:ascii="Consolas" w:eastAsia="Times New Roman" w:hAnsi="Consolas" w:cs="Times New Roman"/>
-                <w:color w:val="000000"/>
-                <w:sz w:val="21"/>
-                <w:szCs w:val="21"/>
-                <w:lang w:val="en-US"/>
-              </w:rPr>
-              <w:t>System.out.println(</w:t>
+            <w:proofErr w:type="spellStart"/>
+            <w:r>
+              <w:rPr>
+                <w:rFonts w:ascii="Consolas" w:eastAsia="Times New Roman" w:hAnsi="Consolas" w:cs="Times New Roman"/>
+                <w:color w:val="000000"/>
+                <w:sz w:val="21"/>
+                <w:szCs w:val="21"/>
+                <w:lang w:val="en-US"/>
+              </w:rPr>
+              <w:t>System.out.println</w:t>
+            </w:r>
+            <w:proofErr w:type="spellEnd"/>
+            <w:r>
+              <w:rPr>
+                <w:rFonts w:ascii="Consolas" w:eastAsia="Times New Roman" w:hAnsi="Consolas" w:cs="Times New Roman"/>
+                <w:color w:val="000000"/>
+                <w:sz w:val="21"/>
+                <w:szCs w:val="21"/>
+                <w:lang w:val="en-US"/>
+              </w:rPr>
+              <w:t>(</w:t>
             </w:r>
             <w:r>
               <w:rPr>
@@ -5742,18 +6719,41 @@
                 <w:szCs w:val="21"/>
                 <w:lang w:val="en-US"/>
               </w:rPr>
-              <w:t xml:space="preserve"> Cat()</w:t>
-            </w:r>
-            <w:r>
-              <w:rPr>
-                <w:rFonts w:ascii="Consolas" w:eastAsia="Times New Roman" w:hAnsi="Consolas" w:cs="Times New Roman"/>
-                <w:color w:val="000000"/>
-                <w:sz w:val="21"/>
-                <w:szCs w:val="21"/>
-                <w:lang w:val="en-US"/>
-              </w:rPr>
               <w:t xml:space="preserve"> </w:t>
             </w:r>
+            <w:proofErr w:type="gramStart"/>
+            <w:r>
+              <w:rPr>
+                <w:rFonts w:ascii="Consolas" w:eastAsia="Times New Roman" w:hAnsi="Consolas" w:cs="Times New Roman"/>
+                <w:color w:val="000000"/>
+                <w:sz w:val="21"/>
+                <w:szCs w:val="21"/>
+                <w:lang w:val="en-US"/>
+              </w:rPr>
+              <w:t>Cat(</w:t>
+            </w:r>
+            <w:proofErr w:type="gramEnd"/>
+            <w:r>
+              <w:rPr>
+                <w:rFonts w:ascii="Consolas" w:eastAsia="Times New Roman" w:hAnsi="Consolas" w:cs="Times New Roman"/>
+                <w:color w:val="000000"/>
+                <w:sz w:val="21"/>
+                <w:szCs w:val="21"/>
+                <w:lang w:val="en-US"/>
+              </w:rPr>
+              <w:t>)</w:t>
+            </w:r>
+            <w:r>
+              <w:rPr>
+                <w:rFonts w:ascii="Consolas" w:eastAsia="Times New Roman" w:hAnsi="Consolas" w:cs="Times New Roman"/>
+                <w:color w:val="000000"/>
+                <w:sz w:val="21"/>
+                <w:szCs w:val="21"/>
+                <w:lang w:val="en-US"/>
+              </w:rPr>
+              <w:t xml:space="preserve"> </w:t>
+            </w:r>
+            <w:proofErr w:type="spellStart"/>
             <w:r>
               <w:rPr>
                 <w:rFonts w:ascii="Consolas" w:eastAsia="Times New Roman" w:hAnsi="Consolas" w:cs="Times New Roman"/>
@@ -5764,16 +6764,42 @@
               </w:rPr>
               <w:t>instanceof</w:t>
             </w:r>
-            <w:r>
-              <w:rPr>
-                <w:rFonts w:ascii="Consolas" w:eastAsia="Times New Roman" w:hAnsi="Consolas" w:cs="Times New Roman"/>
-                <w:color w:val="000000"/>
-                <w:sz w:val="21"/>
-                <w:szCs w:val="21"/>
-                <w:lang w:val="en-US"/>
-              </w:rPr>
-              <w:t xml:space="preserve"> Pet);</w:t>
-            </w:r>
+            <w:proofErr w:type="spellEnd"/>
+            <w:r>
+              <w:rPr>
+                <w:rFonts w:ascii="Consolas" w:eastAsia="Times New Roman" w:hAnsi="Consolas" w:cs="Times New Roman"/>
+                <w:color w:val="000000"/>
+                <w:sz w:val="21"/>
+                <w:szCs w:val="21"/>
+                <w:lang w:val="en-US"/>
+              </w:rPr>
+              <w:t xml:space="preserve"> Pet</w:t>
+            </w:r>
+            <w:proofErr w:type="gramStart"/>
+            <w:r>
+              <w:rPr>
+                <w:rFonts w:ascii="Consolas" w:eastAsia="Times New Roman" w:hAnsi="Consolas" w:cs="Times New Roman"/>
+                <w:color w:val="000000"/>
+                <w:sz w:val="21"/>
+                <w:szCs w:val="21"/>
+                <w:lang w:val="en-US"/>
+              </w:rPr>
+              <w:t>);</w:t>
+            </w:r>
+            <w:proofErr w:type="gramEnd"/>
+          </w:p>
+          <w:p>
+            <w:pPr>
+              <w:shd w:val="clear" w:color="auto" w:fill="FFFFFF"/>
+              <w:spacing w:line="285" w:lineRule="atLeast"/>
+              <w:rPr>
+                <w:rFonts w:ascii="Consolas" w:eastAsia="Times New Roman" w:hAnsi="Consolas" w:cs="Times New Roman"/>
+                <w:color w:val="000000"/>
+                <w:sz w:val="21"/>
+                <w:szCs w:val="21"/>
+                <w:lang w:val="en-US"/>
+              </w:rPr>
+            </w:pPr>
           </w:p>
           <w:p>
             <w:pPr>
@@ -5831,15 +6857,27 @@
                 <w:lang w:val="en-US"/>
               </w:rPr>
             </w:pPr>
-            <w:r>
-              <w:rPr>
-                <w:rFonts w:ascii="Consolas" w:eastAsia="Times New Roman" w:hAnsi="Consolas" w:cs="Times New Roman"/>
-                <w:color w:val="000000"/>
-                <w:sz w:val="21"/>
-                <w:szCs w:val="21"/>
-                <w:lang w:val="en-US"/>
-              </w:rPr>
-              <w:t>System.out.println(p</w:t>
+            <w:proofErr w:type="spellStart"/>
+            <w:r>
+              <w:rPr>
+                <w:rFonts w:ascii="Consolas" w:eastAsia="Times New Roman" w:hAnsi="Consolas" w:cs="Times New Roman"/>
+                <w:color w:val="000000"/>
+                <w:sz w:val="21"/>
+                <w:szCs w:val="21"/>
+                <w:lang w:val="en-US"/>
+              </w:rPr>
+              <w:t>System.out.println</w:t>
+            </w:r>
+            <w:proofErr w:type="spellEnd"/>
+            <w:r>
+              <w:rPr>
+                <w:rFonts w:ascii="Consolas" w:eastAsia="Times New Roman" w:hAnsi="Consolas" w:cs="Times New Roman"/>
+                <w:color w:val="000000"/>
+                <w:sz w:val="21"/>
+                <w:szCs w:val="21"/>
+                <w:lang w:val="en-US"/>
+              </w:rPr>
+              <w:t>(p</w:t>
             </w:r>
             <w:r>
               <w:rPr>
@@ -5851,6 +6889,7 @@
               </w:rPr>
               <w:t>et1</w:t>
             </w:r>
+            <w:proofErr w:type="gramStart"/>
             <w:r>
               <w:rPr>
                 <w:rFonts w:ascii="Consolas" w:eastAsia="Times New Roman" w:hAnsi="Consolas" w:cs="Times New Roman"/>
@@ -5861,6 +6900,7 @@
               </w:rPr>
               <w:t>);</w:t>
             </w:r>
+            <w:proofErr w:type="gramEnd"/>
           </w:p>
           <w:p>
             <w:pPr>
@@ -5933,6 +6973,7 @@
                 <w:lang w:val="en-US"/>
               </w:rPr>
             </w:pPr>
+            <w:proofErr w:type="spellStart"/>
             <w:r>
               <w:rPr>
                 <w:rFonts w:ascii="Consolas" w:eastAsia="Times New Roman" w:hAnsi="Consolas" w:cs="Times New Roman"/>
@@ -5942,7 +6983,18 @@
                 <w:lang w:val="en-US"/>
               </w:rPr>
               <w:lastRenderedPageBreak/>
-              <w:t>System.out.println(</w:t>
+              <w:t>System.out.println</w:t>
+            </w:r>
+            <w:proofErr w:type="spellEnd"/>
+            <w:r>
+              <w:rPr>
+                <w:rFonts w:ascii="Consolas" w:eastAsia="Times New Roman" w:hAnsi="Consolas" w:cs="Times New Roman"/>
+                <w:color w:val="000000"/>
+                <w:sz w:val="21"/>
+                <w:szCs w:val="21"/>
+                <w:lang w:val="en-US"/>
+              </w:rPr>
+              <w:t>(</w:t>
             </w:r>
             <w:r>
               <w:rPr>
@@ -5954,6 +7006,7 @@
               </w:rPr>
               <w:t>cat1</w:t>
             </w:r>
+            <w:proofErr w:type="gramStart"/>
             <w:r>
               <w:rPr>
                 <w:rFonts w:ascii="Consolas" w:eastAsia="Times New Roman" w:hAnsi="Consolas" w:cs="Times New Roman"/>
@@ -5964,6 +7017,7 @@
               </w:rPr>
               <w:t>);</w:t>
             </w:r>
+            <w:proofErr w:type="gramEnd"/>
           </w:p>
           <w:p>
             <w:pPr>
@@ -6042,16 +7096,40 @@
                 <w:lang w:val="en-US"/>
               </w:rPr>
             </w:pPr>
-            <w:r>
-              <w:rPr>
-                <w:rFonts w:ascii="Consolas" w:eastAsia="Times New Roman" w:hAnsi="Consolas" w:cs="Times New Roman"/>
-                <w:color w:val="000000"/>
-                <w:sz w:val="21"/>
-                <w:szCs w:val="21"/>
-                <w:lang w:val="en-US"/>
-              </w:rPr>
-              <w:t>System.out.println(fish2);</w:t>
-            </w:r>
+            <w:proofErr w:type="spellStart"/>
+            <w:r>
+              <w:rPr>
+                <w:rFonts w:ascii="Consolas" w:eastAsia="Times New Roman" w:hAnsi="Consolas" w:cs="Times New Roman"/>
+                <w:color w:val="000000"/>
+                <w:sz w:val="21"/>
+                <w:szCs w:val="21"/>
+                <w:lang w:val="en-US"/>
+              </w:rPr>
+              <w:t>System.out.println</w:t>
+            </w:r>
+            <w:proofErr w:type="spellEnd"/>
+            <w:r>
+              <w:rPr>
+                <w:rFonts w:ascii="Consolas" w:eastAsia="Times New Roman" w:hAnsi="Consolas" w:cs="Times New Roman"/>
+                <w:color w:val="000000"/>
+                <w:sz w:val="21"/>
+                <w:szCs w:val="21"/>
+                <w:lang w:val="en-US"/>
+              </w:rPr>
+              <w:t>(fish2</w:t>
+            </w:r>
+            <w:proofErr w:type="gramStart"/>
+            <w:r>
+              <w:rPr>
+                <w:rFonts w:ascii="Consolas" w:eastAsia="Times New Roman" w:hAnsi="Consolas" w:cs="Times New Roman"/>
+                <w:color w:val="000000"/>
+                <w:sz w:val="21"/>
+                <w:szCs w:val="21"/>
+                <w:lang w:val="en-US"/>
+              </w:rPr>
+              <w:t>);</w:t>
+            </w:r>
+            <w:proofErr w:type="gramEnd"/>
           </w:p>
           <w:p>
             <w:pPr>
@@ -6130,6 +7208,7 @@
                 <w:lang w:val="en-US"/>
               </w:rPr>
             </w:pPr>
+            <w:proofErr w:type="gramStart"/>
             <w:r>
               <w:rPr>
                 <w:rFonts w:ascii="Consolas" w:eastAsia="Times New Roman" w:hAnsi="Consolas" w:cs="Times New Roman"/>
@@ -6148,7 +7227,18 @@
                 <w:szCs w:val="21"/>
                 <w:lang w:val="en-US"/>
               </w:rPr>
-              <w:t xml:space="preserve">[] fish = </w:t>
+              <w:t>[</w:t>
+            </w:r>
+            <w:proofErr w:type="gramEnd"/>
+            <w:r>
+              <w:rPr>
+                <w:rFonts w:ascii="Consolas" w:eastAsia="Times New Roman" w:hAnsi="Consolas" w:cs="Times New Roman"/>
+                <w:color w:val="000000"/>
+                <w:sz w:val="21"/>
+                <w:szCs w:val="21"/>
+                <w:lang w:val="en-US"/>
+              </w:rPr>
+              <w:t xml:space="preserve">] fish = </w:t>
             </w:r>
             <w:r>
               <w:rPr>
@@ -6170,6 +7260,7 @@
               </w:rPr>
               <w:t xml:space="preserve"> </w:t>
             </w:r>
+            <w:proofErr w:type="gramStart"/>
             <w:r>
               <w:rPr>
                 <w:rFonts w:ascii="Consolas" w:eastAsia="Times New Roman" w:hAnsi="Consolas" w:cs="Times New Roman"/>
@@ -6190,6 +7281,7 @@
               </w:rPr>
               <w:t>[</w:t>
             </w:r>
+            <w:proofErr w:type="gramEnd"/>
             <w:r>
               <w:rPr>
                 <w:rFonts w:ascii="Consolas" w:eastAsia="Times New Roman" w:hAnsi="Consolas" w:cs="Times New Roman"/>
@@ -6200,6 +7292,7 @@
               </w:rPr>
               <w:t>3</w:t>
             </w:r>
+            <w:proofErr w:type="gramStart"/>
             <w:r>
               <w:rPr>
                 <w:rFonts w:ascii="Consolas" w:eastAsia="Times New Roman" w:hAnsi="Consolas" w:cs="Times New Roman"/>
@@ -6210,6 +7303,7 @@
               </w:rPr>
               <w:t>];</w:t>
             </w:r>
+            <w:proofErr w:type="gramEnd"/>
           </w:p>
           <w:p>
             <w:pPr>
@@ -6232,8 +7326,20 @@
                 <w:szCs w:val="21"/>
                 <w:lang w:val="en-US"/>
               </w:rPr>
-              <w:t>        fish[</w:t>
-            </w:r>
+              <w:t xml:space="preserve">        </w:t>
+            </w:r>
+            <w:proofErr w:type="gramStart"/>
+            <w:r>
+              <w:rPr>
+                <w:rFonts w:ascii="Consolas" w:eastAsia="Times New Roman" w:hAnsi="Consolas" w:cs="Times New Roman"/>
+                <w:color w:val="000000"/>
+                <w:sz w:val="21"/>
+                <w:szCs w:val="21"/>
+                <w:lang w:val="en-US"/>
+              </w:rPr>
+              <w:t>fish[</w:t>
+            </w:r>
+            <w:proofErr w:type="gramEnd"/>
             <w:r>
               <w:rPr>
                 <w:rFonts w:ascii="Consolas" w:eastAsia="Times New Roman" w:hAnsi="Consolas" w:cs="Times New Roman"/>
@@ -6252,8 +7358,20 @@
                 <w:szCs w:val="21"/>
                 <w:lang w:val="en-US"/>
               </w:rPr>
-              <w:t>] = fish1;</w:t>
-            </w:r>
+              <w:t xml:space="preserve">] = </w:t>
+            </w:r>
+            <w:proofErr w:type="gramStart"/>
+            <w:r>
+              <w:rPr>
+                <w:rFonts w:ascii="Consolas" w:eastAsia="Times New Roman" w:hAnsi="Consolas" w:cs="Times New Roman"/>
+                <w:color w:val="000000"/>
+                <w:sz w:val="21"/>
+                <w:szCs w:val="21"/>
+                <w:lang w:val="en-US"/>
+              </w:rPr>
+              <w:t>fish1;</w:t>
+            </w:r>
+            <w:proofErr w:type="gramEnd"/>
           </w:p>
           <w:p>
             <w:pPr>
@@ -6276,8 +7394,20 @@
                 <w:szCs w:val="21"/>
                 <w:lang w:val="en-US"/>
               </w:rPr>
-              <w:t>        fish[</w:t>
-            </w:r>
+              <w:t xml:space="preserve">        </w:t>
+            </w:r>
+            <w:proofErr w:type="gramStart"/>
+            <w:r>
+              <w:rPr>
+                <w:rFonts w:ascii="Consolas" w:eastAsia="Times New Roman" w:hAnsi="Consolas" w:cs="Times New Roman"/>
+                <w:color w:val="000000"/>
+                <w:sz w:val="21"/>
+                <w:szCs w:val="21"/>
+                <w:lang w:val="en-US"/>
+              </w:rPr>
+              <w:t>fish[</w:t>
+            </w:r>
+            <w:proofErr w:type="gramEnd"/>
             <w:r>
               <w:rPr>
                 <w:rFonts w:ascii="Consolas" w:eastAsia="Times New Roman" w:hAnsi="Consolas" w:cs="Times New Roman"/>
@@ -6296,8 +7426,20 @@
                 <w:szCs w:val="21"/>
                 <w:lang w:val="en-US"/>
               </w:rPr>
-              <w:t>] = fish2;</w:t>
-            </w:r>
+              <w:t xml:space="preserve">] = </w:t>
+            </w:r>
+            <w:proofErr w:type="gramStart"/>
+            <w:r>
+              <w:rPr>
+                <w:rFonts w:ascii="Consolas" w:eastAsia="Times New Roman" w:hAnsi="Consolas" w:cs="Times New Roman"/>
+                <w:color w:val="000000"/>
+                <w:sz w:val="21"/>
+                <w:szCs w:val="21"/>
+                <w:lang w:val="en-US"/>
+              </w:rPr>
+              <w:t>fish2;</w:t>
+            </w:r>
+            <w:proofErr w:type="gramEnd"/>
           </w:p>
           <w:p>
             <w:pPr>
@@ -6332,16 +7474,40 @@
               </w:rPr>
               <w:t>0</w:t>
             </w:r>
-            <w:r>
-              <w:rPr>
-                <w:rFonts w:ascii="Consolas" w:eastAsia="Times New Roman" w:hAnsi="Consolas" w:cs="Times New Roman"/>
-                <w:color w:val="000000"/>
-                <w:sz w:val="21"/>
-                <w:szCs w:val="21"/>
-                <w:lang w:val="en-US"/>
-              </w:rPr>
-              <w:t>].speak();</w:t>
-            </w:r>
+            <w:proofErr w:type="gramStart"/>
+            <w:r>
+              <w:rPr>
+                <w:rFonts w:ascii="Consolas" w:eastAsia="Times New Roman" w:hAnsi="Consolas" w:cs="Times New Roman"/>
+                <w:color w:val="000000"/>
+                <w:sz w:val="21"/>
+                <w:szCs w:val="21"/>
+                <w:lang w:val="en-US"/>
+              </w:rPr>
+              <w:t>].speak</w:t>
+            </w:r>
+            <w:proofErr w:type="gramEnd"/>
+            <w:r>
+              <w:rPr>
+                <w:rFonts w:ascii="Consolas" w:eastAsia="Times New Roman" w:hAnsi="Consolas" w:cs="Times New Roman"/>
+                <w:color w:val="000000"/>
+                <w:sz w:val="21"/>
+                <w:szCs w:val="21"/>
+                <w:lang w:val="en-US"/>
+              </w:rPr>
+              <w:t>(</w:t>
+            </w:r>
+            <w:proofErr w:type="gramStart"/>
+            <w:r>
+              <w:rPr>
+                <w:rFonts w:ascii="Consolas" w:eastAsia="Times New Roman" w:hAnsi="Consolas" w:cs="Times New Roman"/>
+                <w:color w:val="000000"/>
+                <w:sz w:val="21"/>
+                <w:szCs w:val="21"/>
+                <w:lang w:val="en-US"/>
+              </w:rPr>
+              <w:t>);</w:t>
+            </w:r>
+            <w:proofErr w:type="gramEnd"/>
           </w:p>
           <w:p>
             <w:pPr>
@@ -6428,14 +7594,14 @@
         <w:spacing w:after="240" w:line="240" w:lineRule="auto"/>
         <w:rPr>
           <w:rFonts w:ascii="Calibri" w:eastAsia="Times New Roman" w:hAnsi="Calibri" w:cs="Calibri"/>
-          <w:color w:val="333333"/>
+          <w:color w:val="auto"/>
           <w:lang w:val="en-US"/>
         </w:rPr>
       </w:pPr>
       <w:r>
         <w:rPr>
           <w:rFonts w:ascii="Calibri" w:eastAsia="Times New Roman" w:hAnsi="Calibri" w:cs="Calibri"/>
-          <w:color w:val="333333"/>
+          <w:color w:val="auto"/>
           <w:lang w:val="en-US"/>
         </w:rPr>
         <w:t>The following </w:t>
@@ -6443,7 +7609,7 @@
       <w:r>
         <w:rPr>
           <w:rFonts w:ascii="Consolas" w:eastAsia="Times New Roman" w:hAnsi="Consolas" w:cs="Calibri"/>
-          <w:color w:val="333333"/>
+          <w:color w:val="auto"/>
           <w:lang w:val="en-US"/>
         </w:rPr>
         <w:t>Pet</w:t>
@@ -6451,7 +7617,7 @@
       <w:r>
         <w:rPr>
           <w:rFonts w:ascii="Calibri" w:eastAsia="Times New Roman" w:hAnsi="Calibri" w:cs="Calibri"/>
-          <w:color w:val="333333"/>
+          <w:color w:val="auto"/>
           <w:lang w:val="en-US"/>
         </w:rPr>
         <w:t> class is used to represent pets and print information about each pet. Each </w:t>
@@ -6459,7 +7625,7 @@
       <w:r>
         <w:rPr>
           <w:rFonts w:ascii="Consolas" w:eastAsia="Times New Roman" w:hAnsi="Consolas" w:cs="Calibri"/>
-          <w:color w:val="333333"/>
+          <w:color w:val="auto"/>
           <w:lang w:val="en-US"/>
         </w:rPr>
         <w:t>Pet</w:t>
@@ -6467,7 +7633,7 @@
       <w:r>
         <w:rPr>
           <w:rFonts w:ascii="Calibri" w:eastAsia="Times New Roman" w:hAnsi="Calibri" w:cs="Calibri"/>
-          <w:color w:val="333333"/>
+          <w:color w:val="auto"/>
           <w:lang w:val="en-US"/>
         </w:rPr>
         <w:t> object has attributes for the pet’s name and species.</w:t>
@@ -6500,6 +7666,7 @@
                 <w:lang w:val="en-US"/>
               </w:rPr>
             </w:pPr>
+            <w:proofErr w:type="gramStart"/>
             <w:r>
               <w:rPr>
                 <w:rFonts w:ascii="Consolas" w:eastAsia="Times New Roman" w:hAnsi="Consolas" w:cs="Times New Roman"/>
@@ -6510,6 +7677,7 @@
               </w:rPr>
               <w:t>public</w:t>
             </w:r>
+            <w:proofErr w:type="gramEnd"/>
             <w:r>
               <w:rPr>
                 <w:rFonts w:ascii="Consolas" w:eastAsia="Times New Roman" w:hAnsi="Consolas" w:cs="Times New Roman"/>
@@ -6538,8 +7706,20 @@
                 <w:szCs w:val="21"/>
                 <w:lang w:val="en-US"/>
               </w:rPr>
-              <w:t xml:space="preserve"> Pet{</w:t>
-            </w:r>
+              <w:t xml:space="preserve"> </w:t>
+            </w:r>
+            <w:proofErr w:type="gramStart"/>
+            <w:r>
+              <w:rPr>
+                <w:rFonts w:ascii="Consolas" w:eastAsia="Times New Roman" w:hAnsi="Consolas" w:cs="Times New Roman"/>
+                <w:color w:val="000000"/>
+                <w:sz w:val="21"/>
+                <w:szCs w:val="21"/>
+                <w:lang w:val="en-US"/>
+              </w:rPr>
+              <w:t>Pet{</w:t>
+            </w:r>
+            <w:proofErr w:type="gramEnd"/>
           </w:p>
           <w:p>
             <w:pPr>
@@ -6601,8 +7781,20 @@
                 <w:szCs w:val="21"/>
                 <w:lang w:val="en-US"/>
               </w:rPr>
-              <w:t xml:space="preserve"> name;</w:t>
-            </w:r>
+              <w:t xml:space="preserve"> </w:t>
+            </w:r>
+            <w:proofErr w:type="gramStart"/>
+            <w:r>
+              <w:rPr>
+                <w:rFonts w:ascii="Consolas" w:eastAsia="Times New Roman" w:hAnsi="Consolas" w:cs="Times New Roman"/>
+                <w:color w:val="000000"/>
+                <w:sz w:val="21"/>
+                <w:szCs w:val="21"/>
+                <w:lang w:val="en-US"/>
+              </w:rPr>
+              <w:t>name;</w:t>
+            </w:r>
+            <w:proofErr w:type="gramEnd"/>
           </w:p>
           <w:p>
             <w:pPr>
@@ -6664,8 +7856,20 @@
                 <w:szCs w:val="21"/>
                 <w:lang w:val="en-US"/>
               </w:rPr>
-              <w:t xml:space="preserve"> species;</w:t>
-            </w:r>
+              <w:t xml:space="preserve"> </w:t>
+            </w:r>
+            <w:proofErr w:type="gramStart"/>
+            <w:r>
+              <w:rPr>
+                <w:rFonts w:ascii="Consolas" w:eastAsia="Times New Roman" w:hAnsi="Consolas" w:cs="Times New Roman"/>
+                <w:color w:val="000000"/>
+                <w:sz w:val="21"/>
+                <w:szCs w:val="21"/>
+                <w:lang w:val="en-US"/>
+              </w:rPr>
+              <w:t>species;</w:t>
+            </w:r>
+            <w:proofErr w:type="gramEnd"/>
           </w:p>
           <w:p>
             <w:pPr>
@@ -6730,8 +7934,20 @@
                 <w:szCs w:val="21"/>
                 <w:lang w:val="en-US"/>
               </w:rPr>
-              <w:t xml:space="preserve"> Pet(</w:t>
-            </w:r>
+              <w:t xml:space="preserve"> </w:t>
+            </w:r>
+            <w:proofErr w:type="gramStart"/>
+            <w:r>
+              <w:rPr>
+                <w:rFonts w:ascii="Consolas" w:eastAsia="Times New Roman" w:hAnsi="Consolas" w:cs="Times New Roman"/>
+                <w:color w:val="000000"/>
+                <w:sz w:val="21"/>
+                <w:szCs w:val="21"/>
+                <w:lang w:val="en-US"/>
+              </w:rPr>
+              <w:t>Pet(</w:t>
+            </w:r>
+            <w:proofErr w:type="gramEnd"/>
             <w:r>
               <w:rPr>
                 <w:rFonts w:ascii="Consolas" w:eastAsia="Times New Roman" w:hAnsi="Consolas" w:cs="Times New Roman"/>
@@ -6770,8 +7986,20 @@
                 <w:szCs w:val="21"/>
                 <w:lang w:val="en-US"/>
               </w:rPr>
-              <w:t xml:space="preserve"> s){</w:t>
-            </w:r>
+              <w:t xml:space="preserve"> </w:t>
+            </w:r>
+            <w:proofErr w:type="gramStart"/>
+            <w:r>
+              <w:rPr>
+                <w:rFonts w:ascii="Consolas" w:eastAsia="Times New Roman" w:hAnsi="Consolas" w:cs="Times New Roman"/>
+                <w:color w:val="000000"/>
+                <w:sz w:val="21"/>
+                <w:szCs w:val="21"/>
+                <w:lang w:val="en-US"/>
+              </w:rPr>
+              <w:t>s){</w:t>
+            </w:r>
+            <w:proofErr w:type="gramEnd"/>
           </w:p>
           <w:p>
             <w:pPr>
@@ -6793,8 +8021,20 @@
                 <w:szCs w:val="21"/>
                 <w:lang w:val="en-US"/>
               </w:rPr>
-              <w:t>            name = n;</w:t>
-            </w:r>
+              <w:t xml:space="preserve">            name = </w:t>
+            </w:r>
+            <w:proofErr w:type="gramStart"/>
+            <w:r>
+              <w:rPr>
+                <w:rFonts w:ascii="Consolas" w:eastAsia="Times New Roman" w:hAnsi="Consolas" w:cs="Times New Roman"/>
+                <w:color w:val="000000"/>
+                <w:sz w:val="21"/>
+                <w:szCs w:val="21"/>
+                <w:lang w:val="en-US"/>
+              </w:rPr>
+              <w:t>n;</w:t>
+            </w:r>
+            <w:proofErr w:type="gramEnd"/>
           </w:p>
           <w:p>
             <w:pPr>
@@ -6816,8 +8056,20 @@
                 <w:szCs w:val="21"/>
                 <w:lang w:val="en-US"/>
               </w:rPr>
-              <w:t>            species = s;</w:t>
-            </w:r>
+              <w:t xml:space="preserve">            species = </w:t>
+            </w:r>
+            <w:proofErr w:type="gramStart"/>
+            <w:r>
+              <w:rPr>
+                <w:rFonts w:ascii="Consolas" w:eastAsia="Times New Roman" w:hAnsi="Consolas" w:cs="Times New Roman"/>
+                <w:color w:val="000000"/>
+                <w:sz w:val="21"/>
+                <w:szCs w:val="21"/>
+                <w:lang w:val="en-US"/>
+              </w:rPr>
+              <w:t>s;</w:t>
+            </w:r>
+            <w:proofErr w:type="gramEnd"/>
           </w:p>
           <w:p>
             <w:pPr>
@@ -6925,8 +8177,32 @@
                 <w:szCs w:val="21"/>
                 <w:lang w:val="en-US"/>
               </w:rPr>
-              <w:t xml:space="preserve"> getName(){</w:t>
-            </w:r>
+              <w:t xml:space="preserve"> </w:t>
+            </w:r>
+            <w:proofErr w:type="spellStart"/>
+            <w:proofErr w:type="gramStart"/>
+            <w:r>
+              <w:rPr>
+                <w:rFonts w:ascii="Consolas" w:eastAsia="Times New Roman" w:hAnsi="Consolas" w:cs="Times New Roman"/>
+                <w:color w:val="000000"/>
+                <w:sz w:val="21"/>
+                <w:szCs w:val="21"/>
+                <w:lang w:val="en-US"/>
+              </w:rPr>
+              <w:t>getName</w:t>
+            </w:r>
+            <w:proofErr w:type="spellEnd"/>
+            <w:r>
+              <w:rPr>
+                <w:rFonts w:ascii="Consolas" w:eastAsia="Times New Roman" w:hAnsi="Consolas" w:cs="Times New Roman"/>
+                <w:color w:val="000000"/>
+                <w:sz w:val="21"/>
+                <w:szCs w:val="21"/>
+                <w:lang w:val="en-US"/>
+              </w:rPr>
+              <w:t>(){</w:t>
+            </w:r>
+            <w:proofErr w:type="gramEnd"/>
           </w:p>
           <w:p>
             <w:pPr>
@@ -6968,8 +8244,20 @@
                 <w:szCs w:val="21"/>
                 <w:lang w:val="en-US"/>
               </w:rPr>
-              <w:t xml:space="preserve"> name;</w:t>
-            </w:r>
+              <w:t xml:space="preserve"> </w:t>
+            </w:r>
+            <w:proofErr w:type="gramStart"/>
+            <w:r>
+              <w:rPr>
+                <w:rFonts w:ascii="Consolas" w:eastAsia="Times New Roman" w:hAnsi="Consolas" w:cs="Times New Roman"/>
+                <w:color w:val="000000"/>
+                <w:sz w:val="21"/>
+                <w:szCs w:val="21"/>
+                <w:lang w:val="en-US"/>
+              </w:rPr>
+              <w:t>name;</w:t>
+            </w:r>
+            <w:proofErr w:type="gramEnd"/>
           </w:p>
           <w:p>
             <w:pPr>
@@ -7077,8 +8365,32 @@
                 <w:szCs w:val="21"/>
                 <w:lang w:val="en-US"/>
               </w:rPr>
-              <w:t xml:space="preserve"> getSpecies(){</w:t>
-            </w:r>
+              <w:t xml:space="preserve"> </w:t>
+            </w:r>
+            <w:proofErr w:type="spellStart"/>
+            <w:proofErr w:type="gramStart"/>
+            <w:r>
+              <w:rPr>
+                <w:rFonts w:ascii="Consolas" w:eastAsia="Times New Roman" w:hAnsi="Consolas" w:cs="Times New Roman"/>
+                <w:color w:val="000000"/>
+                <w:sz w:val="21"/>
+                <w:szCs w:val="21"/>
+                <w:lang w:val="en-US"/>
+              </w:rPr>
+              <w:t>getSpecies</w:t>
+            </w:r>
+            <w:proofErr w:type="spellEnd"/>
+            <w:r>
+              <w:rPr>
+                <w:rFonts w:ascii="Consolas" w:eastAsia="Times New Roman" w:hAnsi="Consolas" w:cs="Times New Roman"/>
+                <w:color w:val="000000"/>
+                <w:sz w:val="21"/>
+                <w:szCs w:val="21"/>
+                <w:lang w:val="en-US"/>
+              </w:rPr>
+              <w:t>(){</w:t>
+            </w:r>
+            <w:proofErr w:type="gramEnd"/>
           </w:p>
           <w:p>
             <w:pPr>
@@ -7120,8 +8432,20 @@
                 <w:szCs w:val="21"/>
                 <w:lang w:val="en-US"/>
               </w:rPr>
-              <w:t xml:space="preserve"> species;</w:t>
-            </w:r>
+              <w:t xml:space="preserve"> </w:t>
+            </w:r>
+            <w:proofErr w:type="gramStart"/>
+            <w:r>
+              <w:rPr>
+                <w:rFonts w:ascii="Consolas" w:eastAsia="Times New Roman" w:hAnsi="Consolas" w:cs="Times New Roman"/>
+                <w:color w:val="000000"/>
+                <w:sz w:val="21"/>
+                <w:szCs w:val="21"/>
+                <w:lang w:val="en-US"/>
+              </w:rPr>
+              <w:t>species;</w:t>
+            </w:r>
+            <w:proofErr w:type="gramEnd"/>
           </w:p>
           <w:p>
             <w:pPr>
@@ -7219,7 +8543,41 @@
                 <w:szCs w:val="21"/>
                 <w:lang w:val="en-US"/>
               </w:rPr>
-              <w:t xml:space="preserve"> printPetInfo() { </w:t>
+              <w:t xml:space="preserve"> </w:t>
+            </w:r>
+            <w:proofErr w:type="spellStart"/>
+            <w:proofErr w:type="gramStart"/>
+            <w:r>
+              <w:rPr>
+                <w:rFonts w:ascii="Consolas" w:eastAsia="Times New Roman" w:hAnsi="Consolas" w:cs="Times New Roman"/>
+                <w:color w:val="000000"/>
+                <w:sz w:val="21"/>
+                <w:szCs w:val="21"/>
+                <w:lang w:val="en-US"/>
+              </w:rPr>
+              <w:t>printPetInfo</w:t>
+            </w:r>
+            <w:proofErr w:type="spellEnd"/>
+            <w:r>
+              <w:rPr>
+                <w:rFonts w:ascii="Consolas" w:eastAsia="Times New Roman" w:hAnsi="Consolas" w:cs="Times New Roman"/>
+                <w:color w:val="000000"/>
+                <w:sz w:val="21"/>
+                <w:szCs w:val="21"/>
+                <w:lang w:val="en-US"/>
+              </w:rPr>
+              <w:t>(</w:t>
+            </w:r>
+            <w:proofErr w:type="gramEnd"/>
+            <w:r>
+              <w:rPr>
+                <w:rFonts w:ascii="Consolas" w:eastAsia="Times New Roman" w:hAnsi="Consolas" w:cs="Times New Roman"/>
+                <w:color w:val="000000"/>
+                <w:sz w:val="21"/>
+                <w:szCs w:val="21"/>
+                <w:lang w:val="en-US"/>
+              </w:rPr>
+              <w:t xml:space="preserve">) { </w:t>
             </w:r>
           </w:p>
           <w:p>
@@ -7242,7 +8600,63 @@
                 <w:szCs w:val="21"/>
                 <w:lang w:val="en-US"/>
               </w:rPr>
-              <w:t xml:space="preserve">            System.out.print(getName() + </w:t>
+              <w:t xml:space="preserve">            </w:t>
+            </w:r>
+            <w:proofErr w:type="spellStart"/>
+            <w:r>
+              <w:rPr>
+                <w:rFonts w:ascii="Consolas" w:eastAsia="Times New Roman" w:hAnsi="Consolas" w:cs="Times New Roman"/>
+                <w:color w:val="000000"/>
+                <w:sz w:val="21"/>
+                <w:szCs w:val="21"/>
+                <w:lang w:val="en-US"/>
+              </w:rPr>
+              <w:t>System.out.print</w:t>
+            </w:r>
+            <w:proofErr w:type="spellEnd"/>
+            <w:r>
+              <w:rPr>
+                <w:rFonts w:ascii="Consolas" w:eastAsia="Times New Roman" w:hAnsi="Consolas" w:cs="Times New Roman"/>
+                <w:color w:val="000000"/>
+                <w:sz w:val="21"/>
+                <w:szCs w:val="21"/>
+                <w:lang w:val="en-US"/>
+              </w:rPr>
+              <w:t>(</w:t>
+            </w:r>
+            <w:proofErr w:type="spellStart"/>
+            <w:proofErr w:type="gramStart"/>
+            <w:r>
+              <w:rPr>
+                <w:rFonts w:ascii="Consolas" w:eastAsia="Times New Roman" w:hAnsi="Consolas" w:cs="Times New Roman"/>
+                <w:color w:val="000000"/>
+                <w:sz w:val="21"/>
+                <w:szCs w:val="21"/>
+                <w:lang w:val="en-US"/>
+              </w:rPr>
+              <w:t>getName</w:t>
+            </w:r>
+            <w:proofErr w:type="spellEnd"/>
+            <w:r>
+              <w:rPr>
+                <w:rFonts w:ascii="Consolas" w:eastAsia="Times New Roman" w:hAnsi="Consolas" w:cs="Times New Roman"/>
+                <w:color w:val="000000"/>
+                <w:sz w:val="21"/>
+                <w:szCs w:val="21"/>
+                <w:lang w:val="en-US"/>
+              </w:rPr>
+              <w:t>(</w:t>
+            </w:r>
+            <w:proofErr w:type="gramEnd"/>
+            <w:r>
+              <w:rPr>
+                <w:rFonts w:ascii="Consolas" w:eastAsia="Times New Roman" w:hAnsi="Consolas" w:cs="Times New Roman"/>
+                <w:color w:val="000000"/>
+                <w:sz w:val="21"/>
+                <w:szCs w:val="21"/>
+                <w:lang w:val="en-US"/>
+              </w:rPr>
+              <w:t xml:space="preserve">) + </w:t>
             </w:r>
             <w:r>
               <w:rPr>
@@ -7262,7 +8676,63 @@
                 <w:szCs w:val="21"/>
                 <w:lang w:val="en-US"/>
               </w:rPr>
-              <w:t xml:space="preserve"> + getSpecies()); </w:t>
+              <w:t xml:space="preserve"> + </w:t>
+            </w:r>
+            <w:proofErr w:type="spellStart"/>
+            <w:proofErr w:type="gramStart"/>
+            <w:r>
+              <w:rPr>
+                <w:rFonts w:ascii="Consolas" w:eastAsia="Times New Roman" w:hAnsi="Consolas" w:cs="Times New Roman"/>
+                <w:color w:val="000000"/>
+                <w:sz w:val="21"/>
+                <w:szCs w:val="21"/>
+                <w:lang w:val="en-US"/>
+              </w:rPr>
+              <w:t>getSpecies</w:t>
+            </w:r>
+            <w:proofErr w:type="spellEnd"/>
+            <w:r>
+              <w:rPr>
+                <w:rFonts w:ascii="Consolas" w:eastAsia="Times New Roman" w:hAnsi="Consolas" w:cs="Times New Roman"/>
+                <w:color w:val="000000"/>
+                <w:sz w:val="21"/>
+                <w:szCs w:val="21"/>
+                <w:lang w:val="en-US"/>
+              </w:rPr>
+              <w:t>(</w:t>
+            </w:r>
+            <w:proofErr w:type="gramEnd"/>
+            <w:r>
+              <w:rPr>
+                <w:rFonts w:ascii="Consolas" w:eastAsia="Times New Roman" w:hAnsi="Consolas" w:cs="Times New Roman"/>
+                <w:color w:val="000000"/>
+                <w:sz w:val="21"/>
+                <w:szCs w:val="21"/>
+                <w:lang w:val="en-US"/>
+              </w:rPr>
+              <w:t>)</w:t>
+            </w:r>
+            <w:proofErr w:type="gramStart"/>
+            <w:r>
+              <w:rPr>
+                <w:rFonts w:ascii="Consolas" w:eastAsia="Times New Roman" w:hAnsi="Consolas" w:cs="Times New Roman"/>
+                <w:color w:val="000000"/>
+                <w:sz w:val="21"/>
+                <w:szCs w:val="21"/>
+                <w:lang w:val="en-US"/>
+              </w:rPr>
+              <w:t>);</w:t>
+            </w:r>
+            <w:proofErr w:type="gramEnd"/>
+            <w:r>
+              <w:rPr>
+                <w:rFonts w:ascii="Consolas" w:eastAsia="Times New Roman" w:hAnsi="Consolas" w:cs="Times New Roman"/>
+                <w:color w:val="000000"/>
+                <w:sz w:val="21"/>
+                <w:szCs w:val="21"/>
+                <w:lang w:val="en-US"/>
+              </w:rPr>
+              <w:t xml:space="preserve"> </w:t>
             </w:r>
           </w:p>
           <w:p>
@@ -7372,58 +8842,26 @@
     <w:p>
       <w:pPr>
         <w:shd w:val="clear" w:color="auto" w:fill="FFFFFF"/>
-        <w:spacing w:line="240" w:lineRule="auto"/>
-        <w:rPr>
-          <w:rFonts w:ascii="Consolas" w:eastAsia="Times New Roman" w:hAnsi="Consolas" w:cs="Courier New"/>
-          <w:color w:val="333333"/>
-          <w:lang w:val="en-US"/>
-        </w:rPr>
-      </w:pPr>
-    </w:p>
-    <w:p>
-      <w:pPr>
-        <w:shd w:val="clear" w:color="auto" w:fill="FFFFFF"/>
-        <w:spacing w:line="240" w:lineRule="auto"/>
-        <w:rPr>
-          <w:rFonts w:ascii="Consolas" w:eastAsia="Times New Roman" w:hAnsi="Consolas" w:cs="Courier New"/>
-          <w:color w:val="333333"/>
-          <w:lang w:val="en-US"/>
-        </w:rPr>
-      </w:pPr>
-    </w:p>
-    <w:p>
-      <w:pPr>
-        <w:shd w:val="clear" w:color="auto" w:fill="FFFFFF"/>
-        <w:spacing w:line="240" w:lineRule="auto"/>
-        <w:rPr>
-          <w:rFonts w:ascii="Consolas" w:eastAsia="Times New Roman" w:hAnsi="Consolas" w:cs="Courier New"/>
-          <w:color w:val="333333"/>
-          <w:lang w:val="en-US"/>
-        </w:rPr>
-      </w:pPr>
-    </w:p>
-    <w:p>
-      <w:pPr>
-        <w:shd w:val="clear" w:color="auto" w:fill="FFFFFF"/>
         <w:spacing w:after="240" w:line="240" w:lineRule="auto"/>
         <w:rPr>
           <w:rFonts w:ascii="Calibri" w:eastAsia="Times New Roman" w:hAnsi="Calibri" w:cs="Calibri"/>
-          <w:color w:val="333333"/>
+          <w:color w:val="auto"/>
           <w:lang w:val="en-US"/>
         </w:rPr>
       </w:pPr>
       <w:r>
         <w:rPr>
           <w:rFonts w:ascii="Calibri" w:eastAsia="Times New Roman" w:hAnsi="Calibri" w:cs="Calibri"/>
-          <w:color w:val="333333"/>
+          <w:color w:val="auto"/>
           <w:lang w:val="en-US"/>
         </w:rPr>
+        <w:lastRenderedPageBreak/>
         <w:t>The following </w:t>
       </w:r>
       <w:r>
         <w:rPr>
           <w:rFonts w:ascii="Consolas" w:eastAsia="Times New Roman" w:hAnsi="Consolas" w:cs="Calibri"/>
-          <w:color w:val="333333"/>
+          <w:color w:val="auto"/>
           <w:lang w:val="en-US"/>
         </w:rPr>
         <w:t>Dog</w:t>
@@ -7431,7 +8869,7 @@
       <w:r>
         <w:rPr>
           <w:rFonts w:ascii="Calibri" w:eastAsia="Times New Roman" w:hAnsi="Calibri" w:cs="Calibri"/>
-          <w:color w:val="333333"/>
+          <w:color w:val="auto"/>
           <w:lang w:val="en-US"/>
         </w:rPr>
         <w:t> class is a subclass of the </w:t>
@@ -7439,7 +8877,7 @@
       <w:r>
         <w:rPr>
           <w:rFonts w:ascii="Consolas" w:eastAsia="Times New Roman" w:hAnsi="Consolas" w:cs="Calibri"/>
-          <w:color w:val="333333"/>
+          <w:color w:val="auto"/>
           <w:lang w:val="en-US"/>
         </w:rPr>
         <w:t>Pet </w:t>
@@ -7447,7 +8885,7 @@
       <w:r>
         <w:rPr>
           <w:rFonts w:ascii="Calibri" w:eastAsia="Times New Roman" w:hAnsi="Calibri" w:cs="Calibri"/>
-          <w:color w:val="333333"/>
+          <w:color w:val="auto"/>
           <w:lang w:val="en-US"/>
         </w:rPr>
         <w:t>class that has one additional attribute: a </w:t>
@@ -7455,7 +8893,7 @@
       <w:r>
         <w:rPr>
           <w:rFonts w:ascii="Consolas" w:eastAsia="Times New Roman" w:hAnsi="Consolas" w:cs="Calibri"/>
-          <w:color w:val="333333"/>
+          <w:color w:val="auto"/>
           <w:lang w:val="en-US"/>
         </w:rPr>
         <w:t>String</w:t>
@@ -7463,7 +8901,7 @@
       <w:r>
         <w:rPr>
           <w:rFonts w:ascii="Calibri" w:eastAsia="Times New Roman" w:hAnsi="Calibri" w:cs="Calibri"/>
-          <w:color w:val="333333"/>
+          <w:color w:val="auto"/>
           <w:lang w:val="en-US"/>
         </w:rPr>
         <w:t> variable named </w:t>
@@ -7471,7 +8909,7 @@
       <w:r>
         <w:rPr>
           <w:rFonts w:ascii="Consolas" w:eastAsia="Times New Roman" w:hAnsi="Consolas" w:cs="Calibri"/>
-          <w:color w:val="333333"/>
+          <w:color w:val="auto"/>
           <w:lang w:val="en-US"/>
         </w:rPr>
         <w:t>breed</w:t>
@@ -7479,7 +8917,7 @@
       <w:r>
         <w:rPr>
           <w:rFonts w:ascii="Calibri" w:eastAsia="Times New Roman" w:hAnsi="Calibri" w:cs="Calibri"/>
-          <w:color w:val="333333"/>
+          <w:color w:val="auto"/>
           <w:lang w:val="en-US"/>
         </w:rPr>
         <w:t> that is used to represent the breed of the dog. The </w:t>
@@ -7487,7 +8925,7 @@
       <w:r>
         <w:rPr>
           <w:rFonts w:ascii="Consolas" w:eastAsia="Times New Roman" w:hAnsi="Consolas" w:cs="Calibri"/>
-          <w:color w:val="333333"/>
+          <w:color w:val="auto"/>
           <w:lang w:val="en-US"/>
         </w:rPr>
         <w:t>Dog</w:t>
@@ -7495,23 +8933,25 @@
       <w:r>
         <w:rPr>
           <w:rFonts w:ascii="Calibri" w:eastAsia="Times New Roman" w:hAnsi="Calibri" w:cs="Calibri"/>
-          <w:color w:val="333333"/>
+          <w:color w:val="auto"/>
           <w:lang w:val="en-US"/>
         </w:rPr>
         <w:t> class also contains a </w:t>
       </w:r>
+      <w:proofErr w:type="spellStart"/>
       <w:r>
         <w:rPr>
           <w:rFonts w:ascii="Consolas" w:eastAsia="Times New Roman" w:hAnsi="Consolas" w:cs="Calibri"/>
-          <w:color w:val="333333"/>
+          <w:color w:val="auto"/>
           <w:lang w:val="en-US"/>
         </w:rPr>
         <w:t>printPetInfo</w:t>
       </w:r>
+      <w:proofErr w:type="spellEnd"/>
       <w:r>
         <w:rPr>
           <w:rFonts w:ascii="Calibri" w:eastAsia="Times New Roman" w:hAnsi="Calibri" w:cs="Calibri"/>
-          <w:color w:val="333333"/>
+          <w:color w:val="auto"/>
           <w:lang w:val="en-US"/>
         </w:rPr>
         <w:t> method to print the name and breed of the dog.</w:t>
@@ -7544,6 +8984,7 @@
                 <w:lang w:val="en-US"/>
               </w:rPr>
             </w:pPr>
+            <w:proofErr w:type="gramStart"/>
             <w:r>
               <w:rPr>
                 <w:rFonts w:ascii="Consolas" w:eastAsia="Times New Roman" w:hAnsi="Consolas" w:cs="Times New Roman"/>
@@ -7554,6 +8995,7 @@
               </w:rPr>
               <w:t>public</w:t>
             </w:r>
+            <w:proofErr w:type="gramEnd"/>
             <w:r>
               <w:rPr>
                 <w:rFonts w:ascii="Consolas" w:eastAsia="Times New Roman" w:hAnsi="Consolas" w:cs="Times New Roman"/>
@@ -7602,8 +9044,20 @@
                 <w:szCs w:val="21"/>
                 <w:lang w:val="en-US"/>
               </w:rPr>
-              <w:t xml:space="preserve"> Pet{</w:t>
-            </w:r>
+              <w:t xml:space="preserve"> </w:t>
+            </w:r>
+            <w:proofErr w:type="gramStart"/>
+            <w:r>
+              <w:rPr>
+                <w:rFonts w:ascii="Consolas" w:eastAsia="Times New Roman" w:hAnsi="Consolas" w:cs="Times New Roman"/>
+                <w:color w:val="000000"/>
+                <w:sz w:val="21"/>
+                <w:szCs w:val="21"/>
+                <w:lang w:val="en-US"/>
+              </w:rPr>
+              <w:t>Pet{</w:t>
+            </w:r>
+            <w:proofErr w:type="gramEnd"/>
           </w:p>
           <w:p>
             <w:pPr>
@@ -7665,8 +9119,20 @@
                 <w:szCs w:val="21"/>
                 <w:lang w:val="en-US"/>
               </w:rPr>
-              <w:t xml:space="preserve"> breed;</w:t>
-            </w:r>
+              <w:t xml:space="preserve"> </w:t>
+            </w:r>
+            <w:proofErr w:type="gramStart"/>
+            <w:r>
+              <w:rPr>
+                <w:rFonts w:ascii="Consolas" w:eastAsia="Times New Roman" w:hAnsi="Consolas" w:cs="Times New Roman"/>
+                <w:color w:val="000000"/>
+                <w:sz w:val="21"/>
+                <w:szCs w:val="21"/>
+                <w:lang w:val="en-US"/>
+              </w:rPr>
+              <w:t>breed;</w:t>
+            </w:r>
+            <w:proofErr w:type="gramEnd"/>
           </w:p>
           <w:p>
             <w:pPr>
@@ -7721,8 +9187,20 @@
                 <w:szCs w:val="21"/>
                 <w:lang w:val="en-US"/>
               </w:rPr>
-              <w:t xml:space="preserve"> Dog(</w:t>
-            </w:r>
+              <w:t xml:space="preserve"> </w:t>
+            </w:r>
+            <w:proofErr w:type="gramStart"/>
+            <w:r>
+              <w:rPr>
+                <w:rFonts w:ascii="Consolas" w:eastAsia="Times New Roman" w:hAnsi="Consolas" w:cs="Times New Roman"/>
+                <w:color w:val="000000"/>
+                <w:sz w:val="21"/>
+                <w:szCs w:val="21"/>
+                <w:lang w:val="en-US"/>
+              </w:rPr>
+              <w:t>Dog(</w:t>
+            </w:r>
+            <w:proofErr w:type="gramEnd"/>
             <w:r>
               <w:rPr>
                 <w:rFonts w:ascii="Consolas" w:eastAsia="Times New Roman" w:hAnsi="Consolas" w:cs="Times New Roman"/>
@@ -7761,8 +9239,20 @@
                 <w:szCs w:val="21"/>
                 <w:lang w:val="en-US"/>
               </w:rPr>
-              <w:t xml:space="preserve"> b){</w:t>
-            </w:r>
+              <w:t xml:space="preserve"> </w:t>
+            </w:r>
+            <w:proofErr w:type="gramStart"/>
+            <w:r>
+              <w:rPr>
+                <w:rFonts w:ascii="Consolas" w:eastAsia="Times New Roman" w:hAnsi="Consolas" w:cs="Times New Roman"/>
+                <w:color w:val="000000"/>
+                <w:sz w:val="21"/>
+                <w:szCs w:val="21"/>
+                <w:lang w:val="en-US"/>
+              </w:rPr>
+              <w:t>b){</w:t>
+            </w:r>
+            <w:proofErr w:type="gramEnd"/>
           </w:p>
           <w:p>
             <w:pPr>
@@ -7786,6 +9276,7 @@
               </w:rPr>
               <w:t xml:space="preserve">        </w:t>
             </w:r>
+            <w:proofErr w:type="gramStart"/>
             <w:r>
               <w:rPr>
                 <w:rFonts w:ascii="Consolas" w:eastAsia="Times New Roman" w:hAnsi="Consolas" w:cs="Times New Roman"/>
@@ -7804,7 +9295,18 @@
                 <w:szCs w:val="21"/>
                 <w:lang w:val="en-US"/>
               </w:rPr>
-              <w:t xml:space="preserve">(n, </w:t>
+              <w:t>(</w:t>
+            </w:r>
+            <w:proofErr w:type="gramEnd"/>
+            <w:r>
+              <w:rPr>
+                <w:rFonts w:ascii="Consolas" w:eastAsia="Times New Roman" w:hAnsi="Consolas" w:cs="Times New Roman"/>
+                <w:color w:val="000000"/>
+                <w:sz w:val="21"/>
+                <w:szCs w:val="21"/>
+                <w:lang w:val="en-US"/>
+              </w:rPr>
+              <w:t xml:space="preserve">n, </w:t>
             </w:r>
             <w:r>
               <w:rPr>
@@ -7816,6 +9318,7 @@
               </w:rPr>
               <w:t>"Dog"</w:t>
             </w:r>
+            <w:proofErr w:type="gramStart"/>
             <w:r>
               <w:rPr>
                 <w:rFonts w:ascii="Consolas" w:eastAsia="Times New Roman" w:hAnsi="Consolas" w:cs="Times New Roman"/>
@@ -7826,6 +9329,7 @@
               </w:rPr>
               <w:t>);</w:t>
             </w:r>
+            <w:proofErr w:type="gramEnd"/>
           </w:p>
           <w:p>
             <w:pPr>
@@ -7847,8 +9351,42 @@
                 <w:szCs w:val="21"/>
                 <w:lang w:val="en-US"/>
               </w:rPr>
-              <w:t>        breed  = b;</w:t>
-            </w:r>
+              <w:t xml:space="preserve">        </w:t>
+            </w:r>
+            <w:proofErr w:type="gramStart"/>
+            <w:r>
+              <w:rPr>
+                <w:rFonts w:ascii="Consolas" w:eastAsia="Times New Roman" w:hAnsi="Consolas" w:cs="Times New Roman"/>
+                <w:color w:val="000000"/>
+                <w:sz w:val="21"/>
+                <w:szCs w:val="21"/>
+                <w:lang w:val="en-US"/>
+              </w:rPr>
+              <w:t>breed  =</w:t>
+            </w:r>
+            <w:proofErr w:type="gramEnd"/>
+            <w:r>
+              <w:rPr>
+                <w:rFonts w:ascii="Consolas" w:eastAsia="Times New Roman" w:hAnsi="Consolas" w:cs="Times New Roman"/>
+                <w:color w:val="000000"/>
+                <w:sz w:val="21"/>
+                <w:szCs w:val="21"/>
+                <w:lang w:val="en-US"/>
+              </w:rPr>
+              <w:t xml:space="preserve"> </w:t>
+            </w:r>
+            <w:proofErr w:type="gramStart"/>
+            <w:r>
+              <w:rPr>
+                <w:rFonts w:ascii="Consolas" w:eastAsia="Times New Roman" w:hAnsi="Consolas" w:cs="Times New Roman"/>
+                <w:color w:val="000000"/>
+                <w:sz w:val="21"/>
+                <w:szCs w:val="21"/>
+                <w:lang w:val="en-US"/>
+              </w:rPr>
+              <w:t>b;</w:t>
+            </w:r>
+            <w:proofErr w:type="gramEnd"/>
           </w:p>
           <w:p>
             <w:pPr>
@@ -7946,7 +9484,41 @@
                 <w:szCs w:val="21"/>
                 <w:lang w:val="en-US"/>
               </w:rPr>
-              <w:t xml:space="preserve"> printPetInfo() { </w:t>
+              <w:t xml:space="preserve"> </w:t>
+            </w:r>
+            <w:proofErr w:type="spellStart"/>
+            <w:proofErr w:type="gramStart"/>
+            <w:r>
+              <w:rPr>
+                <w:rFonts w:ascii="Consolas" w:eastAsia="Times New Roman" w:hAnsi="Consolas" w:cs="Times New Roman"/>
+                <w:color w:val="000000"/>
+                <w:sz w:val="21"/>
+                <w:szCs w:val="21"/>
+                <w:lang w:val="en-US"/>
+              </w:rPr>
+              <w:t>printPetInfo</w:t>
+            </w:r>
+            <w:proofErr w:type="spellEnd"/>
+            <w:r>
+              <w:rPr>
+                <w:rFonts w:ascii="Consolas" w:eastAsia="Times New Roman" w:hAnsi="Consolas" w:cs="Times New Roman"/>
+                <w:color w:val="000000"/>
+                <w:sz w:val="21"/>
+                <w:szCs w:val="21"/>
+                <w:lang w:val="en-US"/>
+              </w:rPr>
+              <w:t>(</w:t>
+            </w:r>
+            <w:proofErr w:type="gramEnd"/>
+            <w:r>
+              <w:rPr>
+                <w:rFonts w:ascii="Consolas" w:eastAsia="Times New Roman" w:hAnsi="Consolas" w:cs="Times New Roman"/>
+                <w:color w:val="000000"/>
+                <w:sz w:val="21"/>
+                <w:szCs w:val="21"/>
+                <w:lang w:val="en-US"/>
+              </w:rPr>
+              <w:t xml:space="preserve">) { </w:t>
             </w:r>
           </w:p>
           <w:p>
@@ -8062,273 +9634,329 @@
               <w:spacing w:line="240" w:lineRule="auto"/>
               <w:rPr>
                 <w:rFonts w:ascii="Calibri" w:eastAsia="Times New Roman" w:hAnsi="Calibri" w:cs="Calibri"/>
+                <w:color w:val="auto"/>
+                <w:lang w:val="en-US"/>
+              </w:rPr>
+            </w:pPr>
+            <w:r>
+              <w:rPr>
+                <w:rFonts w:ascii="Calibri" w:eastAsia="Times New Roman" w:hAnsi="Calibri" w:cs="Calibri"/>
+                <w:color w:val="auto"/>
+                <w:lang w:val="en-US"/>
+              </w:rPr>
+              <w:t>Consider the following code segment.</w:t>
+            </w:r>
+          </w:p>
+          <w:p>
+            <w:pPr>
+              <w:shd w:val="clear" w:color="auto" w:fill="FFFFFF"/>
+              <w:spacing w:line="240" w:lineRule="auto"/>
+              <w:rPr>
+                <w:rFonts w:ascii="Helvetica" w:eastAsia="Times New Roman" w:hAnsi="Helvetica" w:cs="Times New Roman"/>
                 <w:color w:val="333333"/>
                 <w:lang w:val="en-US"/>
               </w:rPr>
             </w:pPr>
-            <w:r>
+          </w:p>
+          <w:p>
+            <w:pPr>
+              <w:shd w:val="clear" w:color="auto" w:fill="FFFFFF"/>
+              <w:spacing w:line="285" w:lineRule="atLeast"/>
+              <w:rPr>
+                <w:rFonts w:ascii="Consolas" w:eastAsia="Times New Roman" w:hAnsi="Consolas" w:cs="Times New Roman"/>
+                <w:color w:val="000000"/>
+                <w:sz w:val="21"/>
+                <w:szCs w:val="21"/>
+                <w:lang w:val="en-US"/>
+              </w:rPr>
+            </w:pPr>
+            <w:r>
+              <w:rPr>
+                <w:rFonts w:ascii="Consolas" w:eastAsia="Times New Roman" w:hAnsi="Consolas" w:cs="Times New Roman"/>
+                <w:color w:val="0000FF"/>
+                <w:sz w:val="21"/>
+                <w:szCs w:val="21"/>
+                <w:lang w:val="en-US"/>
+              </w:rPr>
+              <w:t>Dog</w:t>
+            </w:r>
+            <w:r>
+              <w:rPr>
+                <w:rFonts w:ascii="Consolas" w:eastAsia="Times New Roman" w:hAnsi="Consolas" w:cs="Times New Roman"/>
+                <w:color w:val="000000"/>
+                <w:sz w:val="21"/>
+                <w:szCs w:val="21"/>
+                <w:lang w:val="en-US"/>
+              </w:rPr>
+              <w:t xml:space="preserve"> fluffy = </w:t>
+            </w:r>
+            <w:r>
+              <w:rPr>
+                <w:rFonts w:ascii="Consolas" w:eastAsia="Times New Roman" w:hAnsi="Consolas" w:cs="Times New Roman"/>
+                <w:color w:val="0000FF"/>
+                <w:sz w:val="21"/>
+                <w:szCs w:val="21"/>
+                <w:lang w:val="en-US"/>
+              </w:rPr>
+              <w:t>new</w:t>
+            </w:r>
+            <w:r>
+              <w:rPr>
+                <w:rFonts w:ascii="Consolas" w:eastAsia="Times New Roman" w:hAnsi="Consolas" w:cs="Times New Roman"/>
+                <w:color w:val="000000"/>
+                <w:sz w:val="21"/>
+                <w:szCs w:val="21"/>
+                <w:lang w:val="en-US"/>
+              </w:rPr>
+              <w:t xml:space="preserve"> </w:t>
+            </w:r>
+            <w:proofErr w:type="gramStart"/>
+            <w:r>
+              <w:rPr>
+                <w:rFonts w:ascii="Consolas" w:eastAsia="Times New Roman" w:hAnsi="Consolas" w:cs="Times New Roman"/>
+                <w:color w:val="000000"/>
+                <w:sz w:val="21"/>
+                <w:szCs w:val="21"/>
+                <w:lang w:val="en-US"/>
+              </w:rPr>
+              <w:t>Dog(</w:t>
+            </w:r>
+            <w:proofErr w:type="gramEnd"/>
+            <w:r>
+              <w:rPr>
+                <w:rFonts w:ascii="Consolas" w:eastAsia="Times New Roman" w:hAnsi="Consolas" w:cs="Times New Roman"/>
+                <w:color w:val="A31515"/>
+                <w:sz w:val="21"/>
+                <w:szCs w:val="21"/>
+                <w:lang w:val="en-US"/>
+              </w:rPr>
+              <w:t>"Fluffy"</w:t>
+            </w:r>
+            <w:r>
+              <w:rPr>
+                <w:rFonts w:ascii="Consolas" w:eastAsia="Times New Roman" w:hAnsi="Consolas" w:cs="Times New Roman"/>
+                <w:color w:val="000000"/>
+                <w:sz w:val="21"/>
+                <w:szCs w:val="21"/>
+                <w:lang w:val="en-US"/>
+              </w:rPr>
+              <w:t xml:space="preserve">, </w:t>
+            </w:r>
+            <w:r>
+              <w:rPr>
+                <w:rFonts w:ascii="Consolas" w:eastAsia="Times New Roman" w:hAnsi="Consolas" w:cs="Times New Roman"/>
+                <w:color w:val="A31515"/>
+                <w:sz w:val="21"/>
+                <w:szCs w:val="21"/>
+                <w:lang w:val="en-US"/>
+              </w:rPr>
+              <w:t>"</w:t>
+            </w:r>
+            <w:proofErr w:type="spellStart"/>
+            <w:r>
+              <w:rPr>
+                <w:rFonts w:ascii="Consolas" w:eastAsia="Times New Roman" w:hAnsi="Consolas" w:cs="Times New Roman"/>
+                <w:color w:val="A31515"/>
+                <w:sz w:val="21"/>
+                <w:szCs w:val="21"/>
+                <w:lang w:val="en-US"/>
+              </w:rPr>
+              <w:t>pomeranian</w:t>
+            </w:r>
+            <w:proofErr w:type="spellEnd"/>
+            <w:r>
+              <w:rPr>
+                <w:rFonts w:ascii="Consolas" w:eastAsia="Times New Roman" w:hAnsi="Consolas" w:cs="Times New Roman"/>
+                <w:color w:val="A31515"/>
+                <w:sz w:val="21"/>
+                <w:szCs w:val="21"/>
+                <w:lang w:val="en-US"/>
+              </w:rPr>
+              <w:t>"</w:t>
+            </w:r>
+            <w:proofErr w:type="gramStart"/>
+            <w:r>
+              <w:rPr>
+                <w:rFonts w:ascii="Consolas" w:eastAsia="Times New Roman" w:hAnsi="Consolas" w:cs="Times New Roman"/>
+                <w:color w:val="000000"/>
+                <w:sz w:val="21"/>
+                <w:szCs w:val="21"/>
+                <w:lang w:val="en-US"/>
+              </w:rPr>
+              <w:t>);</w:t>
+            </w:r>
+            <w:proofErr w:type="gramEnd"/>
+          </w:p>
+          <w:p>
+            <w:pPr>
+              <w:shd w:val="clear" w:color="auto" w:fill="FFFFFF"/>
+              <w:spacing w:line="285" w:lineRule="atLeast"/>
+              <w:rPr>
+                <w:rFonts w:ascii="Consolas" w:eastAsia="Times New Roman" w:hAnsi="Consolas" w:cs="Times New Roman"/>
+                <w:color w:val="000000"/>
+                <w:sz w:val="21"/>
+                <w:szCs w:val="21"/>
+                <w:lang w:val="en-US"/>
+              </w:rPr>
+            </w:pPr>
+            <w:proofErr w:type="spellStart"/>
+            <w:proofErr w:type="gramStart"/>
+            <w:r>
+              <w:rPr>
+                <w:rFonts w:ascii="Consolas" w:eastAsia="Times New Roman" w:hAnsi="Consolas" w:cs="Times New Roman"/>
+                <w:color w:val="000000"/>
+                <w:sz w:val="21"/>
+                <w:szCs w:val="21"/>
+                <w:lang w:val="en-US"/>
+              </w:rPr>
+              <w:t>fluffy.printPetInfo</w:t>
+            </w:r>
+            <w:proofErr w:type="spellEnd"/>
+            <w:proofErr w:type="gramEnd"/>
+            <w:r>
+              <w:rPr>
+                <w:rFonts w:ascii="Consolas" w:eastAsia="Times New Roman" w:hAnsi="Consolas" w:cs="Times New Roman"/>
+                <w:color w:val="000000"/>
+                <w:sz w:val="21"/>
+                <w:szCs w:val="21"/>
+                <w:lang w:val="en-US"/>
+              </w:rPr>
+              <w:t>(</w:t>
+            </w:r>
+            <w:proofErr w:type="gramStart"/>
+            <w:r>
+              <w:rPr>
+                <w:rFonts w:ascii="Consolas" w:eastAsia="Times New Roman" w:hAnsi="Consolas" w:cs="Times New Roman"/>
+                <w:color w:val="000000"/>
+                <w:sz w:val="21"/>
+                <w:szCs w:val="21"/>
+                <w:lang w:val="en-US"/>
+              </w:rPr>
+              <w:t>);</w:t>
+            </w:r>
+            <w:proofErr w:type="gramEnd"/>
+          </w:p>
+          <w:p>
+            <w:pPr>
+              <w:shd w:val="clear" w:color="auto" w:fill="FFFFFF"/>
+              <w:spacing w:line="240" w:lineRule="auto"/>
+              <w:rPr>
+                <w:rFonts w:ascii="Courier New" w:eastAsia="Times New Roman" w:hAnsi="Courier New" w:cs="Courier New"/>
+                <w:color w:val="333333"/>
+                <w:lang w:val="en-US"/>
+              </w:rPr>
+            </w:pPr>
+          </w:p>
+          <w:p>
+            <w:pPr>
+              <w:shd w:val="clear" w:color="auto" w:fill="FFFFFF"/>
+              <w:spacing w:line="240" w:lineRule="auto"/>
+              <w:rPr>
+                <w:rFonts w:ascii="Calibri" w:eastAsia="Times New Roman" w:hAnsi="Calibri" w:cs="Calibri"/>
+                <w:color w:val="auto"/>
+                <w:lang w:val="en-US"/>
+              </w:rPr>
+            </w:pPr>
+            <w:r>
+              <w:rPr>
+                <w:rFonts w:ascii="Calibri" w:eastAsia="Times New Roman" w:hAnsi="Calibri" w:cs="Calibri"/>
+                <w:color w:val="auto"/>
+                <w:lang w:val="en-US"/>
+              </w:rPr>
+              <w:t>The code segment is intended to print the following output.</w:t>
+            </w:r>
+          </w:p>
+          <w:p>
+            <w:pPr>
+              <w:shd w:val="clear" w:color="auto" w:fill="FFFFFF"/>
+              <w:spacing w:line="240" w:lineRule="auto"/>
+              <w:rPr>
+                <w:rFonts w:ascii="Helvetica" w:eastAsia="Times New Roman" w:hAnsi="Helvetica" w:cs="Times New Roman"/>
+                <w:color w:val="auto"/>
+                <w:lang w:val="en-US"/>
+              </w:rPr>
+            </w:pPr>
+          </w:p>
+          <w:p>
+            <w:pPr>
+              <w:shd w:val="clear" w:color="auto" w:fill="FFFFFF"/>
+              <w:spacing w:line="240" w:lineRule="auto"/>
+              <w:rPr>
+                <w:rFonts w:ascii="Consolas" w:eastAsia="Times New Roman" w:hAnsi="Consolas" w:cs="Courier New"/>
+                <w:color w:val="auto"/>
+                <w:lang w:val="en-US"/>
+              </w:rPr>
+            </w:pPr>
+            <w:r>
+              <w:rPr>
+                <w:rFonts w:ascii="Consolas" w:eastAsia="Times New Roman" w:hAnsi="Consolas" w:cs="Courier New"/>
+                <w:color w:val="auto"/>
+                <w:lang w:val="en-US"/>
+              </w:rPr>
+              <w:t>Fluffy is a Dog of breed Pomeranian</w:t>
+            </w:r>
+          </w:p>
+          <w:p>
+            <w:pPr>
+              <w:shd w:val="clear" w:color="auto" w:fill="FFFFFF"/>
+              <w:spacing w:line="240" w:lineRule="auto"/>
+              <w:rPr>
+                <w:rFonts w:ascii="Courier New" w:eastAsia="Times New Roman" w:hAnsi="Courier New" w:cs="Courier New"/>
+                <w:color w:val="auto"/>
+                <w:lang w:val="en-US"/>
+              </w:rPr>
+            </w:pPr>
+          </w:p>
+          <w:p>
+            <w:pPr>
+              <w:shd w:val="clear" w:color="auto" w:fill="FFFFFF"/>
+              <w:spacing w:line="240" w:lineRule="auto"/>
               <w:rPr>
                 <w:rFonts w:ascii="Calibri" w:eastAsia="Times New Roman" w:hAnsi="Calibri" w:cs="Calibri"/>
                 <w:color w:val="333333"/>
-                <w:lang w:val="en-US"/>
-              </w:rPr>
-              <w:t>Consider the following code segment.</w:t>
-            </w:r>
-          </w:p>
-          <w:p>
-            <w:pPr>
-              <w:shd w:val="clear" w:color="auto" w:fill="FFFFFF"/>
-              <w:spacing w:line="240" w:lineRule="auto"/>
-              <w:rPr>
-                <w:rFonts w:ascii="Helvetica" w:eastAsia="Times New Roman" w:hAnsi="Helvetica" w:cs="Times New Roman"/>
-                <w:color w:val="333333"/>
-                <w:lang w:val="en-US"/>
-              </w:rPr>
-            </w:pPr>
-          </w:p>
-          <w:p>
-            <w:pPr>
-              <w:shd w:val="clear" w:color="auto" w:fill="FFFFFF"/>
-              <w:spacing w:line="285" w:lineRule="atLeast"/>
-              <w:rPr>
-                <w:rFonts w:ascii="Consolas" w:eastAsia="Times New Roman" w:hAnsi="Consolas" w:cs="Times New Roman"/>
-                <w:color w:val="000000"/>
-                <w:sz w:val="21"/>
-                <w:szCs w:val="21"/>
-                <w:lang w:val="en-US"/>
-              </w:rPr>
-            </w:pPr>
-            <w:r>
-              <w:rPr>
-                <w:rFonts w:ascii="Consolas" w:eastAsia="Times New Roman" w:hAnsi="Consolas" w:cs="Times New Roman"/>
-                <w:color w:val="0000FF"/>
-                <w:sz w:val="21"/>
-                <w:szCs w:val="21"/>
+                <w:sz w:val="21"/>
+                <w:szCs w:val="21"/>
+                <w:lang w:val="en-US"/>
+              </w:rPr>
+            </w:pPr>
+            <w:r>
+              <w:rPr>
+                <w:rFonts w:ascii="Calibri" w:eastAsia="Times New Roman" w:hAnsi="Calibri" w:cs="Calibri"/>
+                <w:color w:val="auto"/>
+                <w:lang w:val="en-US"/>
+              </w:rPr>
+              <w:t>Complete the </w:t>
+            </w:r>
+            <w:r>
+              <w:rPr>
+                <w:rFonts w:ascii="Consolas" w:eastAsia="Times New Roman" w:hAnsi="Consolas" w:cs="Calibri"/>
+                <w:color w:val="auto"/>
                 <w:lang w:val="en-US"/>
               </w:rPr>
               <w:t>Dog</w:t>
             </w:r>
             <w:r>
               <w:rPr>
-                <w:rFonts w:ascii="Consolas" w:eastAsia="Times New Roman" w:hAnsi="Consolas" w:cs="Times New Roman"/>
-                <w:color w:val="000000"/>
-                <w:sz w:val="21"/>
-                <w:szCs w:val="21"/>
-                <w:lang w:val="en-US"/>
-              </w:rPr>
-              <w:t xml:space="preserve"> fluffy = </w:t>
-            </w:r>
-            <w:r>
-              <w:rPr>
-                <w:rFonts w:ascii="Consolas" w:eastAsia="Times New Roman" w:hAnsi="Consolas" w:cs="Times New Roman"/>
-                <w:color w:val="0000FF"/>
-                <w:sz w:val="21"/>
-                <w:szCs w:val="21"/>
-                <w:lang w:val="en-US"/>
-              </w:rPr>
-              <w:t>new</w:t>
-            </w:r>
-            <w:r>
-              <w:rPr>
-                <w:rFonts w:ascii="Consolas" w:eastAsia="Times New Roman" w:hAnsi="Consolas" w:cs="Times New Roman"/>
-                <w:color w:val="000000"/>
-                <w:sz w:val="21"/>
-                <w:szCs w:val="21"/>
-                <w:lang w:val="en-US"/>
-              </w:rPr>
-              <w:t xml:space="preserve"> Dog(</w:t>
-            </w:r>
-            <w:r>
-              <w:rPr>
-                <w:rFonts w:ascii="Consolas" w:eastAsia="Times New Roman" w:hAnsi="Consolas" w:cs="Times New Roman"/>
-                <w:color w:val="A31515"/>
-                <w:sz w:val="21"/>
-                <w:szCs w:val="21"/>
-                <w:lang w:val="en-US"/>
-              </w:rPr>
-              <w:t>"Fluffy"</w:t>
-            </w:r>
-            <w:r>
-              <w:rPr>
-                <w:rFonts w:ascii="Consolas" w:eastAsia="Times New Roman" w:hAnsi="Consolas" w:cs="Times New Roman"/>
-                <w:color w:val="000000"/>
-                <w:sz w:val="21"/>
-                <w:szCs w:val="21"/>
-                <w:lang w:val="en-US"/>
-              </w:rPr>
-              <w:t xml:space="preserve">, </w:t>
-            </w:r>
-            <w:r>
-              <w:rPr>
-                <w:rFonts w:ascii="Consolas" w:eastAsia="Times New Roman" w:hAnsi="Consolas" w:cs="Times New Roman"/>
-                <w:color w:val="A31515"/>
-                <w:sz w:val="21"/>
-                <w:szCs w:val="21"/>
-                <w:lang w:val="en-US"/>
-              </w:rPr>
-              <w:t>"pomeranian"</w:t>
-            </w:r>
-            <w:r>
-              <w:rPr>
-                <w:rFonts w:ascii="Consolas" w:eastAsia="Times New Roman" w:hAnsi="Consolas" w:cs="Times New Roman"/>
-                <w:color w:val="000000"/>
-                <w:sz w:val="21"/>
-                <w:szCs w:val="21"/>
-                <w:lang w:val="en-US"/>
-              </w:rPr>
-              <w:t>);</w:t>
-            </w:r>
-          </w:p>
-          <w:p>
-            <w:pPr>
-              <w:shd w:val="clear" w:color="auto" w:fill="FFFFFF"/>
-              <w:spacing w:line="285" w:lineRule="atLeast"/>
-              <w:rPr>
-                <w:rFonts w:ascii="Consolas" w:eastAsia="Times New Roman" w:hAnsi="Consolas" w:cs="Times New Roman"/>
-                <w:color w:val="000000"/>
-                <w:sz w:val="21"/>
-                <w:szCs w:val="21"/>
-                <w:lang w:val="en-US"/>
-              </w:rPr>
-            </w:pPr>
-            <w:r>
-              <w:rPr>
-                <w:rFonts w:ascii="Consolas" w:eastAsia="Times New Roman" w:hAnsi="Consolas" w:cs="Times New Roman"/>
-                <w:color w:val="000000"/>
-                <w:sz w:val="21"/>
-                <w:szCs w:val="21"/>
-                <w:lang w:val="en-US"/>
-              </w:rPr>
-              <w:t>fluffy.printPetInfo();</w:t>
-            </w:r>
-          </w:p>
-          <w:p>
-            <w:pPr>
-              <w:shd w:val="clear" w:color="auto" w:fill="FFFFFF"/>
-              <w:spacing w:line="240" w:lineRule="auto"/>
-              <w:rPr>
-                <w:rFonts w:ascii="Courier New" w:eastAsia="Times New Roman" w:hAnsi="Courier New" w:cs="Courier New"/>
-                <w:color w:val="333333"/>
-                <w:lang w:val="en-US"/>
-              </w:rPr>
-            </w:pPr>
-          </w:p>
-          <w:p>
-            <w:pPr>
-              <w:shd w:val="clear" w:color="auto" w:fill="FFFFFF"/>
-              <w:spacing w:line="240" w:lineRule="auto"/>
-              <w:rPr>
                 <w:rFonts w:ascii="Calibri" w:eastAsia="Times New Roman" w:hAnsi="Calibri" w:cs="Calibri"/>
-                <w:color w:val="333333"/>
-                <w:lang w:val="en-US"/>
-              </w:rPr>
-            </w:pPr>
+                <w:color w:val="auto"/>
+                <w:lang w:val="en-US"/>
+              </w:rPr>
+              <w:t> method </w:t>
+            </w:r>
+            <w:proofErr w:type="spellStart"/>
+            <w:r>
+              <w:rPr>
+                <w:rFonts w:ascii="Consolas" w:eastAsia="Times New Roman" w:hAnsi="Consolas" w:cs="Calibri"/>
+                <w:color w:val="auto"/>
+                <w:lang w:val="en-US"/>
+              </w:rPr>
+              <w:t>printPetInfo</w:t>
+            </w:r>
+            <w:proofErr w:type="spellEnd"/>
             <w:r>
               <w:rPr>
                 <w:rFonts w:ascii="Calibri" w:eastAsia="Times New Roman" w:hAnsi="Calibri" w:cs="Calibri"/>
-                <w:color w:val="333333"/>
-                <w:lang w:val="en-US"/>
-              </w:rPr>
-              <w:t>The code segment is intended to print the following output.</w:t>
-            </w:r>
-          </w:p>
-          <w:p>
-            <w:pPr>
-              <w:shd w:val="clear" w:color="auto" w:fill="FFFFFF"/>
-              <w:spacing w:line="240" w:lineRule="auto"/>
-              <w:rPr>
-                <w:rFonts w:ascii="Helvetica" w:eastAsia="Times New Roman" w:hAnsi="Helvetica" w:cs="Times New Roman"/>
-                <w:color w:val="333333"/>
-                <w:lang w:val="en-US"/>
-              </w:rPr>
-            </w:pPr>
-          </w:p>
-          <w:p>
-            <w:pPr>
-              <w:shd w:val="clear" w:color="auto" w:fill="FFFFFF"/>
-              <w:spacing w:line="240" w:lineRule="auto"/>
-              <w:rPr>
-                <w:rFonts w:ascii="Consolas" w:eastAsia="Times New Roman" w:hAnsi="Consolas" w:cs="Courier New"/>
-                <w:color w:val="333333"/>
-                <w:lang w:val="en-US"/>
-              </w:rPr>
-            </w:pPr>
-            <w:r>
-              <w:rPr>
-                <w:rFonts w:ascii="Consolas" w:eastAsia="Times New Roman" w:hAnsi="Consolas" w:cs="Courier New"/>
-                <w:color w:val="333333"/>
-                <w:lang w:val="en-US"/>
-              </w:rPr>
-              <w:t xml:space="preserve">Fluffy is a Dog of breed </w:t>
-            </w:r>
-            <w:r>
-              <w:rPr>
-                <w:rFonts w:ascii="Consolas" w:eastAsia="Times New Roman" w:hAnsi="Consolas" w:cs="Courier New"/>
-                <w:color w:val="333333"/>
-                <w:lang w:val="en-US"/>
-              </w:rPr>
-              <w:t>Pomeranian</w:t>
-            </w:r>
-          </w:p>
-          <w:p>
-            <w:pPr>
-              <w:shd w:val="clear" w:color="auto" w:fill="FFFFFF"/>
-              <w:spacing w:line="240" w:lineRule="auto"/>
-              <w:rPr>
-                <w:rFonts w:ascii="Courier New" w:eastAsia="Times New Roman" w:hAnsi="Courier New" w:cs="Courier New"/>
-                <w:color w:val="333333"/>
-                <w:lang w:val="en-US"/>
-              </w:rPr>
-            </w:pPr>
-          </w:p>
-          <w:p>
-            <w:pPr>
-              <w:shd w:val="clear" w:color="auto" w:fill="FFFFFF"/>
-              <w:spacing w:line="240" w:lineRule="auto"/>
-              <w:rPr>
-                <w:rFonts w:ascii="Calibri" w:eastAsia="Times New Roman" w:hAnsi="Calibri" w:cs="Calibri"/>
-                <w:color w:val="333333"/>
-                <w:sz w:val="21"/>
-                <w:szCs w:val="21"/>
-                <w:lang w:val="en-US"/>
-              </w:rPr>
-            </w:pPr>
-            <w:r>
-              <w:rPr>
-                <w:rFonts w:ascii="Calibri" w:eastAsia="Times New Roman" w:hAnsi="Calibri" w:cs="Calibri"/>
-                <w:color w:val="333333"/>
-                <w:lang w:val="en-US"/>
-              </w:rPr>
-              <w:t>Complete the </w:t>
-            </w:r>
-            <w:r>
-              <w:rPr>
-                <w:rFonts w:ascii="Consolas" w:eastAsia="Times New Roman" w:hAnsi="Consolas" w:cs="Calibri"/>
-                <w:color w:val="333333"/>
-                <w:lang w:val="en-US"/>
-              </w:rPr>
-              <w:t>Dog</w:t>
-            </w:r>
-            <w:r>
-              <w:rPr>
-                <w:rFonts w:ascii="Calibri" w:eastAsia="Times New Roman" w:hAnsi="Calibri" w:cs="Calibri"/>
-                <w:color w:val="333333"/>
-                <w:lang w:val="en-US"/>
-              </w:rPr>
-              <w:t> method </w:t>
-            </w:r>
-            <w:r>
-              <w:rPr>
-                <w:rFonts w:ascii="Consolas" w:eastAsia="Times New Roman" w:hAnsi="Consolas" w:cs="Calibri"/>
-                <w:color w:val="333333"/>
-                <w:lang w:val="en-US"/>
-              </w:rPr>
-              <w:t>printPetInfo</w:t>
-            </w:r>
-            <w:r>
-              <w:rPr>
-                <w:rFonts w:ascii="Calibri" w:eastAsia="Times New Roman" w:hAnsi="Calibri" w:cs="Calibri"/>
-                <w:color w:val="333333"/>
+                <w:color w:val="auto"/>
                 <w:lang w:val="en-US"/>
               </w:rPr>
               <w:t> below. Your implementation should conform to the example above.</w:t>
@@ -8464,17 +10092,35 @@
               <w:spacing w:line="240" w:lineRule="auto"/>
               <w:rPr>
                 <w:rFonts w:ascii="Calibri" w:eastAsia="Times New Roman" w:hAnsi="Calibri" w:cs="Calibri"/>
-                <w:color w:val="333333"/>
+                <w:color w:val="auto"/>
                 <w:lang w:val="en-US"/>
               </w:rPr>
             </w:pPr>
             <w:r>
               <w:rPr>
                 <w:rFonts w:ascii="Calibri" w:eastAsia="Times New Roman" w:hAnsi="Calibri" w:cs="Calibri"/>
-                <w:color w:val="333333"/>
-                <w:lang w:val="en-US"/>
-              </w:rPr>
-              <w:t xml:space="preserve">The PetMaker class contains the main method for the program. Write code that could be used to create the following pets, </w:t>
+                <w:color w:val="auto"/>
+                <w:lang w:val="en-US"/>
+              </w:rPr>
+              <w:t xml:space="preserve">The </w:t>
+            </w:r>
+            <w:proofErr w:type="spellStart"/>
+            <w:r>
+              <w:rPr>
+                <w:rFonts w:ascii="Consolas" w:eastAsia="Times New Roman" w:hAnsi="Consolas" w:cs="Calibri"/>
+                <w:color w:val="auto"/>
+                <w:lang w:val="en-US"/>
+              </w:rPr>
+              <w:t>PetMaker</w:t>
+            </w:r>
+            <w:proofErr w:type="spellEnd"/>
+            <w:r>
+              <w:rPr>
+                <w:rFonts w:ascii="Calibri" w:eastAsia="Times New Roman" w:hAnsi="Calibri" w:cs="Calibri"/>
+                <w:color w:val="auto"/>
+                <w:lang w:val="en-US"/>
+              </w:rPr>
+              <w:t xml:space="preserve"> class contains the main method for the program. Write code that could be used to create the following pets, </w:t>
             </w:r>
           </w:p>
           <w:p>
@@ -8487,7 +10133,6 @@
               <w:shd w:val="clear" w:color="auto" w:fill="FFFFFF"/>
               <w:rPr>
                 <w:rFonts w:ascii="Calibri" w:hAnsi="Calibri" w:cs="Calibri"/>
-                <w:color w:val="333333"/>
                 <w:sz w:val="20"/>
                 <w:szCs w:val="20"/>
               </w:rPr>
@@ -8495,7 +10140,6 @@
             <w:r>
               <w:rPr>
                 <w:rFonts w:ascii="Calibri" w:hAnsi="Calibri" w:cs="Calibri"/>
-                <w:color w:val="333333"/>
                 <w:sz w:val="20"/>
                 <w:szCs w:val="20"/>
               </w:rPr>
@@ -8520,7 +10164,6 @@
             <w:r>
               <w:rPr>
                 <w:rFonts w:ascii="Calibri" w:hAnsi="Calibri" w:cs="Calibri"/>
-                <w:color w:val="333333"/>
                 <w:sz w:val="20"/>
                 <w:szCs w:val="20"/>
               </w:rPr>
@@ -8624,6 +10267,26 @@
               </w:rPr>
             </w:pPr>
           </w:p>
+          <w:p>
+            <w:pPr>
+              <w:spacing w:line="240" w:lineRule="auto"/>
+              <w:rPr>
+                <w:rFonts w:ascii="Calibri" w:eastAsia="Times New Roman" w:hAnsi="Calibri" w:cs="Calibri"/>
+                <w:color w:val="333333"/>
+                <w:lang w:val="en-US"/>
+              </w:rPr>
+            </w:pPr>
+          </w:p>
+          <w:p>
+            <w:pPr>
+              <w:spacing w:line="240" w:lineRule="auto"/>
+              <w:rPr>
+                <w:rFonts w:ascii="Calibri" w:eastAsia="Times New Roman" w:hAnsi="Calibri" w:cs="Calibri"/>
+                <w:color w:val="333333"/>
+                <w:lang w:val="en-US"/>
+              </w:rPr>
+            </w:pPr>
+          </w:p>
         </w:tc>
       </w:tr>
     </w:tbl>
@@ -8634,30 +10297,41 @@
         <w:spacing w:after="240" w:line="240" w:lineRule="auto"/>
         <w:rPr>
           <w:rFonts w:ascii="Calibri" w:eastAsia="Times New Roman" w:hAnsi="Calibri" w:cs="Calibri"/>
-          <w:color w:val="333333"/>
+          <w:color w:val="auto"/>
           <w:lang w:val="en-US"/>
         </w:rPr>
       </w:pPr>
       <w:r>
         <w:rPr>
           <w:rFonts w:ascii="Calibri" w:eastAsia="Times New Roman" w:hAnsi="Calibri" w:cs="Calibri"/>
-          <w:color w:val="333333"/>
+          <w:color w:val="auto"/>
           <w:lang w:val="en-US"/>
         </w:rPr>
+        <w:lastRenderedPageBreak/>
         <w:t>The </w:t>
       </w:r>
+      <w:proofErr w:type="spellStart"/>
       <w:r>
         <w:rPr>
           <w:rFonts w:ascii="Consolas" w:eastAsia="Times New Roman" w:hAnsi="Consolas" w:cs="Calibri"/>
-          <w:color w:val="333333"/>
+          <w:color w:val="auto"/>
           <w:lang w:val="en-US"/>
         </w:rPr>
-        <w:t>PetOwner </w:t>
+        <w:t>PetOwner</w:t>
+      </w:r>
+      <w:proofErr w:type="spellEnd"/>
+      <w:r>
+        <w:rPr>
+          <w:rFonts w:ascii="Consolas" w:eastAsia="Times New Roman" w:hAnsi="Consolas" w:cs="Calibri"/>
+          <w:color w:val="auto"/>
+          <w:lang w:val="en-US"/>
+        </w:rPr>
+        <w:t> </w:t>
       </w:r>
       <w:r>
         <w:rPr>
           <w:rFonts w:ascii="Calibri" w:eastAsia="Times New Roman" w:hAnsi="Calibri" w:cs="Calibri"/>
-          <w:color w:val="333333"/>
+          <w:color w:val="auto"/>
           <w:lang w:val="en-US"/>
         </w:rPr>
         <w:t xml:space="preserve">class below is used to generate a description about a pet and its owner. </w:t>
@@ -8669,30 +10343,32 @@
         <w:spacing w:after="240" w:line="240" w:lineRule="auto"/>
         <w:rPr>
           <w:rFonts w:ascii="Calibri" w:eastAsia="Times New Roman" w:hAnsi="Calibri" w:cs="Calibri"/>
-          <w:color w:val="333333"/>
+          <w:color w:val="auto"/>
           <w:lang w:val="en-US"/>
         </w:rPr>
       </w:pPr>
       <w:r>
         <w:rPr>
           <w:rFonts w:ascii="Calibri" w:eastAsia="Times New Roman" w:hAnsi="Calibri" w:cs="Calibri"/>
-          <w:color w:val="333333"/>
+          <w:color w:val="auto"/>
           <w:lang w:val="en-US"/>
         </w:rPr>
         <w:t>The </w:t>
       </w:r>
+      <w:proofErr w:type="spellStart"/>
       <w:r>
         <w:rPr>
           <w:rFonts w:ascii="Consolas" w:eastAsia="Times New Roman" w:hAnsi="Consolas" w:cs="Calibri"/>
-          <w:color w:val="333333"/>
+          <w:color w:val="auto"/>
           <w:lang w:val="en-US"/>
         </w:rPr>
         <w:t>PetOwner</w:t>
       </w:r>
+      <w:proofErr w:type="spellEnd"/>
       <w:r>
         <w:rPr>
           <w:rFonts w:ascii="Calibri" w:eastAsia="Times New Roman" w:hAnsi="Calibri" w:cs="Calibri"/>
-          <w:color w:val="333333"/>
+          <w:color w:val="auto"/>
           <w:lang w:val="en-US"/>
         </w:rPr>
         <w:t> constructor takes a </w:t>
@@ -8700,7 +10376,7 @@
       <w:r>
         <w:rPr>
           <w:rFonts w:ascii="Consolas" w:eastAsia="Times New Roman" w:hAnsi="Consolas" w:cs="Calibri"/>
-          <w:color w:val="333333"/>
+          <w:color w:val="auto"/>
           <w:lang w:val="en-US"/>
         </w:rPr>
         <w:t>Pet</w:t>
@@ -8708,7 +10384,7 @@
       <w:r>
         <w:rPr>
           <w:rFonts w:ascii="Calibri" w:eastAsia="Times New Roman" w:hAnsi="Calibri" w:cs="Calibri"/>
-          <w:color w:val="333333"/>
+          <w:color w:val="auto"/>
           <w:lang w:val="en-US"/>
         </w:rPr>
         <w:t> object and a </w:t>
@@ -8716,7 +10392,7 @@
       <w:r>
         <w:rPr>
           <w:rFonts w:ascii="Consolas" w:eastAsia="Times New Roman" w:hAnsi="Consolas" w:cs="Calibri"/>
-          <w:color w:val="333333"/>
+          <w:color w:val="auto"/>
           <w:lang w:val="en-US"/>
         </w:rPr>
         <w:t>String</w:t>
@@ -8724,7 +10400,7 @@
       <w:r>
         <w:rPr>
           <w:rFonts w:ascii="Calibri" w:eastAsia="Times New Roman" w:hAnsi="Calibri" w:cs="Calibri"/>
-          <w:color w:val="333333"/>
+          <w:color w:val="auto"/>
           <w:lang w:val="en-US"/>
         </w:rPr>
         <w:t> value (representing the name of the pet’s owner) as parameters.</w:t>
@@ -8795,7 +10471,29 @@
                 <w:szCs w:val="21"/>
                 <w:lang w:val="en-US"/>
               </w:rPr>
-              <w:t xml:space="preserve"> PetOwner { </w:t>
+              <w:t xml:space="preserve"> </w:t>
+            </w:r>
+            <w:proofErr w:type="spellStart"/>
+            <w:r>
+              <w:rPr>
+                <w:rFonts w:ascii="Consolas" w:eastAsia="Times New Roman" w:hAnsi="Consolas" w:cs="Times New Roman"/>
+                <w:color w:val="000000"/>
+                <w:sz w:val="21"/>
+                <w:szCs w:val="21"/>
+                <w:lang w:val="en-US"/>
+              </w:rPr>
+              <w:t>PetOwner</w:t>
+            </w:r>
+            <w:proofErr w:type="spellEnd"/>
+            <w:r>
+              <w:rPr>
+                <w:rFonts w:ascii="Consolas" w:eastAsia="Times New Roman" w:hAnsi="Consolas" w:cs="Times New Roman"/>
+                <w:color w:val="000000"/>
+                <w:sz w:val="21"/>
+                <w:szCs w:val="21"/>
+                <w:lang w:val="en-US"/>
+              </w:rPr>
+              <w:t xml:space="preserve"> { </w:t>
             </w:r>
           </w:p>
           <w:p>
@@ -8864,7 +10562,44 @@
                 <w:shd w:val="clear" w:color="auto" w:fill="F2F2F2" w:themeFill="background1" w:themeFillShade="F2"/>
                 <w:lang w:val="en-US"/>
               </w:rPr>
-              <w:t xml:space="preserve"> thePet; </w:t>
+              <w:t xml:space="preserve"> </w:t>
+            </w:r>
+            <w:proofErr w:type="spellStart"/>
+            <w:proofErr w:type="gramStart"/>
+            <w:r>
+              <w:rPr>
+                <w:rFonts w:ascii="Consolas" w:eastAsia="Times New Roman" w:hAnsi="Consolas" w:cs="Times New Roman"/>
+                <w:color w:val="000000"/>
+                <w:sz w:val="21"/>
+                <w:szCs w:val="21"/>
+                <w:shd w:val="clear" w:color="auto" w:fill="F2F2F2" w:themeFill="background1" w:themeFillShade="F2"/>
+                <w:lang w:val="en-US"/>
+              </w:rPr>
+              <w:t>thePet</w:t>
+            </w:r>
+            <w:proofErr w:type="spellEnd"/>
+            <w:r>
+              <w:rPr>
+                <w:rFonts w:ascii="Consolas" w:eastAsia="Times New Roman" w:hAnsi="Consolas" w:cs="Times New Roman"/>
+                <w:color w:val="000000"/>
+                <w:sz w:val="21"/>
+                <w:szCs w:val="21"/>
+                <w:shd w:val="clear" w:color="auto" w:fill="F2F2F2" w:themeFill="background1" w:themeFillShade="F2"/>
+                <w:lang w:val="en-US"/>
+              </w:rPr>
+              <w:t>;</w:t>
+            </w:r>
+            <w:proofErr w:type="gramEnd"/>
+            <w:r>
+              <w:rPr>
+                <w:rFonts w:ascii="Consolas" w:eastAsia="Times New Roman" w:hAnsi="Consolas" w:cs="Times New Roman"/>
+                <w:color w:val="000000"/>
+                <w:sz w:val="21"/>
+                <w:szCs w:val="21"/>
+                <w:shd w:val="clear" w:color="auto" w:fill="F2F2F2" w:themeFill="background1" w:themeFillShade="F2"/>
+                <w:lang w:val="en-US"/>
+              </w:rPr>
+              <w:t xml:space="preserve"> </w:t>
             </w:r>
           </w:p>
           <w:p>
@@ -8932,7 +10667,31 @@
                 <w:shd w:val="clear" w:color="auto" w:fill="F2F2F2" w:themeFill="background1" w:themeFillShade="F2"/>
                 <w:lang w:val="en-US"/>
               </w:rPr>
-              <w:t xml:space="preserve"> owner; </w:t>
+              <w:t xml:space="preserve"> </w:t>
+            </w:r>
+            <w:proofErr w:type="gramStart"/>
+            <w:r>
+              <w:rPr>
+                <w:rFonts w:ascii="Consolas" w:eastAsia="Times New Roman" w:hAnsi="Consolas" w:cs="Times New Roman"/>
+                <w:color w:val="000000"/>
+                <w:sz w:val="21"/>
+                <w:szCs w:val="21"/>
+                <w:shd w:val="clear" w:color="auto" w:fill="F2F2F2" w:themeFill="background1" w:themeFillShade="F2"/>
+                <w:lang w:val="en-US"/>
+              </w:rPr>
+              <w:t>owner;</w:t>
+            </w:r>
+            <w:proofErr w:type="gramEnd"/>
+            <w:r>
+              <w:rPr>
+                <w:rFonts w:ascii="Consolas" w:eastAsia="Times New Roman" w:hAnsi="Consolas" w:cs="Times New Roman"/>
+                <w:color w:val="000000"/>
+                <w:sz w:val="21"/>
+                <w:szCs w:val="21"/>
+                <w:shd w:val="clear" w:color="auto" w:fill="F2F2F2" w:themeFill="background1" w:themeFillShade="F2"/>
+                <w:lang w:val="en-US"/>
+              </w:rPr>
+              <w:t xml:space="preserve"> </w:t>
             </w:r>
           </w:p>
           <w:p>
@@ -8970,6 +10729,7 @@
               </w:rPr>
               <w:t xml:space="preserve">    </w:t>
             </w:r>
+            <w:proofErr w:type="gramStart"/>
             <w:r>
               <w:rPr>
                 <w:rFonts w:ascii="Consolas" w:eastAsia="Times New Roman" w:hAnsi="Consolas" w:cs="Times New Roman"/>
@@ -8980,16 +10740,41 @@
               </w:rPr>
               <w:t>public</w:t>
             </w:r>
-            <w:r>
-              <w:rPr>
-                <w:rFonts w:ascii="Consolas" w:eastAsia="Times New Roman" w:hAnsi="Consolas" w:cs="Times New Roman"/>
-                <w:color w:val="000000"/>
-                <w:sz w:val="21"/>
-                <w:szCs w:val="21"/>
-                <w:lang w:val="en-US"/>
-              </w:rPr>
-              <w:t xml:space="preserve"> PetOwner(</w:t>
-            </w:r>
+            <w:proofErr w:type="gramEnd"/>
+            <w:r>
+              <w:rPr>
+                <w:rFonts w:ascii="Consolas" w:eastAsia="Times New Roman" w:hAnsi="Consolas" w:cs="Times New Roman"/>
+                <w:color w:val="000000"/>
+                <w:sz w:val="21"/>
+                <w:szCs w:val="21"/>
+                <w:lang w:val="en-US"/>
+              </w:rPr>
+              <w:t xml:space="preserve"> </w:t>
+            </w:r>
+            <w:proofErr w:type="spellStart"/>
+            <w:proofErr w:type="gramStart"/>
+            <w:r>
+              <w:rPr>
+                <w:rFonts w:ascii="Consolas" w:eastAsia="Times New Roman" w:hAnsi="Consolas" w:cs="Times New Roman"/>
+                <w:color w:val="000000"/>
+                <w:sz w:val="21"/>
+                <w:szCs w:val="21"/>
+                <w:lang w:val="en-US"/>
+              </w:rPr>
+              <w:t>PetOwner</w:t>
+            </w:r>
+            <w:proofErr w:type="spellEnd"/>
+            <w:r>
+              <w:rPr>
+                <w:rFonts w:ascii="Consolas" w:eastAsia="Times New Roman" w:hAnsi="Consolas" w:cs="Times New Roman"/>
+                <w:color w:val="000000"/>
+                <w:sz w:val="21"/>
+                <w:szCs w:val="21"/>
+                <w:lang w:val="en-US"/>
+              </w:rPr>
+              <w:t>(</w:t>
+            </w:r>
+            <w:proofErr w:type="gramEnd"/>
             <w:r>
               <w:rPr>
                 <w:rFonts w:ascii="Consolas" w:eastAsia="Times New Roman" w:hAnsi="Consolas" w:cs="Times New Roman"/>
@@ -9028,7 +10813,29 @@
                 <w:szCs w:val="21"/>
                 <w:lang w:val="en-US"/>
               </w:rPr>
-              <w:t xml:space="preserve"> o) { </w:t>
+              <w:t xml:space="preserve"> </w:t>
+            </w:r>
+            <w:proofErr w:type="gramStart"/>
+            <w:r>
+              <w:rPr>
+                <w:rFonts w:ascii="Consolas" w:eastAsia="Times New Roman" w:hAnsi="Consolas" w:cs="Times New Roman"/>
+                <w:color w:val="000000"/>
+                <w:sz w:val="21"/>
+                <w:szCs w:val="21"/>
+                <w:lang w:val="en-US"/>
+              </w:rPr>
+              <w:t>o) {</w:t>
+            </w:r>
+            <w:proofErr w:type="gramEnd"/>
+            <w:r>
+              <w:rPr>
+                <w:rFonts w:ascii="Consolas" w:eastAsia="Times New Roman" w:hAnsi="Consolas" w:cs="Times New Roman"/>
+                <w:color w:val="000000"/>
+                <w:sz w:val="21"/>
+                <w:szCs w:val="21"/>
+                <w:lang w:val="en-US"/>
+              </w:rPr>
+              <w:t xml:space="preserve"> </w:t>
             </w:r>
           </w:p>
           <w:p>
@@ -9051,7 +10858,51 @@
                 <w:szCs w:val="21"/>
                 <w:lang w:val="en-US"/>
               </w:rPr>
-              <w:t xml:space="preserve">        thePet = p; </w:t>
+              <w:t xml:space="preserve">        </w:t>
+            </w:r>
+            <w:proofErr w:type="spellStart"/>
+            <w:r>
+              <w:rPr>
+                <w:rFonts w:ascii="Consolas" w:eastAsia="Times New Roman" w:hAnsi="Consolas" w:cs="Times New Roman"/>
+                <w:color w:val="000000"/>
+                <w:sz w:val="21"/>
+                <w:szCs w:val="21"/>
+                <w:lang w:val="en-US"/>
+              </w:rPr>
+              <w:t>thePet</w:t>
+            </w:r>
+            <w:proofErr w:type="spellEnd"/>
+            <w:r>
+              <w:rPr>
+                <w:rFonts w:ascii="Consolas" w:eastAsia="Times New Roman" w:hAnsi="Consolas" w:cs="Times New Roman"/>
+                <w:color w:val="000000"/>
+                <w:sz w:val="21"/>
+                <w:szCs w:val="21"/>
+                <w:lang w:val="en-US"/>
+              </w:rPr>
+              <w:t xml:space="preserve"> = </w:t>
+            </w:r>
+            <w:proofErr w:type="gramStart"/>
+            <w:r>
+              <w:rPr>
+                <w:rFonts w:ascii="Consolas" w:eastAsia="Times New Roman" w:hAnsi="Consolas" w:cs="Times New Roman"/>
+                <w:color w:val="000000"/>
+                <w:sz w:val="21"/>
+                <w:szCs w:val="21"/>
+                <w:lang w:val="en-US"/>
+              </w:rPr>
+              <w:t>p;</w:t>
+            </w:r>
+            <w:proofErr w:type="gramEnd"/>
+            <w:r>
+              <w:rPr>
+                <w:rFonts w:ascii="Consolas" w:eastAsia="Times New Roman" w:hAnsi="Consolas" w:cs="Times New Roman"/>
+                <w:color w:val="000000"/>
+                <w:sz w:val="21"/>
+                <w:szCs w:val="21"/>
+                <w:lang w:val="en-US"/>
+              </w:rPr>
+              <w:t xml:space="preserve"> </w:t>
             </w:r>
           </w:p>
           <w:p>
@@ -9074,7 +10925,29 @@
                 <w:szCs w:val="21"/>
                 <w:lang w:val="en-US"/>
               </w:rPr>
-              <w:t xml:space="preserve">        owner = o; </w:t>
+              <w:t xml:space="preserve">        owner = </w:t>
+            </w:r>
+            <w:proofErr w:type="gramStart"/>
+            <w:r>
+              <w:rPr>
+                <w:rFonts w:ascii="Consolas" w:eastAsia="Times New Roman" w:hAnsi="Consolas" w:cs="Times New Roman"/>
+                <w:color w:val="000000"/>
+                <w:sz w:val="21"/>
+                <w:szCs w:val="21"/>
+                <w:lang w:val="en-US"/>
+              </w:rPr>
+              <w:t>o;</w:t>
+            </w:r>
+            <w:proofErr w:type="gramEnd"/>
+            <w:r>
+              <w:rPr>
+                <w:rFonts w:ascii="Consolas" w:eastAsia="Times New Roman" w:hAnsi="Consolas" w:cs="Times New Roman"/>
+                <w:color w:val="000000"/>
+                <w:sz w:val="21"/>
+                <w:szCs w:val="21"/>
+                <w:lang w:val="en-US"/>
+              </w:rPr>
+              <w:t xml:space="preserve"> </w:t>
             </w:r>
           </w:p>
           <w:p>
@@ -9173,7 +11046,41 @@
                 <w:szCs w:val="21"/>
                 <w:lang w:val="en-US"/>
               </w:rPr>
-              <w:t xml:space="preserve"> printOwnerInfo() { </w:t>
+              <w:t xml:space="preserve"> </w:t>
+            </w:r>
+            <w:proofErr w:type="spellStart"/>
+            <w:proofErr w:type="gramStart"/>
+            <w:r>
+              <w:rPr>
+                <w:rFonts w:ascii="Consolas" w:eastAsia="Times New Roman" w:hAnsi="Consolas" w:cs="Times New Roman"/>
+                <w:color w:val="000000"/>
+                <w:sz w:val="21"/>
+                <w:szCs w:val="21"/>
+                <w:lang w:val="en-US"/>
+              </w:rPr>
+              <w:t>printOwnerInfo</w:t>
+            </w:r>
+            <w:proofErr w:type="spellEnd"/>
+            <w:r>
+              <w:rPr>
+                <w:rFonts w:ascii="Consolas" w:eastAsia="Times New Roman" w:hAnsi="Consolas" w:cs="Times New Roman"/>
+                <w:color w:val="000000"/>
+                <w:sz w:val="21"/>
+                <w:szCs w:val="21"/>
+                <w:lang w:val="en-US"/>
+              </w:rPr>
+              <w:t>(</w:t>
+            </w:r>
+            <w:proofErr w:type="gramEnd"/>
+            <w:r>
+              <w:rPr>
+                <w:rFonts w:ascii="Consolas" w:eastAsia="Times New Roman" w:hAnsi="Consolas" w:cs="Times New Roman"/>
+                <w:color w:val="000000"/>
+                <w:sz w:val="21"/>
+                <w:szCs w:val="21"/>
+                <w:lang w:val="en-US"/>
+              </w:rPr>
+              <w:t xml:space="preserve">) { </w:t>
             </w:r>
           </w:p>
           <w:p>
@@ -9229,17 +11136,7 @@
                 <w:szCs w:val="21"/>
                 <w:lang w:val="en-US"/>
               </w:rPr>
-              <w:t>/* To be implemented */</w:t>
-            </w:r>
-            <w:r>
-              <w:rPr>
-                <w:rFonts w:ascii="Consolas" w:eastAsia="Times New Roman" w:hAnsi="Consolas" w:cs="Times New Roman"/>
-                <w:color w:val="00B050"/>
-                <w:sz w:val="21"/>
-                <w:szCs w:val="21"/>
-                <w:lang w:val="en-US"/>
-              </w:rPr>
-              <w:t xml:space="preserve">    </w:t>
+              <w:t xml:space="preserve">/* To be implemented */    </w:t>
             </w:r>
           </w:p>
           <w:p>
@@ -9342,14 +11239,14 @@
         <w:spacing w:after="240" w:line="240" w:lineRule="auto"/>
         <w:rPr>
           <w:rFonts w:ascii="Calibri" w:eastAsia="Times New Roman" w:hAnsi="Calibri" w:cs="Calibri"/>
-          <w:color w:val="333333"/>
+          <w:color w:val="auto"/>
           <w:lang w:val="en-US"/>
         </w:rPr>
       </w:pPr>
       <w:r>
         <w:rPr>
           <w:rFonts w:ascii="Calibri" w:eastAsia="Times New Roman" w:hAnsi="Calibri" w:cs="Calibri"/>
-          <w:color w:val="333333"/>
+          <w:color w:val="auto"/>
           <w:lang w:val="en-US"/>
         </w:rPr>
         <w:t>Assume that </w:t>
@@ -9357,7 +11254,7 @@
       <w:r>
         <w:rPr>
           <w:rFonts w:ascii="Consolas" w:eastAsia="Times New Roman" w:hAnsi="Consolas" w:cs="Calibri"/>
-          <w:color w:val="333333"/>
+          <w:color w:val="auto"/>
           <w:lang w:val="en-US"/>
         </w:rPr>
         <w:t>pet1</w:t>
@@ -9365,7 +11262,7 @@
       <w:r>
         <w:rPr>
           <w:rFonts w:ascii="Calibri" w:eastAsia="Times New Roman" w:hAnsi="Calibri" w:cs="Calibri"/>
-          <w:color w:val="333333"/>
+          <w:color w:val="auto"/>
           <w:lang w:val="en-US"/>
         </w:rPr>
         <w:t> and </w:t>
@@ -9373,7 +11270,7 @@
       <w:r>
         <w:rPr>
           <w:rFonts w:ascii="Consolas" w:eastAsia="Times New Roman" w:hAnsi="Consolas" w:cs="Calibri"/>
-          <w:color w:val="333333"/>
+          <w:color w:val="auto"/>
           <w:lang w:val="en-US"/>
         </w:rPr>
         <w:t>pet2</w:t>
@@ -9381,7 +11278,7 @@
       <w:r>
         <w:rPr>
           <w:rFonts w:ascii="Calibri" w:eastAsia="Times New Roman" w:hAnsi="Calibri" w:cs="Calibri"/>
-          <w:color w:val="333333"/>
+          <w:color w:val="auto"/>
           <w:lang w:val="en-US"/>
         </w:rPr>
         <w:t xml:space="preserve"> were created as specified </w:t>
@@ -9389,31 +11286,25 @@
       <w:r>
         <w:rPr>
           <w:rFonts w:ascii="Calibri" w:eastAsia="Times New Roman" w:hAnsi="Calibri" w:cs="Calibri"/>
-          <w:color w:val="333333"/>
+          <w:color w:val="auto"/>
           <w:lang w:val="en-US"/>
         </w:rPr>
-        <w:t>above</w:t>
+        <w:t xml:space="preserve">above in the </w:t>
       </w:r>
-      <w:r>
-        <w:rPr>
-          <w:rFonts w:ascii="Calibri" w:eastAsia="Times New Roman" w:hAnsi="Calibri" w:cs="Calibri"/>
-          <w:color w:val="333333"/>
-          <w:lang w:val="en-US"/>
-        </w:rPr>
-        <w:t xml:space="preserve"> in the </w:t>
-      </w:r>
+      <w:proofErr w:type="spellStart"/>
       <w:r>
         <w:rPr>
           <w:rFonts w:ascii="Consolas" w:eastAsia="Times New Roman" w:hAnsi="Consolas" w:cs="Calibri"/>
-          <w:color w:val="333333"/>
+          <w:color w:val="auto"/>
           <w:lang w:val="en-US"/>
         </w:rPr>
         <w:t>PetMaker</w:t>
       </w:r>
+      <w:proofErr w:type="spellEnd"/>
       <w:r>
         <w:rPr>
           <w:rFonts w:ascii="Calibri" w:eastAsia="Times New Roman" w:hAnsi="Calibri" w:cs="Calibri"/>
-          <w:color w:val="333333"/>
+          <w:color w:val="auto"/>
           <w:lang w:val="en-US"/>
         </w:rPr>
         <w:t xml:space="preserve"> class</w:t>
@@ -9421,23 +11312,25 @@
       <w:r>
         <w:rPr>
           <w:rFonts w:ascii="Calibri" w:eastAsia="Times New Roman" w:hAnsi="Calibri" w:cs="Calibri"/>
-          <w:color w:val="333333"/>
+          <w:color w:val="auto"/>
           <w:lang w:val="en-US"/>
         </w:rPr>
         <w:t>. The following table demonstrates the intended behavior of the </w:t>
       </w:r>
+      <w:proofErr w:type="spellStart"/>
       <w:r>
         <w:rPr>
           <w:rFonts w:ascii="Consolas" w:eastAsia="Times New Roman" w:hAnsi="Consolas" w:cs="Calibri"/>
-          <w:color w:val="333333"/>
+          <w:color w:val="auto"/>
           <w:lang w:val="en-US"/>
         </w:rPr>
         <w:t>PetOwner</w:t>
       </w:r>
+      <w:proofErr w:type="spellEnd"/>
       <w:r>
         <w:rPr>
           <w:rFonts w:ascii="Calibri" w:eastAsia="Times New Roman" w:hAnsi="Calibri" w:cs="Calibri"/>
-          <w:color w:val="333333"/>
+          <w:color w:val="auto"/>
           <w:lang w:val="en-US"/>
         </w:rPr>
         <w:t> class using objects </w:t>
@@ -9445,7 +11338,7 @@
       <w:r>
         <w:rPr>
           <w:rFonts w:ascii="Consolas" w:eastAsia="Times New Roman" w:hAnsi="Consolas" w:cs="Calibri"/>
-          <w:color w:val="333333"/>
+          <w:color w:val="auto"/>
           <w:lang w:val="en-US"/>
         </w:rPr>
         <w:t>pet1</w:t>
@@ -9453,7 +11346,7 @@
       <w:r>
         <w:rPr>
           <w:rFonts w:ascii="Calibri" w:eastAsia="Times New Roman" w:hAnsi="Calibri" w:cs="Calibri"/>
-          <w:color w:val="333333"/>
+          <w:color w:val="auto"/>
           <w:lang w:val="en-US"/>
         </w:rPr>
         <w:t> and </w:t>
@@ -9461,7 +11354,7 @@
       <w:r>
         <w:rPr>
           <w:rFonts w:ascii="Consolas" w:eastAsia="Times New Roman" w:hAnsi="Consolas" w:cs="Calibri"/>
-          <w:color w:val="333333"/>
+          <w:color w:val="auto"/>
           <w:lang w:val="en-US"/>
         </w:rPr>
         <w:t>pet2</w:t>
@@ -9469,7 +11362,7 @@
       <w:r>
         <w:rPr>
           <w:rFonts w:ascii="Calibri" w:eastAsia="Times New Roman" w:hAnsi="Calibri" w:cs="Calibri"/>
-          <w:color w:val="333333"/>
+          <w:color w:val="auto"/>
           <w:lang w:val="en-US"/>
         </w:rPr>
         <w:t>.</w:t>
@@ -9589,14 +11482,62 @@
                 <w:lang w:val="en-US"/>
               </w:rPr>
             </w:pPr>
+            <w:proofErr w:type="spellStart"/>
             <w:r>
               <w:rPr>
                 <w:rFonts w:ascii="Consolas" w:eastAsia="Times New Roman" w:hAnsi="Consolas" w:cs="Courier New"/>
                 <w:color w:val="000000"/>
                 <w:lang w:val="en-US"/>
               </w:rPr>
-              <w:t>PetOwner owner1 = new PetOwner(pet1, "Jerry");</w:t>
-            </w:r>
+              <w:t>PetOwner</w:t>
+            </w:r>
+            <w:proofErr w:type="spellEnd"/>
+            <w:r>
+              <w:rPr>
+                <w:rFonts w:ascii="Consolas" w:eastAsia="Times New Roman" w:hAnsi="Consolas" w:cs="Courier New"/>
+                <w:color w:val="000000"/>
+                <w:lang w:val="en-US"/>
+              </w:rPr>
+              <w:t xml:space="preserve"> owner1 = new </w:t>
+            </w:r>
+            <w:proofErr w:type="spellStart"/>
+            <w:proofErr w:type="gramStart"/>
+            <w:r>
+              <w:rPr>
+                <w:rFonts w:ascii="Consolas" w:eastAsia="Times New Roman" w:hAnsi="Consolas" w:cs="Courier New"/>
+                <w:color w:val="000000"/>
+                <w:lang w:val="en-US"/>
+              </w:rPr>
+              <w:t>PetOwner</w:t>
+            </w:r>
+            <w:proofErr w:type="spellEnd"/>
+            <w:r>
+              <w:rPr>
+                <w:rFonts w:ascii="Consolas" w:eastAsia="Times New Roman" w:hAnsi="Consolas" w:cs="Courier New"/>
+                <w:color w:val="000000"/>
+                <w:lang w:val="en-US"/>
+              </w:rPr>
+              <w:t>(</w:t>
+            </w:r>
+            <w:proofErr w:type="gramEnd"/>
+            <w:r>
+              <w:rPr>
+                <w:rFonts w:ascii="Consolas" w:eastAsia="Times New Roman" w:hAnsi="Consolas" w:cs="Courier New"/>
+                <w:color w:val="000000"/>
+                <w:lang w:val="en-US"/>
+              </w:rPr>
+              <w:t>pet1, "Jerry"</w:t>
+            </w:r>
+            <w:proofErr w:type="gramStart"/>
+            <w:r>
+              <w:rPr>
+                <w:rFonts w:ascii="Consolas" w:eastAsia="Times New Roman" w:hAnsi="Consolas" w:cs="Courier New"/>
+                <w:color w:val="000000"/>
+                <w:lang w:val="en-US"/>
+              </w:rPr>
+              <w:t>);</w:t>
+            </w:r>
+            <w:proofErr w:type="gramEnd"/>
           </w:p>
           <w:p>
             <w:pPr>
@@ -9677,14 +11618,62 @@
                 <w:lang w:val="en-US"/>
               </w:rPr>
             </w:pPr>
+            <w:proofErr w:type="spellStart"/>
             <w:r>
               <w:rPr>
                 <w:rFonts w:ascii="Consolas" w:eastAsia="Times New Roman" w:hAnsi="Consolas" w:cs="Courier New"/>
                 <w:color w:val="000000"/>
                 <w:lang w:val="en-US"/>
               </w:rPr>
-              <w:t>PetOwner owner2 = new PetOwner(pet2, "Kris");</w:t>
-            </w:r>
+              <w:t>PetOwner</w:t>
+            </w:r>
+            <w:proofErr w:type="spellEnd"/>
+            <w:r>
+              <w:rPr>
+                <w:rFonts w:ascii="Consolas" w:eastAsia="Times New Roman" w:hAnsi="Consolas" w:cs="Courier New"/>
+                <w:color w:val="000000"/>
+                <w:lang w:val="en-US"/>
+              </w:rPr>
+              <w:t xml:space="preserve"> owner2 = new </w:t>
+            </w:r>
+            <w:proofErr w:type="spellStart"/>
+            <w:proofErr w:type="gramStart"/>
+            <w:r>
+              <w:rPr>
+                <w:rFonts w:ascii="Consolas" w:eastAsia="Times New Roman" w:hAnsi="Consolas" w:cs="Courier New"/>
+                <w:color w:val="000000"/>
+                <w:lang w:val="en-US"/>
+              </w:rPr>
+              <w:t>PetOwner</w:t>
+            </w:r>
+            <w:proofErr w:type="spellEnd"/>
+            <w:r>
+              <w:rPr>
+                <w:rFonts w:ascii="Consolas" w:eastAsia="Times New Roman" w:hAnsi="Consolas" w:cs="Courier New"/>
+                <w:color w:val="000000"/>
+                <w:lang w:val="en-US"/>
+              </w:rPr>
+              <w:t>(</w:t>
+            </w:r>
+            <w:proofErr w:type="gramEnd"/>
+            <w:r>
+              <w:rPr>
+                <w:rFonts w:ascii="Consolas" w:eastAsia="Times New Roman" w:hAnsi="Consolas" w:cs="Courier New"/>
+                <w:color w:val="000000"/>
+                <w:lang w:val="en-US"/>
+              </w:rPr>
+              <w:t>pet2, "Kris"</w:t>
+            </w:r>
+            <w:proofErr w:type="gramStart"/>
+            <w:r>
+              <w:rPr>
+                <w:rFonts w:ascii="Consolas" w:eastAsia="Times New Roman" w:hAnsi="Consolas" w:cs="Courier New"/>
+                <w:color w:val="000000"/>
+                <w:lang w:val="en-US"/>
+              </w:rPr>
+              <w:t>);</w:t>
+            </w:r>
+            <w:proofErr w:type="gramEnd"/>
           </w:p>
           <w:p>
             <w:pPr>
@@ -9734,7 +11723,25 @@
                 <w:color w:val="000000"/>
                 <w:lang w:val="en-US"/>
               </w:rPr>
-              <w:t>Arty is a dog of breed pug owned by Kris</w:t>
+              <w:t xml:space="preserve">Arty is a dog of breed </w:t>
+            </w:r>
+            <w:proofErr w:type="gramStart"/>
+            <w:r>
+              <w:rPr>
+                <w:rFonts w:ascii="Consolas" w:eastAsia="Times New Roman" w:hAnsi="Consolas" w:cs="Courier New"/>
+                <w:color w:val="000000"/>
+                <w:lang w:val="en-US"/>
+              </w:rPr>
+              <w:t>pug</w:t>
+            </w:r>
+            <w:proofErr w:type="gramEnd"/>
+            <w:r>
+              <w:rPr>
+                <w:rFonts w:ascii="Consolas" w:eastAsia="Times New Roman" w:hAnsi="Consolas" w:cs="Courier New"/>
+                <w:color w:val="000000"/>
+                <w:lang w:val="en-US"/>
+              </w:rPr>
+              <w:t xml:space="preserve"> owned by Kris</w:t>
             </w:r>
           </w:p>
         </w:tc>
@@ -9782,43 +11789,47 @@
             <w:r>
               <w:rPr>
                 <w:rFonts w:ascii="Calibri" w:eastAsia="Times New Roman" w:hAnsi="Calibri" w:cs="Calibri"/>
-                <w:color w:val="333333"/>
+                <w:color w:val="auto"/>
                 <w:sz w:val="21"/>
                 <w:szCs w:val="21"/>
                 <w:lang w:val="en-US"/>
               </w:rPr>
               <w:t>Complete the </w:t>
             </w:r>
+            <w:proofErr w:type="spellStart"/>
             <w:r>
               <w:rPr>
                 <w:rFonts w:ascii="Consolas" w:eastAsia="Times New Roman" w:hAnsi="Consolas" w:cs="Calibri"/>
-                <w:color w:val="333333"/>
+                <w:color w:val="auto"/>
                 <w:lang w:val="en-US"/>
               </w:rPr>
               <w:t>PetOwner</w:t>
             </w:r>
+            <w:proofErr w:type="spellEnd"/>
             <w:r>
               <w:rPr>
                 <w:rFonts w:ascii="Calibri" w:eastAsia="Times New Roman" w:hAnsi="Calibri" w:cs="Calibri"/>
-                <w:color w:val="333333"/>
+                <w:color w:val="auto"/>
                 <w:sz w:val="21"/>
                 <w:szCs w:val="21"/>
                 <w:lang w:val="en-US"/>
               </w:rPr>
               <w:t> method </w:t>
             </w:r>
+            <w:proofErr w:type="spellStart"/>
             <w:r>
               <w:rPr>
                 <w:rFonts w:ascii="Consolas" w:eastAsia="Times New Roman" w:hAnsi="Consolas" w:cs="Calibri"/>
-                <w:color w:val="333333"/>
+                <w:color w:val="auto"/>
                 <w:lang w:val="en-US"/>
               </w:rPr>
               <w:t>printOwnerInfo</w:t>
             </w:r>
+            <w:proofErr w:type="spellEnd"/>
             <w:r>
               <w:rPr>
                 <w:rFonts w:ascii="Calibri" w:eastAsia="Times New Roman" w:hAnsi="Calibri" w:cs="Calibri"/>
-                <w:color w:val="333333"/>
+                <w:color w:val="auto"/>
                 <w:sz w:val="21"/>
                 <w:szCs w:val="21"/>
                 <w:lang w:val="en-US"/>
@@ -9828,7 +11839,7 @@
             <w:r>
               <w:rPr>
                 <w:rFonts w:ascii="Consolas" w:eastAsia="Times New Roman" w:hAnsi="Consolas" w:cs="Calibri"/>
-                <w:color w:val="333333"/>
+                <w:color w:val="auto"/>
                 <w:lang w:val="en-US"/>
               </w:rPr>
               <w:t>Dog</w:t>
@@ -9836,22 +11847,12 @@
             <w:r>
               <w:rPr>
                 <w:rFonts w:ascii="Calibri" w:eastAsia="Times New Roman" w:hAnsi="Calibri" w:cs="Calibri"/>
-                <w:color w:val="333333"/>
-                <w:sz w:val="21"/>
-                <w:szCs w:val="21"/>
-                <w:lang w:val="en-US"/>
-              </w:rPr>
-              <w:t xml:space="preserve"> works as intended, regardless of what you wrote </w:t>
-            </w:r>
-            <w:r>
-              <w:rPr>
-                <w:rFonts w:ascii="Calibri" w:eastAsia="Times New Roman" w:hAnsi="Calibri" w:cs="Calibri"/>
-                <w:color w:val="333333"/>
-                <w:sz w:val="21"/>
-                <w:szCs w:val="21"/>
-                <w:lang w:val="en-US"/>
-              </w:rPr>
-              <w:t xml:space="preserve">previously. </w:t>
+                <w:color w:val="auto"/>
+                <w:sz w:val="21"/>
+                <w:szCs w:val="21"/>
+                <w:lang w:val="en-US"/>
+              </w:rPr>
+              <w:t xml:space="preserve"> works as intended, regardless of what you wrote previously. </w:t>
             </w:r>
           </w:p>
         </w:tc>
@@ -10005,94 +12006,9 @@
               </w:rPr>
             </w:pPr>
           </w:p>
-          <w:p>
-            <w:pPr>
-              <w:spacing w:line="240" w:lineRule="auto"/>
-              <w:rPr>
-                <w:rFonts w:ascii="Helvetica" w:eastAsia="Times New Roman" w:hAnsi="Helvetica" w:cs="Times New Roman"/>
-                <w:color w:val="333333"/>
-                <w:sz w:val="21"/>
-                <w:szCs w:val="21"/>
-                <w:lang w:val="en-US"/>
-              </w:rPr>
-            </w:pPr>
-          </w:p>
-          <w:p>
-            <w:pPr>
-              <w:spacing w:line="240" w:lineRule="auto"/>
-              <w:rPr>
-                <w:rFonts w:ascii="Helvetica" w:eastAsia="Times New Roman" w:hAnsi="Helvetica" w:cs="Times New Roman"/>
-                <w:color w:val="333333"/>
-                <w:sz w:val="21"/>
-                <w:szCs w:val="21"/>
-                <w:lang w:val="en-US"/>
-              </w:rPr>
-            </w:pPr>
-          </w:p>
-          <w:p>
-            <w:pPr>
-              <w:spacing w:line="240" w:lineRule="auto"/>
-              <w:rPr>
-                <w:rFonts w:ascii="Helvetica" w:eastAsia="Times New Roman" w:hAnsi="Helvetica" w:cs="Times New Roman"/>
-                <w:color w:val="333333"/>
-                <w:sz w:val="21"/>
-                <w:szCs w:val="21"/>
-                <w:lang w:val="en-US"/>
-              </w:rPr>
-            </w:pPr>
-          </w:p>
-          <w:p>
-            <w:pPr>
-              <w:spacing w:line="240" w:lineRule="auto"/>
-              <w:rPr>
-                <w:rFonts w:ascii="Helvetica" w:eastAsia="Times New Roman" w:hAnsi="Helvetica" w:cs="Times New Roman"/>
-                <w:color w:val="333333"/>
-                <w:sz w:val="21"/>
-                <w:szCs w:val="21"/>
-                <w:lang w:val="en-US"/>
-              </w:rPr>
-            </w:pPr>
-          </w:p>
-          <w:p>
-            <w:pPr>
-              <w:spacing w:line="240" w:lineRule="auto"/>
-              <w:rPr>
-                <w:rFonts w:ascii="Helvetica" w:eastAsia="Times New Roman" w:hAnsi="Helvetica" w:cs="Times New Roman"/>
-                <w:color w:val="333333"/>
-                <w:sz w:val="21"/>
-                <w:szCs w:val="21"/>
-                <w:lang w:val="en-US"/>
-              </w:rPr>
-            </w:pPr>
-          </w:p>
-          <w:p>
-            <w:pPr>
-              <w:spacing w:line="240" w:lineRule="auto"/>
-              <w:rPr>
-                <w:rFonts w:ascii="Helvetica" w:eastAsia="Times New Roman" w:hAnsi="Helvetica" w:cs="Times New Roman"/>
-                <w:color w:val="333333"/>
-                <w:sz w:val="21"/>
-                <w:szCs w:val="21"/>
-                <w:lang w:val="en-US"/>
-              </w:rPr>
-            </w:pPr>
-          </w:p>
         </w:tc>
       </w:tr>
     </w:tbl>
-    <w:p>
-      <w:pPr>
-        <w:shd w:val="clear" w:color="auto" w:fill="FFFFFF"/>
-        <w:spacing w:line="240" w:lineRule="auto"/>
-        <w:rPr>
-          <w:rFonts w:ascii="Helvetica" w:eastAsia="Times New Roman" w:hAnsi="Helvetica" w:cs="Times New Roman"/>
-          <w:color w:val="333333"/>
-          <w:sz w:val="21"/>
-          <w:szCs w:val="21"/>
-          <w:lang w:val="en-US"/>
-        </w:rPr>
-      </w:pPr>
-    </w:p>
     <w:p/>
     <w:p>
       <w:pPr>
@@ -10161,7 +12077,7 @@
 </file>
 
 <file path=word/endnotes.xml><?xml version="1.0" encoding="utf-8"?>
-<w:endnotes xmlns:wpc="http://schemas.microsoft.com/office/word/2010/wordprocessingCanvas" xmlns:cx="http://schemas.microsoft.com/office/drawing/2014/chartex" xmlns:cx1="http://schemas.microsoft.com/office/drawing/2015/9/8/chartex" xmlns:cx2="http://schemas.microsoft.com/office/drawing/2015/10/21/chartex" xmlns:cx3="http://schemas.microsoft.com/office/drawing/2016/5/9/chartex" xmlns:cx4="http://schemas.microsoft.com/office/drawing/2016/5/10/chartex" xmlns:cx5="http://schemas.microsoft.com/office/drawing/2016/5/11/chartex" xmlns:cx6="http://schemas.microsoft.com/office/drawing/2016/5/12/chartex" xmlns:cx7="http://schemas.microsoft.com/office/drawing/2016/5/13/chartex" xmlns:cx8="http://schemas.microsoft.com/office/drawing/2016/5/14/chartex" xmlns:mc="http://schemas.openxmlformats.org/markup-compatibility/2006" xmlns:aink="http://schemas.microsoft.com/office/drawing/2016/ink" xmlns:am3d="http://schemas.microsoft.com/office/drawing/2017/model3d" xmlns:o="urn:schemas-microsoft-com:office:office" xmlns:oel="http://schemas.microsoft.com/office/2019/extlst" xmlns:r="http://schemas.openxmlformats.org/officeDocument/2006/relationships" xmlns:m="http://schemas.openxmlformats.org/officeDocument/2006/math" xmlns:v="urn:schemas-microsoft-com:vml" xmlns:wp14="http://schemas.microsoft.com/office/word/2010/wordprocessingDrawing" xmlns:wp="http://schemas.openxmlformats.org/drawingml/2006/wordprocessingDrawing" xmlns:w10="urn:schemas-microsoft-com:office:word" xmlns:w="http://schemas.openxmlformats.org/wordprocessingml/2006/main" xmlns:w14="http://schemas.microsoft.com/office/word/2010/wordml" xmlns:w15="http://schemas.microsoft.com/office/word/2012/wordml" xmlns:w16cex="http://schemas.microsoft.com/office/word/2018/wordml/cex" xmlns:w16cid="http://schemas.microsoft.com/office/word/2016/wordml/cid" xmlns:w16="http://schemas.microsoft.com/office/word/2018/wordml" xmlns:w16sdtdh="http://schemas.microsoft.com/office/word/2020/wordml/sdtdatahash" xmlns:w16se="http://schemas.microsoft.com/office/word/2015/wordml/symex" xmlns:wpg="http://schemas.microsoft.com/office/word/2010/wordprocessingGroup" xmlns:wpi="http://schemas.microsoft.com/office/word/2010/wordprocessingInk" xmlns:wne="http://schemas.microsoft.com/office/word/2006/wordml" xmlns:wps="http://schemas.microsoft.com/office/word/2010/wordprocessingShape" mc:Ignorable="w14 w15 w16se w16cid w16 w16cex w16sdtdh wp14">
+<w:endnotes xmlns:wpc="http://schemas.microsoft.com/office/word/2010/wordprocessingCanvas" xmlns:cx="http://schemas.microsoft.com/office/drawing/2014/chartex" xmlns:cx1="http://schemas.microsoft.com/office/drawing/2015/9/8/chartex" xmlns:cx2="http://schemas.microsoft.com/office/drawing/2015/10/21/chartex" xmlns:cx3="http://schemas.microsoft.com/office/drawing/2016/5/9/chartex" xmlns:cx4="http://schemas.microsoft.com/office/drawing/2016/5/10/chartex" xmlns:cx5="http://schemas.microsoft.com/office/drawing/2016/5/11/chartex" xmlns:cx6="http://schemas.microsoft.com/office/drawing/2016/5/12/chartex" xmlns:cx7="http://schemas.microsoft.com/office/drawing/2016/5/13/chartex" xmlns:cx8="http://schemas.microsoft.com/office/drawing/2016/5/14/chartex" xmlns:mc="http://schemas.openxmlformats.org/markup-compatibility/2006" xmlns:aink="http://schemas.microsoft.com/office/drawing/2016/ink" xmlns:am3d="http://schemas.microsoft.com/office/drawing/2017/model3d" xmlns:o="urn:schemas-microsoft-com:office:office" xmlns:oel="http://schemas.microsoft.com/office/2019/extlst" xmlns:r="http://schemas.openxmlformats.org/officeDocument/2006/relationships" xmlns:m="http://schemas.openxmlformats.org/officeDocument/2006/math" xmlns:v="urn:schemas-microsoft-com:vml" xmlns:wp14="http://schemas.microsoft.com/office/word/2010/wordprocessingDrawing" xmlns:wp="http://schemas.openxmlformats.org/drawingml/2006/wordprocessingDrawing" xmlns:w10="urn:schemas-microsoft-com:office:word" xmlns:w="http://schemas.openxmlformats.org/wordprocessingml/2006/main" xmlns:w14="http://schemas.microsoft.com/office/word/2010/wordml" xmlns:w15="http://schemas.microsoft.com/office/word/2012/wordml" xmlns:w16cex="http://schemas.microsoft.com/office/word/2018/wordml/cex" xmlns:w16cid="http://schemas.microsoft.com/office/word/2016/wordml/cid" xmlns:w16="http://schemas.microsoft.com/office/word/2018/wordml" xmlns:w16du="http://schemas.microsoft.com/office/word/2023/wordml/word16du" xmlns:w16sdtdh="http://schemas.microsoft.com/office/word/2020/wordml/sdtdatahash" xmlns:w16sdtfl="http://schemas.microsoft.com/office/word/2024/wordml/sdtformatlock" xmlns:w16se="http://schemas.microsoft.com/office/word/2015/wordml/symex" xmlns:wpg="http://schemas.microsoft.com/office/word/2010/wordprocessingGroup" xmlns:wpi="http://schemas.microsoft.com/office/word/2010/wordprocessingInk" xmlns:wne="http://schemas.microsoft.com/office/word/2006/wordml" xmlns:wps="http://schemas.microsoft.com/office/word/2010/wordprocessingShape" mc:Ignorable="w14 w15 w16se w16cid w16 w16cex w16sdtdh w16sdtfl w16du wp14">
   <w:endnote w:type="separator" w:id="-1">
     <w:p>
       <w:pPr>
@@ -10186,7 +12102,7 @@
 </file>
 
 <file path=word/footnotes.xml><?xml version="1.0" encoding="utf-8"?>
-<w:footnotes xmlns:wpc="http://schemas.microsoft.com/office/word/2010/wordprocessingCanvas" xmlns:cx="http://schemas.microsoft.com/office/drawing/2014/chartex" xmlns:cx1="http://schemas.microsoft.com/office/drawing/2015/9/8/chartex" xmlns:cx2="http://schemas.microsoft.com/office/drawing/2015/10/21/chartex" xmlns:cx3="http://schemas.microsoft.com/office/drawing/2016/5/9/chartex" xmlns:cx4="http://schemas.microsoft.com/office/drawing/2016/5/10/chartex" xmlns:cx5="http://schemas.microsoft.com/office/drawing/2016/5/11/chartex" xmlns:cx6="http://schemas.microsoft.com/office/drawing/2016/5/12/chartex" xmlns:cx7="http://schemas.microsoft.com/office/drawing/2016/5/13/chartex" xmlns:cx8="http://schemas.microsoft.com/office/drawing/2016/5/14/chartex" xmlns:mc="http://schemas.openxmlformats.org/markup-compatibility/2006" xmlns:aink="http://schemas.microsoft.com/office/drawing/2016/ink" xmlns:am3d="http://schemas.microsoft.com/office/drawing/2017/model3d" xmlns:o="urn:schemas-microsoft-com:office:office" xmlns:oel="http://schemas.microsoft.com/office/2019/extlst" xmlns:r="http://schemas.openxmlformats.org/officeDocument/2006/relationships" xmlns:m="http://schemas.openxmlformats.org/officeDocument/2006/math" xmlns:v="urn:schemas-microsoft-com:vml" xmlns:wp14="http://schemas.microsoft.com/office/word/2010/wordprocessingDrawing" xmlns:wp="http://schemas.openxmlformats.org/drawingml/2006/wordprocessingDrawing" xmlns:w10="urn:schemas-microsoft-com:office:word" xmlns:w="http://schemas.openxmlformats.org/wordprocessingml/2006/main" xmlns:w14="http://schemas.microsoft.com/office/word/2010/wordml" xmlns:w15="http://schemas.microsoft.com/office/word/2012/wordml" xmlns:w16cex="http://schemas.microsoft.com/office/word/2018/wordml/cex" xmlns:w16cid="http://schemas.microsoft.com/office/word/2016/wordml/cid" xmlns:w16="http://schemas.microsoft.com/office/word/2018/wordml" xmlns:w16sdtdh="http://schemas.microsoft.com/office/word/2020/wordml/sdtdatahash" xmlns:w16se="http://schemas.microsoft.com/office/word/2015/wordml/symex" xmlns:wpg="http://schemas.microsoft.com/office/word/2010/wordprocessingGroup" xmlns:wpi="http://schemas.microsoft.com/office/word/2010/wordprocessingInk" xmlns:wne="http://schemas.microsoft.com/office/word/2006/wordml" xmlns:wps="http://schemas.microsoft.com/office/word/2010/wordprocessingShape" mc:Ignorable="w14 w15 w16se w16cid w16 w16cex w16sdtdh wp14">
+<w:footnotes xmlns:wpc="http://schemas.microsoft.com/office/word/2010/wordprocessingCanvas" xmlns:cx="http://schemas.microsoft.com/office/drawing/2014/chartex" xmlns:cx1="http://schemas.microsoft.com/office/drawing/2015/9/8/chartex" xmlns:cx2="http://schemas.microsoft.com/office/drawing/2015/10/21/chartex" xmlns:cx3="http://schemas.microsoft.com/office/drawing/2016/5/9/chartex" xmlns:cx4="http://schemas.microsoft.com/office/drawing/2016/5/10/chartex" xmlns:cx5="http://schemas.microsoft.com/office/drawing/2016/5/11/chartex" xmlns:cx6="http://schemas.microsoft.com/office/drawing/2016/5/12/chartex" xmlns:cx7="http://schemas.microsoft.com/office/drawing/2016/5/13/chartex" xmlns:cx8="http://schemas.microsoft.com/office/drawing/2016/5/14/chartex" xmlns:mc="http://schemas.openxmlformats.org/markup-compatibility/2006" xmlns:aink="http://schemas.microsoft.com/office/drawing/2016/ink" xmlns:am3d="http://schemas.microsoft.com/office/drawing/2017/model3d" xmlns:o="urn:schemas-microsoft-com:office:office" xmlns:oel="http://schemas.microsoft.com/office/2019/extlst" xmlns:r="http://schemas.openxmlformats.org/officeDocument/2006/relationships" xmlns:m="http://schemas.openxmlformats.org/officeDocument/2006/math" xmlns:v="urn:schemas-microsoft-com:vml" xmlns:wp14="http://schemas.microsoft.com/office/word/2010/wordprocessingDrawing" xmlns:wp="http://schemas.openxmlformats.org/drawingml/2006/wordprocessingDrawing" xmlns:w10="urn:schemas-microsoft-com:office:word" xmlns:w="http://schemas.openxmlformats.org/wordprocessingml/2006/main" xmlns:w14="http://schemas.microsoft.com/office/word/2010/wordml" xmlns:w15="http://schemas.microsoft.com/office/word/2012/wordml" xmlns:w16cex="http://schemas.microsoft.com/office/word/2018/wordml/cex" xmlns:w16cid="http://schemas.microsoft.com/office/word/2016/wordml/cid" xmlns:w16="http://schemas.microsoft.com/office/word/2018/wordml" xmlns:w16du="http://schemas.microsoft.com/office/word/2023/wordml/word16du" xmlns:w16sdtdh="http://schemas.microsoft.com/office/word/2020/wordml/sdtdatahash" xmlns:w16sdtfl="http://schemas.microsoft.com/office/word/2024/wordml/sdtformatlock" xmlns:w16se="http://schemas.microsoft.com/office/word/2015/wordml/symex" xmlns:wpg="http://schemas.microsoft.com/office/word/2010/wordprocessingGroup" xmlns:wpi="http://schemas.microsoft.com/office/word/2010/wordprocessingInk" xmlns:wne="http://schemas.microsoft.com/office/word/2006/wordml" xmlns:wps="http://schemas.microsoft.com/office/word/2010/wordprocessingShape" mc:Ignorable="w14 w15 w16se w16cid w16 w16cex w16sdtdh w16sdtfl w16du wp14">
   <w:footnote w:type="separator" w:id="-1">
     <w:p>
       <w:pPr>
@@ -10211,7 +12127,7 @@
 </file>
 
 <file path=word/header1.xml><?xml version="1.0" encoding="utf-8"?>
-<w:hdr xmlns:wpc="http://schemas.microsoft.com/office/word/2010/wordprocessingCanvas" xmlns:cx="http://schemas.microsoft.com/office/drawing/2014/chartex" xmlns:cx1="http://schemas.microsoft.com/office/drawing/2015/9/8/chartex" xmlns:cx2="http://schemas.microsoft.com/office/drawing/2015/10/21/chartex" xmlns:cx3="http://schemas.microsoft.com/office/drawing/2016/5/9/chartex" xmlns:cx4="http://schemas.microsoft.com/office/drawing/2016/5/10/chartex" xmlns:cx5="http://schemas.microsoft.com/office/drawing/2016/5/11/chartex" xmlns:cx6="http://schemas.microsoft.com/office/drawing/2016/5/12/chartex" xmlns:cx7="http://schemas.microsoft.com/office/drawing/2016/5/13/chartex" xmlns:cx8="http://schemas.microsoft.com/office/drawing/2016/5/14/chartex" xmlns:mc="http://schemas.openxmlformats.org/markup-compatibility/2006" xmlns:aink="http://schemas.microsoft.com/office/drawing/2016/ink" xmlns:am3d="http://schemas.microsoft.com/office/drawing/2017/model3d" xmlns:o="urn:schemas-microsoft-com:office:office" xmlns:oel="http://schemas.microsoft.com/office/2019/extlst" xmlns:r="http://schemas.openxmlformats.org/officeDocument/2006/relationships" xmlns:m="http://schemas.openxmlformats.org/officeDocument/2006/math" xmlns:v="urn:schemas-microsoft-com:vml" xmlns:wp14="http://schemas.microsoft.com/office/word/2010/wordprocessingDrawing" xmlns:wp="http://schemas.openxmlformats.org/drawingml/2006/wordprocessingDrawing" xmlns:w10="urn:schemas-microsoft-com:office:word" xmlns:w="http://schemas.openxmlformats.org/wordprocessingml/2006/main" xmlns:w14="http://schemas.microsoft.com/office/word/2010/wordml" xmlns:w15="http://schemas.microsoft.com/office/word/2012/wordml" xmlns:w16cex="http://schemas.microsoft.com/office/word/2018/wordml/cex" xmlns:w16cid="http://schemas.microsoft.com/office/word/2016/wordml/cid" xmlns:w16="http://schemas.microsoft.com/office/word/2018/wordml" xmlns:w16sdtdh="http://schemas.microsoft.com/office/word/2020/wordml/sdtdatahash" xmlns:w16se="http://schemas.microsoft.com/office/word/2015/wordml/symex" xmlns:wpg="http://schemas.microsoft.com/office/word/2010/wordprocessingGroup" xmlns:wpi="http://schemas.microsoft.com/office/word/2010/wordprocessingInk" xmlns:wne="http://schemas.microsoft.com/office/word/2006/wordml" xmlns:wps="http://schemas.microsoft.com/office/word/2010/wordprocessingShape" mc:Ignorable="w14 w15 w16se w16cid w16 w16cex w16sdtdh wp14">
+<w:hdr xmlns:wpc="http://schemas.microsoft.com/office/word/2010/wordprocessingCanvas" xmlns:cx="http://schemas.microsoft.com/office/drawing/2014/chartex" xmlns:cx1="http://schemas.microsoft.com/office/drawing/2015/9/8/chartex" xmlns:cx2="http://schemas.microsoft.com/office/drawing/2015/10/21/chartex" xmlns:cx3="http://schemas.microsoft.com/office/drawing/2016/5/9/chartex" xmlns:cx4="http://schemas.microsoft.com/office/drawing/2016/5/10/chartex" xmlns:cx5="http://schemas.microsoft.com/office/drawing/2016/5/11/chartex" xmlns:cx6="http://schemas.microsoft.com/office/drawing/2016/5/12/chartex" xmlns:cx7="http://schemas.microsoft.com/office/drawing/2016/5/13/chartex" xmlns:cx8="http://schemas.microsoft.com/office/drawing/2016/5/14/chartex" xmlns:mc="http://schemas.openxmlformats.org/markup-compatibility/2006" xmlns:aink="http://schemas.microsoft.com/office/drawing/2016/ink" xmlns:am3d="http://schemas.microsoft.com/office/drawing/2017/model3d" xmlns:o="urn:schemas-microsoft-com:office:office" xmlns:oel="http://schemas.microsoft.com/office/2019/extlst" xmlns:r="http://schemas.openxmlformats.org/officeDocument/2006/relationships" xmlns:m="http://schemas.openxmlformats.org/officeDocument/2006/math" xmlns:v="urn:schemas-microsoft-com:vml" xmlns:wp14="http://schemas.microsoft.com/office/word/2010/wordprocessingDrawing" xmlns:wp="http://schemas.openxmlformats.org/drawingml/2006/wordprocessingDrawing" xmlns:w10="urn:schemas-microsoft-com:office:word" xmlns:w="http://schemas.openxmlformats.org/wordprocessingml/2006/main" xmlns:w14="http://schemas.microsoft.com/office/word/2010/wordml" xmlns:w15="http://schemas.microsoft.com/office/word/2012/wordml" xmlns:w16cex="http://schemas.microsoft.com/office/word/2018/wordml/cex" xmlns:w16cid="http://schemas.microsoft.com/office/word/2016/wordml/cid" xmlns:w16="http://schemas.microsoft.com/office/word/2018/wordml" xmlns:w16du="http://schemas.microsoft.com/office/word/2023/wordml/word16du" xmlns:w16sdtdh="http://schemas.microsoft.com/office/word/2020/wordml/sdtdatahash" xmlns:w16sdtfl="http://schemas.microsoft.com/office/word/2024/wordml/sdtformatlock" xmlns:w16se="http://schemas.microsoft.com/office/word/2015/wordml/symex" xmlns:wpg="http://schemas.microsoft.com/office/word/2010/wordprocessingGroup" xmlns:wpi="http://schemas.microsoft.com/office/word/2010/wordprocessingInk" xmlns:wne="http://schemas.microsoft.com/office/word/2006/wordml" xmlns:wps="http://schemas.microsoft.com/office/word/2010/wordprocessingShape" mc:Ignorable="w14 w15 w16se w16cid w16 w16cex w16sdtdh w16sdtfl w16du wp14">
   <w:p>
     <w:pPr>
       <w:pStyle w:val="Header"/>
@@ -10239,7 +12155,7 @@
 </file>
 
 <file path=word/header2.xml><?xml version="1.0" encoding="utf-8"?>
-<w:hdr xmlns:wpc="http://schemas.microsoft.com/office/word/2010/wordprocessingCanvas" xmlns:cx="http://schemas.microsoft.com/office/drawing/2014/chartex" xmlns:cx1="http://schemas.microsoft.com/office/drawing/2015/9/8/chartex" xmlns:cx2="http://schemas.microsoft.com/office/drawing/2015/10/21/chartex" xmlns:cx3="http://schemas.microsoft.com/office/drawing/2016/5/9/chartex" xmlns:cx4="http://schemas.microsoft.com/office/drawing/2016/5/10/chartex" xmlns:cx5="http://schemas.microsoft.com/office/drawing/2016/5/11/chartex" xmlns:cx6="http://schemas.microsoft.com/office/drawing/2016/5/12/chartex" xmlns:cx7="http://schemas.microsoft.com/office/drawing/2016/5/13/chartex" xmlns:cx8="http://schemas.microsoft.com/office/drawing/2016/5/14/chartex" xmlns:mc="http://schemas.openxmlformats.org/markup-compatibility/2006" xmlns:aink="http://schemas.microsoft.com/office/drawing/2016/ink" xmlns:am3d="http://schemas.microsoft.com/office/drawing/2017/model3d" xmlns:o="urn:schemas-microsoft-com:office:office" xmlns:oel="http://schemas.microsoft.com/office/2019/extlst" xmlns:r="http://schemas.openxmlformats.org/officeDocument/2006/relationships" xmlns:m="http://schemas.openxmlformats.org/officeDocument/2006/math" xmlns:v="urn:schemas-microsoft-com:vml" xmlns:wp14="http://schemas.microsoft.com/office/word/2010/wordprocessingDrawing" xmlns:wp="http://schemas.openxmlformats.org/drawingml/2006/wordprocessingDrawing" xmlns:w10="urn:schemas-microsoft-com:office:word" xmlns:w="http://schemas.openxmlformats.org/wordprocessingml/2006/main" xmlns:w14="http://schemas.microsoft.com/office/word/2010/wordml" xmlns:w15="http://schemas.microsoft.com/office/word/2012/wordml" xmlns:w16cex="http://schemas.microsoft.com/office/word/2018/wordml/cex" xmlns:w16cid="http://schemas.microsoft.com/office/word/2016/wordml/cid" xmlns:w16="http://schemas.microsoft.com/office/word/2018/wordml" xmlns:w16sdtdh="http://schemas.microsoft.com/office/word/2020/wordml/sdtdatahash" xmlns:w16se="http://schemas.microsoft.com/office/word/2015/wordml/symex" xmlns:wpg="http://schemas.microsoft.com/office/word/2010/wordprocessingGroup" xmlns:wpi="http://schemas.microsoft.com/office/word/2010/wordprocessingInk" xmlns:wne="http://schemas.microsoft.com/office/word/2006/wordml" xmlns:wps="http://schemas.microsoft.com/office/word/2010/wordprocessingShape" mc:Ignorable="w14 w15 w16se w16cid w16 w16cex w16sdtdh wp14">
+<w:hdr xmlns:wpc="http://schemas.microsoft.com/office/word/2010/wordprocessingCanvas" xmlns:cx="http://schemas.microsoft.com/office/drawing/2014/chartex" xmlns:cx1="http://schemas.microsoft.com/office/drawing/2015/9/8/chartex" xmlns:cx2="http://schemas.microsoft.com/office/drawing/2015/10/21/chartex" xmlns:cx3="http://schemas.microsoft.com/office/drawing/2016/5/9/chartex" xmlns:cx4="http://schemas.microsoft.com/office/drawing/2016/5/10/chartex" xmlns:cx5="http://schemas.microsoft.com/office/drawing/2016/5/11/chartex" xmlns:cx6="http://schemas.microsoft.com/office/drawing/2016/5/12/chartex" xmlns:cx7="http://schemas.microsoft.com/office/drawing/2016/5/13/chartex" xmlns:cx8="http://schemas.microsoft.com/office/drawing/2016/5/14/chartex" xmlns:mc="http://schemas.openxmlformats.org/markup-compatibility/2006" xmlns:aink="http://schemas.microsoft.com/office/drawing/2016/ink" xmlns:am3d="http://schemas.microsoft.com/office/drawing/2017/model3d" xmlns:o="urn:schemas-microsoft-com:office:office" xmlns:oel="http://schemas.microsoft.com/office/2019/extlst" xmlns:r="http://schemas.openxmlformats.org/officeDocument/2006/relationships" xmlns:m="http://schemas.openxmlformats.org/officeDocument/2006/math" xmlns:v="urn:schemas-microsoft-com:vml" xmlns:wp14="http://schemas.microsoft.com/office/word/2010/wordprocessingDrawing" xmlns:wp="http://schemas.openxmlformats.org/drawingml/2006/wordprocessingDrawing" xmlns:w10="urn:schemas-microsoft-com:office:word" xmlns:w="http://schemas.openxmlformats.org/wordprocessingml/2006/main" xmlns:w14="http://schemas.microsoft.com/office/word/2010/wordml" xmlns:w15="http://schemas.microsoft.com/office/word/2012/wordml" xmlns:w16cex="http://schemas.microsoft.com/office/word/2018/wordml/cex" xmlns:w16cid="http://schemas.microsoft.com/office/word/2016/wordml/cid" xmlns:w16="http://schemas.microsoft.com/office/word/2018/wordml" xmlns:w16du="http://schemas.microsoft.com/office/word/2023/wordml/word16du" xmlns:w16sdtdh="http://schemas.microsoft.com/office/word/2020/wordml/sdtdatahash" xmlns:w16sdtfl="http://schemas.microsoft.com/office/word/2024/wordml/sdtformatlock" xmlns:w16se="http://schemas.microsoft.com/office/word/2015/wordml/symex" xmlns:wpg="http://schemas.microsoft.com/office/word/2010/wordprocessingGroup" xmlns:wpi="http://schemas.microsoft.com/office/word/2010/wordprocessingInk" xmlns:wne="http://schemas.microsoft.com/office/word/2006/wordml" xmlns:wps="http://schemas.microsoft.com/office/word/2010/wordprocessingShape" mc:Ignorable="w14 w15 w16se w16cid w16 w16cex w16sdtdh w16sdtfl w16du wp14">
   <w:p>
     <w:pPr>
       <w:pStyle w:val="Header"/>
@@ -10279,7 +12195,7 @@
 </file>
 
 <file path=word/numbering.xml><?xml version="1.0" encoding="utf-8"?>
-<w:numbering xmlns:wpc="http://schemas.microsoft.com/office/word/2010/wordprocessingCanvas" xmlns:cx="http://schemas.microsoft.com/office/drawing/2014/chartex" xmlns:cx1="http://schemas.microsoft.com/office/drawing/2015/9/8/chartex" xmlns:cx2="http://schemas.microsoft.com/office/drawing/2015/10/21/chartex" xmlns:cx3="http://schemas.microsoft.com/office/drawing/2016/5/9/chartex" xmlns:cx4="http://schemas.microsoft.com/office/drawing/2016/5/10/chartex" xmlns:cx5="http://schemas.microsoft.com/office/drawing/2016/5/11/chartex" xmlns:cx6="http://schemas.microsoft.com/office/drawing/2016/5/12/chartex" xmlns:cx7="http://schemas.microsoft.com/office/drawing/2016/5/13/chartex" xmlns:cx8="http://schemas.microsoft.com/office/drawing/2016/5/14/chartex" xmlns:mc="http://schemas.openxmlformats.org/markup-compatibility/2006" xmlns:aink="http://schemas.microsoft.com/office/drawing/2016/ink" xmlns:am3d="http://schemas.microsoft.com/office/drawing/2017/model3d" xmlns:o="urn:schemas-microsoft-com:office:office" xmlns:oel="http://schemas.microsoft.com/office/2019/extlst" xmlns:r="http://schemas.openxmlformats.org/officeDocument/2006/relationships" xmlns:m="http://schemas.openxmlformats.org/officeDocument/2006/math" xmlns:v="urn:schemas-microsoft-com:vml" xmlns:wp14="http://schemas.microsoft.com/office/word/2010/wordprocessingDrawing" xmlns:wp="http://schemas.openxmlformats.org/drawingml/2006/wordprocessingDrawing" xmlns:w10="urn:schemas-microsoft-com:office:word" xmlns:w="http://schemas.openxmlformats.org/wordprocessingml/2006/main" xmlns:w14="http://schemas.microsoft.com/office/word/2010/wordml" xmlns:w15="http://schemas.microsoft.com/office/word/2012/wordml" xmlns:w16cex="http://schemas.microsoft.com/office/word/2018/wordml/cex" xmlns:w16cid="http://schemas.microsoft.com/office/word/2016/wordml/cid" xmlns:w16="http://schemas.microsoft.com/office/word/2018/wordml" xmlns:w16sdtdh="http://schemas.microsoft.com/office/word/2020/wordml/sdtdatahash" xmlns:w16se="http://schemas.microsoft.com/office/word/2015/wordml/symex" xmlns:wpg="http://schemas.microsoft.com/office/word/2010/wordprocessingGroup" xmlns:wpi="http://schemas.microsoft.com/office/word/2010/wordprocessingInk" xmlns:wne="http://schemas.microsoft.com/office/word/2006/wordml" xmlns:wps="http://schemas.microsoft.com/office/word/2010/wordprocessingShape" mc:Ignorable="w14 w15 w16se w16cid w16 w16cex w16sdtdh wp14">
+<w:numbering xmlns:wpc="http://schemas.microsoft.com/office/word/2010/wordprocessingCanvas" xmlns:cx="http://schemas.microsoft.com/office/drawing/2014/chartex" xmlns:cx1="http://schemas.microsoft.com/office/drawing/2015/9/8/chartex" xmlns:cx2="http://schemas.microsoft.com/office/drawing/2015/10/21/chartex" xmlns:cx3="http://schemas.microsoft.com/office/drawing/2016/5/9/chartex" xmlns:cx4="http://schemas.microsoft.com/office/drawing/2016/5/10/chartex" xmlns:cx5="http://schemas.microsoft.com/office/drawing/2016/5/11/chartex" xmlns:cx6="http://schemas.microsoft.com/office/drawing/2016/5/12/chartex" xmlns:cx7="http://schemas.microsoft.com/office/drawing/2016/5/13/chartex" xmlns:cx8="http://schemas.microsoft.com/office/drawing/2016/5/14/chartex" xmlns:mc="http://schemas.openxmlformats.org/markup-compatibility/2006" xmlns:aink="http://schemas.microsoft.com/office/drawing/2016/ink" xmlns:am3d="http://schemas.microsoft.com/office/drawing/2017/model3d" xmlns:o="urn:schemas-microsoft-com:office:office" xmlns:oel="http://schemas.microsoft.com/office/2019/extlst" xmlns:r="http://schemas.openxmlformats.org/officeDocument/2006/relationships" xmlns:m="http://schemas.openxmlformats.org/officeDocument/2006/math" xmlns:v="urn:schemas-microsoft-com:vml" xmlns:wp14="http://schemas.microsoft.com/office/word/2010/wordprocessingDrawing" xmlns:wp="http://schemas.openxmlformats.org/drawingml/2006/wordprocessingDrawing" xmlns:w10="urn:schemas-microsoft-com:office:word" xmlns:w="http://schemas.openxmlformats.org/wordprocessingml/2006/main" xmlns:w14="http://schemas.microsoft.com/office/word/2010/wordml" xmlns:w15="http://schemas.microsoft.com/office/word/2012/wordml" xmlns:w16cex="http://schemas.microsoft.com/office/word/2018/wordml/cex" xmlns:w16cid="http://schemas.microsoft.com/office/word/2016/wordml/cid" xmlns:w16="http://schemas.microsoft.com/office/word/2018/wordml" xmlns:w16du="http://schemas.microsoft.com/office/word/2023/wordml/word16du" xmlns:w16sdtdh="http://schemas.microsoft.com/office/word/2020/wordml/sdtdatahash" xmlns:w16sdtfl="http://schemas.microsoft.com/office/word/2024/wordml/sdtformatlock" xmlns:w16se="http://schemas.microsoft.com/office/word/2015/wordml/symex" xmlns:wpg="http://schemas.microsoft.com/office/word/2010/wordprocessingGroup" xmlns:wpi="http://schemas.microsoft.com/office/word/2010/wordprocessingInk" xmlns:wne="http://schemas.microsoft.com/office/word/2006/wordml" xmlns:wps="http://schemas.microsoft.com/office/word/2010/wordprocessingShape" mc:Ignorable="w14 w15 w16se w16cid w16 w16cex w16sdtdh w16sdtfl w16du wp14">
   <w:abstractNum w:abstractNumId="0" w15:restartNumberingAfterBreak="0">
     <w:nsid w:val="00000001"/>
     <w:multiLevelType w:val="singleLevel"/>
@@ -12274,7 +14190,7 @@
 </file>
 
 <file path=word/styles.xml><?xml version="1.0" encoding="utf-8"?>
-<w:styles xmlns:mc="http://schemas.openxmlformats.org/markup-compatibility/2006" xmlns:r="http://schemas.openxmlformats.org/officeDocument/2006/relationships" xmlns:w="http://schemas.openxmlformats.org/wordprocessingml/2006/main" xmlns:w14="http://schemas.microsoft.com/office/word/2010/wordml" xmlns:w15="http://schemas.microsoft.com/office/word/2012/wordml" xmlns:w16cex="http://schemas.microsoft.com/office/word/2018/wordml/cex" xmlns:w16cid="http://schemas.microsoft.com/office/word/2016/wordml/cid" xmlns:w16="http://schemas.microsoft.com/office/word/2018/wordml" xmlns:w16sdtdh="http://schemas.microsoft.com/office/word/2020/wordml/sdtdatahash" xmlns:w16se="http://schemas.microsoft.com/office/word/2015/wordml/symex" mc:Ignorable="w14 w15 w16se w16cid w16 w16cex w16sdtdh">
+<w:styles xmlns:mc="http://schemas.openxmlformats.org/markup-compatibility/2006" xmlns:r="http://schemas.openxmlformats.org/officeDocument/2006/relationships" xmlns:w="http://schemas.openxmlformats.org/wordprocessingml/2006/main" xmlns:w14="http://schemas.microsoft.com/office/word/2010/wordml" xmlns:w15="http://schemas.microsoft.com/office/word/2012/wordml" xmlns:w16cex="http://schemas.microsoft.com/office/word/2018/wordml/cex" xmlns:w16cid="http://schemas.microsoft.com/office/word/2016/wordml/cid" xmlns:w16="http://schemas.microsoft.com/office/word/2018/wordml" xmlns:w16du="http://schemas.microsoft.com/office/word/2023/wordml/word16du" xmlns:w16sdtdh="http://schemas.microsoft.com/office/word/2020/wordml/sdtdatahash" xmlns:w16sdtfl="http://schemas.microsoft.com/office/word/2024/wordml/sdtformatlock" xmlns:w16se="http://schemas.microsoft.com/office/word/2015/wordml/symex" mc:Ignorable="w14 w15 w16se w16cid w16 w16cex w16sdtdh w16sdtfl w16du">
   <w:docDefaults>
     <w:rPrDefault>
       <w:rPr>
